--- a/Document/fuClaw vs. OpenClaw vs. Hermes Agent 全方位架構與優缺點對比總表.docx
+++ b/Document/fuClaw vs. OpenClaw vs. Hermes Agent 全方位架構與優缺點對比總表.docx
@@ -1,6 +1,6 @@
 
 <file path=word/document.xml><?xml version="1.0" encoding="utf-8"?>
-<w:document xmlns:wpc="http://schemas.microsoft.com/office/word/2010/wordprocessingCanvas" xmlns:cx="http://schemas.microsoft.com/office/drawing/2014/chartex" xmlns:cx1="http://schemas.microsoft.com/office/drawing/2015/9/8/chartex" xmlns:cx2="http://schemas.microsoft.com/office/drawing/2015/10/21/chartex" xmlns:cx3="http://schemas.microsoft.com/office/drawing/2016/5/9/chartex" xmlns:cx4="http://schemas.microsoft.com/office/drawing/2016/5/10/chartex" xmlns:cx5="http://schemas.microsoft.com/office/drawing/2016/5/11/chartex" xmlns:cx6="http://schemas.microsoft.com/office/drawing/2016/5/12/chartex" xmlns:cx7="http://schemas.microsoft.com/office/drawing/2016/5/13/chartex" xmlns:cx8="http://schemas.microsoft.com/office/drawing/2016/5/14/chartex" xmlns:mc="http://schemas.openxmlformats.org/markup-compatibility/2006" xmlns:aink="http://schemas.microsoft.com/office/drawing/2016/ink" xmlns:am3d="http://schemas.microsoft.com/office/drawing/2017/model3d" xmlns:o="urn:schemas-microsoft-com:office:office" xmlns:r="http://schemas.openxmlformats.org/officeDocument/2006/relationships" xmlns:m="http://schemas.openxmlformats.org/officeDocument/2006/math" xmlns:v="urn:schemas-microsoft-com:vml" xmlns:wp14="http://schemas.microsoft.com/office/word/2010/wordprocessingDrawing" xmlns:wp="http://schemas.openxmlformats.org/drawingml/2006/wordprocessingDrawing" xmlns:w10="urn:schemas-microsoft-com:office:word" xmlns:w="http://schemas.openxmlformats.org/wordprocessingml/2006/main" xmlns:w14="http://schemas.microsoft.com/office/word/2010/wordml" xmlns:w15="http://schemas.microsoft.com/office/word/2012/wordml" xmlns:w16cid="http://schemas.microsoft.com/office/word/2016/wordml/cid" xmlns:w16se="http://schemas.microsoft.com/office/word/2015/wordml/symex" xmlns:wpg="http://schemas.microsoft.com/office/word/2010/wordprocessingGroup" xmlns:wpi="http://schemas.microsoft.com/office/word/2010/wordprocessingInk" xmlns:wne="http://schemas.microsoft.com/office/word/2006/wordml" xmlns:wps="http://schemas.microsoft.com/office/word/2010/wordprocessingShape" mc:Ignorable="w14 w15 w16se w16cid wp14">
+<w:document xmlns:wpc="http://schemas.microsoft.com/office/word/2010/wordprocessingCanvas" xmlns:mc="http://schemas.openxmlformats.org/markup-compatibility/2006" xmlns:o="urn:schemas-microsoft-com:office:office" xmlns:r="http://schemas.openxmlformats.org/officeDocument/2006/relationships" xmlns:m="http://schemas.openxmlformats.org/officeDocument/2006/math" xmlns:v="urn:schemas-microsoft-com:vml" xmlns:wp14="http://schemas.microsoft.com/office/word/2010/wordprocessingDrawing" xmlns:wp="http://schemas.openxmlformats.org/drawingml/2006/wordprocessingDrawing" xmlns:w10="urn:schemas-microsoft-com:office:word" xmlns:w="http://schemas.openxmlformats.org/wordprocessingml/2006/main" xmlns:w14="http://schemas.microsoft.com/office/word/2010/wordml" xmlns:wpg="http://schemas.microsoft.com/office/word/2010/wordprocessingGroup" xmlns:wpi="http://schemas.microsoft.com/office/word/2010/wordprocessingInk" xmlns:wne="http://schemas.microsoft.com/office/word/2006/wordml" xmlns:wps="http://schemas.microsoft.com/office/word/2010/wordprocessingShape" mc:Ignorable="w14 wp14">
   <w:body>
     <w:p>
       <w:pPr>
@@ -1606,7 +1606,49 @@
                 <w:kern w:val="0"/>
                 <w:szCs w:val="24"/>
               </w:rPr>
-              <w:t>）、PWM、伺服馬達、DHT11 溫濕度感測器、本地端的攝影機鏡頭。透過大模型直接調度晶片硬體暫存器與電訊號。</w:t>
+              <w:t>）、PWM、</w:t>
+            </w:r>
+            <w:r>
+              <w:rPr>
+                <w:rFonts w:ascii="標楷體" w:eastAsia="標楷體" w:hAnsi="標楷體" w:cs="新細明體" w:hint="eastAsia"/>
+                <w:kern w:val="0"/>
+                <w:szCs w:val="24"/>
+              </w:rPr>
+              <w:t>可擴充</w:t>
+            </w:r>
+            <w:r>
+              <w:rPr>
+                <w:rFonts w:ascii="標楷體" w:eastAsia="標楷體" w:hAnsi="標楷體" w:cs="新細明體"/>
+                <w:kern w:val="0"/>
+                <w:szCs w:val="24"/>
+              </w:rPr>
+              <w:t>伺服馬達、DHT11 溫濕度感測器</w:t>
+            </w:r>
+            <w:r>
+              <w:rPr>
+                <w:rFonts w:ascii="標楷體" w:eastAsia="標楷體" w:hAnsi="標楷體" w:cs="新細明體" w:hint="eastAsia"/>
+                <w:kern w:val="0"/>
+                <w:szCs w:val="24"/>
+              </w:rPr>
+              <w:t>等</w:t>
+            </w:r>
+            <w:r>
+              <w:rPr>
+                <w:rFonts w:ascii="標楷體" w:eastAsia="標楷體" w:hAnsi="標楷體" w:cs="新細明體"/>
+                <w:kern w:val="0"/>
+                <w:szCs w:val="24"/>
+              </w:rPr>
+              <w:t>、本地端</w:t>
+            </w:r>
+            <w:bookmarkStart w:id="0" w:name="_GoBack"/>
+            <w:bookmarkEnd w:id="0"/>
+            <w:r>
+              <w:rPr>
+                <w:rFonts w:ascii="標楷體" w:eastAsia="標楷體" w:hAnsi="標楷體" w:cs="新細明體"/>
+                <w:kern w:val="0"/>
+                <w:szCs w:val="24"/>
+              </w:rPr>
+              <w:t>的攝影機鏡頭。透過大模型直接調度晶片硬體暫存器與電訊號。</w:t>
             </w:r>
           </w:p>
         </w:tc>
@@ -2066,7 +2108,6 @@
                 <w:kern w:val="0"/>
                 <w:szCs w:val="24"/>
               </w:rPr>
-              <w:lastRenderedPageBreak/>
               <w:t>併發與排程管理</w:t>
             </w:r>
           </w:p>
@@ -2207,7 +2248,16 @@
                 <w:kern w:val="0"/>
                 <w:szCs w:val="24"/>
               </w:rPr>
-              <w:t xml:space="preserve"> 序列化設計，防止多平台訊息同時湧入引起的競爭條件（Race Condition）。</w:t>
+              <w:t xml:space="preserve"> 序列化設計，防止多平台訊息同時湧入</w:t>
+            </w:r>
+            <w:r>
+              <w:rPr>
+                <w:rFonts w:ascii="標楷體" w:eastAsia="標楷體" w:hAnsi="標楷體" w:cs="新細明體"/>
+                <w:kern w:val="0"/>
+                <w:szCs w:val="24"/>
+              </w:rPr>
+              <w:lastRenderedPageBreak/>
+              <w:t>引起的競爭條件（Race Condition）。</w:t>
             </w:r>
           </w:p>
         </w:tc>
@@ -2234,6 +2284,7 @@
                 <w:kern w:val="0"/>
                 <w:szCs w:val="24"/>
               </w:rPr>
+              <w:lastRenderedPageBreak/>
               <w:t>Orchestrator 衍生子代理：</w:t>
             </w:r>
           </w:p>
@@ -2271,7 +2322,16 @@
                 <w:kern w:val="0"/>
                 <w:szCs w:val="24"/>
               </w:rPr>
-              <w:t>行工作（分流細節），內建 3 分鐘主動回報機制防止長任務卡死。</w:t>
+              <w:t>行工作（分流細</w:t>
+            </w:r>
+            <w:r>
+              <w:rPr>
+                <w:rFonts w:ascii="標楷體" w:eastAsia="標楷體" w:hAnsi="標楷體" w:cs="新細明體"/>
+                <w:kern w:val="0"/>
+                <w:szCs w:val="24"/>
+              </w:rPr>
+              <w:lastRenderedPageBreak/>
+              <w:t>節），內建 3 分鐘主動回報機制防止長任務卡死。</w:t>
             </w:r>
           </w:p>
         </w:tc>
@@ -2299,6 +2359,7 @@
                 <w:kern w:val="0"/>
                 <w:szCs w:val="24"/>
               </w:rPr>
+              <w:lastRenderedPageBreak/>
               <w:t>記憶與上下文管理</w:t>
             </w:r>
           </w:p>
@@ -3633,16 +3694,7 @@
                 <w:kern w:val="0"/>
                 <w:szCs w:val="24"/>
               </w:rPr>
-              <w:t>，</w:t>
-            </w:r>
-            <w:r>
-              <w:rPr>
-                <w:rFonts w:ascii="標楷體" w:eastAsia="標楷體" w:hAnsi="標楷體" w:cs="新細明體"/>
-                <w:kern w:val="0"/>
-                <w:szCs w:val="24"/>
-              </w:rPr>
-              <w:lastRenderedPageBreak/>
-              <w:t>改 Markdown 即可變更行為，打破反覆燒錄韌體限制。</w:t>
+              <w:t>，改 Markdown 即可變更行為，打破反覆燒錄韌體限制。</w:t>
             </w:r>
           </w:p>
         </w:tc>
@@ -3667,7 +3719,6 @@
                 <w:kern w:val="0"/>
                 <w:szCs w:val="24"/>
               </w:rPr>
-              <w:lastRenderedPageBreak/>
               <w:t xml:space="preserve">1. </w:t>
             </w:r>
             <w:proofErr w:type="gramStart"/>
@@ -3791,7 +3842,6 @@
                 <w:kern w:val="0"/>
                 <w:szCs w:val="24"/>
               </w:rPr>
-              <w:lastRenderedPageBreak/>
               <w:t xml:space="preserve">4. </w:t>
             </w:r>
             <w:r>
@@ -3871,7 +3921,6 @@
                 <w:kern w:val="0"/>
                 <w:szCs w:val="24"/>
               </w:rPr>
-              <w:lastRenderedPageBreak/>
               <w:t xml:space="preserve">1. </w:t>
             </w:r>
             <w:r>
@@ -4077,7 +4126,6 @@
                 <w:kern w:val="0"/>
                 <w:szCs w:val="24"/>
               </w:rPr>
-              <w:lastRenderedPageBreak/>
               <w:t xml:space="preserve">4. </w:t>
             </w:r>
             <w:r>
@@ -4146,7 +4194,6 @@
                 <w:kern w:val="0"/>
                 <w:szCs w:val="24"/>
               </w:rPr>
-              <w:lastRenderedPageBreak/>
               <w:t>缺點與挑戰 (Disadvantages)</w:t>
             </w:r>
           </w:p>
@@ -4227,7 +4274,16 @@
                 <w:kern w:val="0"/>
                 <w:szCs w:val="24"/>
               </w:rPr>
-              <w:t xml:space="preserve"> 受限於單次網路傳輸 Buffer 與動態記憶體，無法滾動超長對話，歷史太長需依賴人工清理 </w:t>
+              <w:t xml:space="preserve"> 受限於單</w:t>
+            </w:r>
+            <w:r>
+              <w:rPr>
+                <w:rFonts w:ascii="標楷體" w:eastAsia="標楷體" w:hAnsi="標楷體" w:cs="新細明體"/>
+                <w:kern w:val="0"/>
+                <w:szCs w:val="24"/>
+              </w:rPr>
+              <w:lastRenderedPageBreak/>
+              <w:t xml:space="preserve">次網路傳輸 Buffer 與動態記憶體，無法滾動超長對話，歷史太長需依賴人工清理 </w:t>
             </w:r>
             <w:r>
               <w:rPr>
@@ -4378,6 +4434,7 @@
                 <w:kern w:val="0"/>
                 <w:szCs w:val="24"/>
               </w:rPr>
+              <w:lastRenderedPageBreak/>
               <w:t xml:space="preserve">1. </w:t>
             </w:r>
             <w:r>
@@ -4451,7 +4508,16 @@
                 <w:kern w:val="0"/>
                 <w:szCs w:val="24"/>
               </w:rPr>
-              <w:t xml:space="preserve"> 控制物理世界（如開燈）需額外透過網路或序列埠（Serial）連接 Arduino 等設備，多一層轉換，增加延遲與複雜度。</w:t>
+              <w:t xml:space="preserve"> 控制物理世界（如開燈）需額外透過網</w:t>
+            </w:r>
+            <w:r>
+              <w:rPr>
+                <w:rFonts w:ascii="標楷體" w:eastAsia="標楷體" w:hAnsi="標楷體" w:cs="新細明體"/>
+                <w:kern w:val="0"/>
+                <w:szCs w:val="24"/>
+              </w:rPr>
+              <w:lastRenderedPageBreak/>
+              <w:t>路或序列埠（Serial）連接 Arduino 等設備，多一層轉換，增加延遲與複雜度。</w:t>
             </w:r>
           </w:p>
           <w:p>
@@ -4590,6 +4656,7 @@
                 <w:kern w:val="0"/>
                 <w:szCs w:val="24"/>
               </w:rPr>
+              <w:lastRenderedPageBreak/>
               <w:t xml:space="preserve">1. </w:t>
             </w:r>
             <w:proofErr w:type="gramStart"/>
@@ -4638,7 +4705,16 @@
                 <w:kern w:val="0"/>
                 <w:szCs w:val="24"/>
               </w:rPr>
-              <w:t xml:space="preserve"> 的數倍，API 費用或本地 GPU 負載極高。</w:t>
+              <w:t xml:space="preserve"> 的數倍，API 費用或本地 GPU 負載極</w:t>
+            </w:r>
+            <w:r>
+              <w:rPr>
+                <w:rFonts w:ascii="標楷體" w:eastAsia="標楷體" w:hAnsi="標楷體" w:cs="新細明體"/>
+                <w:kern w:val="0"/>
+                <w:szCs w:val="24"/>
+              </w:rPr>
+              <w:lastRenderedPageBreak/>
+              <w:t>高。</w:t>
             </w:r>
           </w:p>
           <w:p>
@@ -4813,6 +4889,7 @@
                 <w:kern w:val="0"/>
                 <w:szCs w:val="24"/>
               </w:rPr>
+              <w:lastRenderedPageBreak/>
               <w:t>典型適用場景</w:t>
             </w:r>
           </w:p>
@@ -4875,17 +4952,7 @@
                 <w:kern w:val="0"/>
                 <w:szCs w:val="24"/>
               </w:rPr>
-              <w:t>* 自主邊緣 AI 監視器</w:t>
-            </w:r>
-            <w:bookmarkStart w:id="0" w:name="_GoBack"/>
-            <w:bookmarkEnd w:id="0"/>
-            <w:r>
-              <w:rPr>
-                <w:rFonts w:ascii="標楷體" w:eastAsia="標楷體" w:hAnsi="標楷體" w:cs="新細明體"/>
-                <w:kern w:val="0"/>
-                <w:szCs w:val="24"/>
-              </w:rPr>
-              <w:t>。</w:t>
+              <w:t>* 自主邊緣 AI 監視器。</w:t>
             </w:r>
           </w:p>
           <w:p>
@@ -5180,7 +5247,7 @@
           <w:kern w:val="0"/>
           <w:szCs w:val="24"/>
         </w:rPr>
-        <w:t>與物聯</w:t>
+        <w:t>與物聯網</w:t>
       </w:r>
       <w:proofErr w:type="gramEnd"/>
       <w:r>
@@ -5191,7 +5258,7 @@
           <w:kern w:val="0"/>
           <w:szCs w:val="24"/>
         </w:rPr>
-        <w:t>網安全美學」</w:t>
+        <w:t>安全美學」</w:t>
       </w:r>
       <w:r>
         <w:rPr>
@@ -5672,6 +5739,7 @@
           <w:kern w:val="0"/>
           <w:szCs w:val="24"/>
         </w:rPr>
+        <w:lastRenderedPageBreak/>
         <w:t>+---------------------------+----------------------------+</w:t>
       </w:r>
     </w:p>
@@ -5870,25 +5938,7 @@
           <w:kern w:val="0"/>
           <w:szCs w:val="24"/>
         </w:rPr>
-        <w:t>|   - 負責對接多通訊軟體 (Slack/WhatsApp.</w:t>
-      </w:r>
-      <w:proofErr w:type="gramStart"/>
-      <w:r>
-        <w:rPr>
-          <w:rFonts w:ascii="標楷體" w:eastAsia="標楷體" w:hAnsi="標楷體" w:cs="細明體"/>
-          <w:kern w:val="0"/>
-          <w:szCs w:val="24"/>
-        </w:rPr>
-        <w:t>..</w:t>
-      </w:r>
-      <w:proofErr w:type="gramEnd"/>
-      <w:r>
-        <w:rPr>
-          <w:rFonts w:ascii="標楷體" w:eastAsia="標楷體" w:hAnsi="標楷體" w:cs="細明體"/>
-          <w:kern w:val="0"/>
-          <w:szCs w:val="24"/>
-        </w:rPr>
-        <w:t>)、訊息分流   |</w:t>
+        <w:t>|   - 負責對接多通訊軟體 (Slack/WhatsApp...)、訊息分流   |</w:t>
       </w:r>
     </w:p>
     <w:p>
@@ -6149,7 +6199,7 @@
           <w:kern w:val="0"/>
           <w:szCs w:val="24"/>
         </w:rPr>
-        <w:t>微秒</w:t>
+        <w:t>微秒級</w:t>
       </w:r>
       <w:proofErr w:type="gramEnd"/>
       <w:r>
@@ -6158,7 +6208,7 @@
           <w:kern w:val="0"/>
           <w:szCs w:val="24"/>
         </w:rPr>
-        <w:t>級 GPIO 控制、影像監控   |</w:t>
+        <w:t xml:space="preserve"> GPIO 控制、影像監控   |</w:t>
       </w:r>
     </w:p>
     <w:p>
@@ -6354,7 +6404,7 @@
 </file>
 
 <file path=word/endnotes.xml><?xml version="1.0" encoding="utf-8"?>
-<w:endnotes xmlns:wpc="http://schemas.microsoft.com/office/word/2010/wordprocessingCanvas" xmlns:cx="http://schemas.microsoft.com/office/drawing/2014/chartex" xmlns:cx1="http://schemas.microsoft.com/office/drawing/2015/9/8/chartex" xmlns:cx2="http://schemas.microsoft.com/office/drawing/2015/10/21/chartex" xmlns:cx3="http://schemas.microsoft.com/office/drawing/2016/5/9/chartex" xmlns:cx4="http://schemas.microsoft.com/office/drawing/2016/5/10/chartex" xmlns:cx5="http://schemas.microsoft.com/office/drawing/2016/5/11/chartex" xmlns:cx6="http://schemas.microsoft.com/office/drawing/2016/5/12/chartex" xmlns:cx7="http://schemas.microsoft.com/office/drawing/2016/5/13/chartex" xmlns:cx8="http://schemas.microsoft.com/office/drawing/2016/5/14/chartex" xmlns:mc="http://schemas.openxmlformats.org/markup-compatibility/2006" xmlns:aink="http://schemas.microsoft.com/office/drawing/2016/ink" xmlns:am3d="http://schemas.microsoft.com/office/drawing/2017/model3d" xmlns:o="urn:schemas-microsoft-com:office:office" xmlns:r="http://schemas.openxmlformats.org/officeDocument/2006/relationships" xmlns:m="http://schemas.openxmlformats.org/officeDocument/2006/math" xmlns:v="urn:schemas-microsoft-com:vml" xmlns:wp14="http://schemas.microsoft.com/office/word/2010/wordprocessingDrawing" xmlns:wp="http://schemas.openxmlformats.org/drawingml/2006/wordprocessingDrawing" xmlns:w10="urn:schemas-microsoft-com:office:word" xmlns:w="http://schemas.openxmlformats.org/wordprocessingml/2006/main" xmlns:w14="http://schemas.microsoft.com/office/word/2010/wordml" xmlns:w15="http://schemas.microsoft.com/office/word/2012/wordml" xmlns:w16cid="http://schemas.microsoft.com/office/word/2016/wordml/cid" xmlns:w16se="http://schemas.microsoft.com/office/word/2015/wordml/symex" xmlns:wpg="http://schemas.microsoft.com/office/word/2010/wordprocessingGroup" xmlns:wpi="http://schemas.microsoft.com/office/word/2010/wordprocessingInk" xmlns:wne="http://schemas.microsoft.com/office/word/2006/wordml" xmlns:wps="http://schemas.microsoft.com/office/word/2010/wordprocessingShape" mc:Ignorable="w14 w15 w16se w16cid wp14">
+<w:endnotes xmlns:wpc="http://schemas.microsoft.com/office/word/2010/wordprocessingCanvas" xmlns:mc="http://schemas.openxmlformats.org/markup-compatibility/2006" xmlns:o="urn:schemas-microsoft-com:office:office" xmlns:r="http://schemas.openxmlformats.org/officeDocument/2006/relationships" xmlns:m="http://schemas.openxmlformats.org/officeDocument/2006/math" xmlns:v="urn:schemas-microsoft-com:vml" xmlns:wp14="http://schemas.microsoft.com/office/word/2010/wordprocessingDrawing" xmlns:wp="http://schemas.openxmlformats.org/drawingml/2006/wordprocessingDrawing" xmlns:w10="urn:schemas-microsoft-com:office:word" xmlns:w="http://schemas.openxmlformats.org/wordprocessingml/2006/main" xmlns:w14="http://schemas.microsoft.com/office/word/2010/wordml" xmlns:wpg="http://schemas.microsoft.com/office/word/2010/wordprocessingGroup" xmlns:wpi="http://schemas.microsoft.com/office/word/2010/wordprocessingInk" xmlns:wne="http://schemas.microsoft.com/office/word/2006/wordml" xmlns:wps="http://schemas.microsoft.com/office/word/2010/wordprocessingShape" mc:Ignorable="w14 wp14">
   <w:endnote w:type="separator" w:id="-1">
     <w:p>
       <w:r>
@@ -6373,7 +6423,7 @@
 </file>
 
 <file path=word/footnotes.xml><?xml version="1.0" encoding="utf-8"?>
-<w:footnotes xmlns:wpc="http://schemas.microsoft.com/office/word/2010/wordprocessingCanvas" xmlns:cx="http://schemas.microsoft.com/office/drawing/2014/chartex" xmlns:cx1="http://schemas.microsoft.com/office/drawing/2015/9/8/chartex" xmlns:cx2="http://schemas.microsoft.com/office/drawing/2015/10/21/chartex" xmlns:cx3="http://schemas.microsoft.com/office/drawing/2016/5/9/chartex" xmlns:cx4="http://schemas.microsoft.com/office/drawing/2016/5/10/chartex" xmlns:cx5="http://schemas.microsoft.com/office/drawing/2016/5/11/chartex" xmlns:cx6="http://schemas.microsoft.com/office/drawing/2016/5/12/chartex" xmlns:cx7="http://schemas.microsoft.com/office/drawing/2016/5/13/chartex" xmlns:cx8="http://schemas.microsoft.com/office/drawing/2016/5/14/chartex" xmlns:mc="http://schemas.openxmlformats.org/markup-compatibility/2006" xmlns:aink="http://schemas.microsoft.com/office/drawing/2016/ink" xmlns:am3d="http://schemas.microsoft.com/office/drawing/2017/model3d" xmlns:o="urn:schemas-microsoft-com:office:office" xmlns:r="http://schemas.openxmlformats.org/officeDocument/2006/relationships" xmlns:m="http://schemas.openxmlformats.org/officeDocument/2006/math" xmlns:v="urn:schemas-microsoft-com:vml" xmlns:wp14="http://schemas.microsoft.com/office/word/2010/wordprocessingDrawing" xmlns:wp="http://schemas.openxmlformats.org/drawingml/2006/wordprocessingDrawing" xmlns:w10="urn:schemas-microsoft-com:office:word" xmlns:w="http://schemas.openxmlformats.org/wordprocessingml/2006/main" xmlns:w14="http://schemas.microsoft.com/office/word/2010/wordml" xmlns:w15="http://schemas.microsoft.com/office/word/2012/wordml" xmlns:w16cid="http://schemas.microsoft.com/office/word/2016/wordml/cid" xmlns:w16se="http://schemas.microsoft.com/office/word/2015/wordml/symex" xmlns:wpg="http://schemas.microsoft.com/office/word/2010/wordprocessingGroup" xmlns:wpi="http://schemas.microsoft.com/office/word/2010/wordprocessingInk" xmlns:wne="http://schemas.microsoft.com/office/word/2006/wordml" xmlns:wps="http://schemas.microsoft.com/office/word/2010/wordprocessingShape" mc:Ignorable="w14 w15 w16se w16cid wp14">
+<w:footnotes xmlns:wpc="http://schemas.microsoft.com/office/word/2010/wordprocessingCanvas" xmlns:mc="http://schemas.openxmlformats.org/markup-compatibility/2006" xmlns:o="urn:schemas-microsoft-com:office:office" xmlns:r="http://schemas.openxmlformats.org/officeDocument/2006/relationships" xmlns:m="http://schemas.openxmlformats.org/officeDocument/2006/math" xmlns:v="urn:schemas-microsoft-com:vml" xmlns:wp14="http://schemas.microsoft.com/office/word/2010/wordprocessingDrawing" xmlns:wp="http://schemas.openxmlformats.org/drawingml/2006/wordprocessingDrawing" xmlns:w10="urn:schemas-microsoft-com:office:word" xmlns:w="http://schemas.openxmlformats.org/wordprocessingml/2006/main" xmlns:w14="http://schemas.microsoft.com/office/word/2010/wordml" xmlns:wpg="http://schemas.microsoft.com/office/word/2010/wordprocessingGroup" xmlns:wpi="http://schemas.microsoft.com/office/word/2010/wordprocessingInk" xmlns:wne="http://schemas.microsoft.com/office/word/2006/wordml" xmlns:wps="http://schemas.microsoft.com/office/word/2010/wordprocessingShape" mc:Ignorable="w14 wp14">
   <w:footnote w:type="separator" w:id="-1">
     <w:p>
       <w:r>
@@ -6392,8 +6442,8 @@
 </file>
 
 <file path=word/numbering.xml><?xml version="1.0" encoding="utf-8"?>
-<w:numbering xmlns:wpc="http://schemas.microsoft.com/office/word/2010/wordprocessingCanvas" xmlns:cx="http://schemas.microsoft.com/office/drawing/2014/chartex" xmlns:cx1="http://schemas.microsoft.com/office/drawing/2015/9/8/chartex" xmlns:cx2="http://schemas.microsoft.com/office/drawing/2015/10/21/chartex" xmlns:cx3="http://schemas.microsoft.com/office/drawing/2016/5/9/chartex" xmlns:cx4="http://schemas.microsoft.com/office/drawing/2016/5/10/chartex" xmlns:cx5="http://schemas.microsoft.com/office/drawing/2016/5/11/chartex" xmlns:cx6="http://schemas.microsoft.com/office/drawing/2016/5/12/chartex" xmlns:cx7="http://schemas.microsoft.com/office/drawing/2016/5/13/chartex" xmlns:cx8="http://schemas.microsoft.com/office/drawing/2016/5/14/chartex" xmlns:mc="http://schemas.openxmlformats.org/markup-compatibility/2006" xmlns:aink="http://schemas.microsoft.com/office/drawing/2016/ink" xmlns:am3d="http://schemas.microsoft.com/office/drawing/2017/model3d" xmlns:o="urn:schemas-microsoft-com:office:office" xmlns:r="http://schemas.openxmlformats.org/officeDocument/2006/relationships" xmlns:m="http://schemas.openxmlformats.org/officeDocument/2006/math" xmlns:v="urn:schemas-microsoft-com:vml" xmlns:wp14="http://schemas.microsoft.com/office/word/2010/wordprocessingDrawing" xmlns:wp="http://schemas.openxmlformats.org/drawingml/2006/wordprocessingDrawing" xmlns:w10="urn:schemas-microsoft-com:office:word" xmlns:w="http://schemas.openxmlformats.org/wordprocessingml/2006/main" xmlns:w14="http://schemas.microsoft.com/office/word/2010/wordml" xmlns:w15="http://schemas.microsoft.com/office/word/2012/wordml" xmlns:w16cid="http://schemas.microsoft.com/office/word/2016/wordml/cid" xmlns:w16se="http://schemas.microsoft.com/office/word/2015/wordml/symex" xmlns:wpg="http://schemas.microsoft.com/office/word/2010/wordprocessingGroup" xmlns:wpi="http://schemas.microsoft.com/office/word/2010/wordprocessingInk" xmlns:wne="http://schemas.microsoft.com/office/word/2006/wordml" xmlns:wps="http://schemas.microsoft.com/office/word/2010/wordprocessingShape" mc:Ignorable="w14 w15 w16se w16cid wp14">
-  <w:abstractNum w:abstractNumId="0" w15:restartNumberingAfterBreak="0">
+<w:numbering xmlns:wpc="http://schemas.microsoft.com/office/word/2010/wordprocessingCanvas" xmlns:mc="http://schemas.openxmlformats.org/markup-compatibility/2006" xmlns:o="urn:schemas-microsoft-com:office:office" xmlns:r="http://schemas.openxmlformats.org/officeDocument/2006/relationships" xmlns:m="http://schemas.openxmlformats.org/officeDocument/2006/math" xmlns:v="urn:schemas-microsoft-com:vml" xmlns:wp14="http://schemas.microsoft.com/office/word/2010/wordprocessingDrawing" xmlns:wp="http://schemas.openxmlformats.org/drawingml/2006/wordprocessingDrawing" xmlns:w10="urn:schemas-microsoft-com:office:word" xmlns:w="http://schemas.openxmlformats.org/wordprocessingml/2006/main" xmlns:w14="http://schemas.microsoft.com/office/word/2010/wordml" xmlns:wpg="http://schemas.microsoft.com/office/word/2010/wordprocessingGroup" xmlns:wpi="http://schemas.microsoft.com/office/word/2010/wordprocessingInk" xmlns:wne="http://schemas.microsoft.com/office/word/2006/wordml" xmlns:wps="http://schemas.microsoft.com/office/word/2010/wordprocessingShape" mc:Ignorable="w14 wp14">
+  <w:abstractNum w:abstractNumId="0">
     <w:nsid w:val="416B6447"/>
     <w:multiLevelType w:val="multilevel"/>
     <w:tmpl w:val="705E61D6"/>
@@ -6542,7 +6592,7 @@
       </w:rPr>
     </w:lvl>
   </w:abstractNum>
-  <w:abstractNum w:abstractNumId="1" w15:restartNumberingAfterBreak="0">
+  <w:abstractNum w:abstractNumId="1">
     <w:nsid w:val="50D138D3"/>
     <w:multiLevelType w:val="multilevel"/>
     <w:tmpl w:val="61D8303C"/>
@@ -6701,7 +6751,7 @@
 </file>
 
 <file path=word/styles.xml><?xml version="1.0" encoding="utf-8"?>
-<w:styles xmlns:mc="http://schemas.openxmlformats.org/markup-compatibility/2006" xmlns:r="http://schemas.openxmlformats.org/officeDocument/2006/relationships" xmlns:w="http://schemas.openxmlformats.org/wordprocessingml/2006/main" xmlns:w14="http://schemas.microsoft.com/office/word/2010/wordml" xmlns:w15="http://schemas.microsoft.com/office/word/2012/wordml" xmlns:w16cid="http://schemas.microsoft.com/office/word/2016/wordml/cid" xmlns:w16se="http://schemas.microsoft.com/office/word/2015/wordml/symex" mc:Ignorable="w14 w15 w16se w16cid">
+<w:styles xmlns:mc="http://schemas.openxmlformats.org/markup-compatibility/2006" xmlns:r="http://schemas.openxmlformats.org/officeDocument/2006/relationships" xmlns:w="http://schemas.openxmlformats.org/wordprocessingml/2006/main" xmlns:w14="http://schemas.microsoft.com/office/word/2010/wordml" mc:Ignorable="w14">
   <w:docDefaults>
     <w:rPrDefault>
       <w:rPr>
@@ -6714,382 +6764,576 @@
     </w:rPrDefault>
     <w:pPrDefault/>
   </w:docDefaults>
-  <w:latentStyles w:defLockedState="0" w:defUIPriority="99" w:defSemiHidden="0" w:defUnhideWhenUsed="0" w:defQFormat="0" w:count="375">
-    <w:lsdException w:name="Normal" w:uiPriority="0" w:qFormat="1"/>
-    <w:lsdException w:name="heading 1" w:uiPriority="9" w:qFormat="1"/>
-    <w:lsdException w:name="heading 2" w:semiHidden="1" w:uiPriority="9" w:unhideWhenUsed="1" w:qFormat="1"/>
-    <w:lsdException w:name="heading 3" w:semiHidden="1" w:uiPriority="9" w:unhideWhenUsed="1" w:qFormat="1"/>
-    <w:lsdException w:name="heading 4" w:semiHidden="1" w:uiPriority="9" w:unhideWhenUsed="1" w:qFormat="1"/>
-    <w:lsdException w:name="heading 5" w:semiHidden="1" w:uiPriority="9" w:unhideWhenUsed="1" w:qFormat="1"/>
-    <w:lsdException w:name="heading 6" w:semiHidden="1" w:uiPriority="9" w:unhideWhenUsed="1" w:qFormat="1"/>
-    <w:lsdException w:name="heading 7" w:semiHidden="1" w:uiPriority="9" w:unhideWhenUsed="1" w:qFormat="1"/>
-    <w:lsdException w:name="heading 8" w:semiHidden="1" w:uiPriority="9" w:unhideWhenUsed="1" w:qFormat="1"/>
-    <w:lsdException w:name="heading 9" w:semiHidden="1" w:uiPriority="9" w:unhideWhenUsed="1" w:qFormat="1"/>
-    <w:lsdException w:name="index 1" w:semiHidden="1" w:unhideWhenUsed="1"/>
-    <w:lsdException w:name="index 2" w:semiHidden="1" w:unhideWhenUsed="1"/>
-    <w:lsdException w:name="index 3" w:semiHidden="1" w:unhideWhenUsed="1"/>
-    <w:lsdException w:name="index 4" w:semiHidden="1" w:unhideWhenUsed="1"/>
-    <w:lsdException w:name="index 5" w:semiHidden="1" w:unhideWhenUsed="1"/>
-    <w:lsdException w:name="index 6" w:semiHidden="1" w:unhideWhenUsed="1"/>
-    <w:lsdException w:name="index 7" w:semiHidden="1" w:unhideWhenUsed="1"/>
-    <w:lsdException w:name="index 8" w:semiHidden="1" w:unhideWhenUsed="1"/>
-    <w:lsdException w:name="index 9" w:semiHidden="1" w:unhideWhenUsed="1"/>
-    <w:lsdException w:name="toc 1" w:semiHidden="1" w:uiPriority="39" w:unhideWhenUsed="1"/>
-    <w:lsdException w:name="toc 2" w:semiHidden="1" w:uiPriority="39" w:unhideWhenUsed="1"/>
-    <w:lsdException w:name="toc 3" w:semiHidden="1" w:uiPriority="39" w:unhideWhenUsed="1"/>
-    <w:lsdException w:name="toc 4" w:semiHidden="1" w:uiPriority="39" w:unhideWhenUsed="1"/>
-    <w:lsdException w:name="toc 5" w:semiHidden="1" w:uiPriority="39" w:unhideWhenUsed="1"/>
-    <w:lsdException w:name="toc 6" w:semiHidden="1" w:uiPriority="39" w:unhideWhenUsed="1"/>
-    <w:lsdException w:name="toc 7" w:semiHidden="1" w:uiPriority="39" w:unhideWhenUsed="1"/>
-    <w:lsdException w:name="toc 8" w:semiHidden="1" w:uiPriority="39" w:unhideWhenUsed="1"/>
-    <w:lsdException w:name="toc 9" w:semiHidden="1" w:uiPriority="39" w:unhideWhenUsed="1"/>
-    <w:lsdException w:name="Normal Indent" w:semiHidden="1" w:unhideWhenUsed="1"/>
-    <w:lsdException w:name="footnote text" w:semiHidden="1" w:unhideWhenUsed="1"/>
-    <w:lsdException w:name="annotation text" w:semiHidden="1" w:unhideWhenUsed="1"/>
-    <w:lsdException w:name="header" w:semiHidden="1" w:unhideWhenUsed="1"/>
-    <w:lsdException w:name="footer" w:semiHidden="1" w:unhideWhenUsed="1"/>
-    <w:lsdException w:name="index heading" w:semiHidden="1" w:unhideWhenUsed="1"/>
-    <w:lsdException w:name="caption" w:semiHidden="1" w:uiPriority="35" w:unhideWhenUsed="1" w:qFormat="1"/>
-    <w:lsdException w:name="table of figures" w:semiHidden="1" w:unhideWhenUsed="1"/>
-    <w:lsdException w:name="envelope address" w:semiHidden="1" w:unhideWhenUsed="1"/>
-    <w:lsdException w:name="envelope return" w:semiHidden="1" w:unhideWhenUsed="1"/>
-    <w:lsdException w:name="footnote reference" w:semiHidden="1" w:unhideWhenUsed="1"/>
-    <w:lsdException w:name="annotation reference" w:semiHidden="1" w:unhideWhenUsed="1"/>
-    <w:lsdException w:name="line number" w:semiHidden="1" w:unhideWhenUsed="1"/>
-    <w:lsdException w:name="page number" w:semiHidden="1" w:unhideWhenUsed="1"/>
-    <w:lsdException w:name="endnote reference" w:semiHidden="1" w:unhideWhenUsed="1"/>
-    <w:lsdException w:name="endnote text" w:semiHidden="1" w:unhideWhenUsed="1"/>
-    <w:lsdException w:name="table of authorities" w:semiHidden="1" w:unhideWhenUsed="1"/>
-    <w:lsdException w:name="macro" w:semiHidden="1" w:unhideWhenUsed="1"/>
-    <w:lsdException w:name="toa heading" w:semiHidden="1" w:unhideWhenUsed="1"/>
-    <w:lsdException w:name="List" w:semiHidden="1" w:unhideWhenUsed="1"/>
-    <w:lsdException w:name="List Bullet" w:semiHidden="1" w:unhideWhenUsed="1"/>
-    <w:lsdException w:name="List Number" w:semiHidden="1" w:unhideWhenUsed="1"/>
-    <w:lsdException w:name="List 2" w:semiHidden="1" w:unhideWhenUsed="1"/>
-    <w:lsdException w:name="List 3" w:semiHidden="1" w:unhideWhenUsed="1"/>
-    <w:lsdException w:name="List 4" w:semiHidden="1" w:unhideWhenUsed="1"/>
-    <w:lsdException w:name="List 5" w:semiHidden="1" w:unhideWhenUsed="1"/>
-    <w:lsdException w:name="List Bullet 2" w:semiHidden="1" w:unhideWhenUsed="1"/>
-    <w:lsdException w:name="List Bullet 3" w:semiHidden="1" w:unhideWhenUsed="1"/>
-    <w:lsdException w:name="List Bullet 4" w:semiHidden="1" w:unhideWhenUsed="1"/>
-    <w:lsdException w:name="List Bullet 5" w:semiHidden="1" w:unhideWhenUsed="1"/>
-    <w:lsdException w:name="List Number 2" w:semiHidden="1" w:unhideWhenUsed="1"/>
-    <w:lsdException w:name="List Number 3" w:semiHidden="1" w:unhideWhenUsed="1"/>
-    <w:lsdException w:name="List Number 4" w:semiHidden="1" w:unhideWhenUsed="1"/>
-    <w:lsdException w:name="List Number 5" w:semiHidden="1" w:unhideWhenUsed="1"/>
-    <w:lsdException w:name="Title" w:uiPriority="10" w:qFormat="1"/>
-    <w:lsdException w:name="Closing" w:semiHidden="1" w:unhideWhenUsed="1"/>
-    <w:lsdException w:name="Signature" w:semiHidden="1" w:unhideWhenUsed="1"/>
-    <w:lsdException w:name="Default Paragraph Font" w:semiHidden="1" w:uiPriority="1" w:unhideWhenUsed="1"/>
-    <w:lsdException w:name="Body Text" w:semiHidden="1" w:unhideWhenUsed="1"/>
-    <w:lsdException w:name="Body Text Indent" w:semiHidden="1" w:unhideWhenUsed="1"/>
-    <w:lsdException w:name="List Continue" w:semiHidden="1" w:unhideWhenUsed="1"/>
-    <w:lsdException w:name="List Continue 2" w:semiHidden="1" w:unhideWhenUsed="1"/>
-    <w:lsdException w:name="List Continue 3" w:semiHidden="1" w:unhideWhenUsed="1"/>
-    <w:lsdException w:name="List Continue 4" w:semiHidden="1" w:unhideWhenUsed="1"/>
-    <w:lsdException w:name="List Continue 5" w:semiHidden="1" w:unhideWhenUsed="1"/>
-    <w:lsdException w:name="Message Header" w:semiHidden="1" w:unhideWhenUsed="1"/>
-    <w:lsdException w:name="Subtitle" w:uiPriority="11" w:qFormat="1"/>
-    <w:lsdException w:name="Salutation" w:semiHidden="1" w:unhideWhenUsed="1"/>
-    <w:lsdException w:name="Date" w:semiHidden="1" w:unhideWhenUsed="1"/>
-    <w:lsdException w:name="Body Text First Indent" w:semiHidden="1" w:unhideWhenUsed="1"/>
-    <w:lsdException w:name="Body Text First Indent 2" w:semiHidden="1" w:unhideWhenUsed="1"/>
-    <w:lsdException w:name="Note Heading" w:semiHidden="1" w:unhideWhenUsed="1"/>
-    <w:lsdException w:name="Body Text 2" w:semiHidden="1" w:unhideWhenUsed="1"/>
-    <w:lsdException w:name="Body Text 3" w:semiHidden="1" w:unhideWhenUsed="1"/>
-    <w:lsdException w:name="Body Text Indent 2" w:semiHidden="1" w:unhideWhenUsed="1"/>
-    <w:lsdException w:name="Body Text Indent 3" w:semiHidden="1" w:unhideWhenUsed="1"/>
-    <w:lsdException w:name="Block Text" w:semiHidden="1" w:unhideWhenUsed="1"/>
-    <w:lsdException w:name="Hyperlink" w:semiHidden="1" w:unhideWhenUsed="1"/>
-    <w:lsdException w:name="FollowedHyperlink" w:semiHidden="1" w:unhideWhenUsed="1"/>
-    <w:lsdException w:name="Strong" w:uiPriority="22" w:qFormat="1"/>
-    <w:lsdException w:name="Emphasis" w:uiPriority="20" w:qFormat="1"/>
-    <w:lsdException w:name="Document Map" w:semiHidden="1" w:unhideWhenUsed="1"/>
-    <w:lsdException w:name="Plain Text" w:semiHidden="1" w:unhideWhenUsed="1"/>
-    <w:lsdException w:name="E-mail Signature" w:semiHidden="1" w:unhideWhenUsed="1"/>
-    <w:lsdException w:name="HTML Top of Form" w:semiHidden="1" w:unhideWhenUsed="1"/>
-    <w:lsdException w:name="HTML Bottom of Form" w:semiHidden="1" w:unhideWhenUsed="1"/>
-    <w:lsdException w:name="Normal (Web)" w:semiHidden="1" w:unhideWhenUsed="1"/>
-    <w:lsdException w:name="HTML Acronym" w:semiHidden="1" w:unhideWhenUsed="1"/>
-    <w:lsdException w:name="HTML Address" w:semiHidden="1" w:unhideWhenUsed="1"/>
-    <w:lsdException w:name="HTML Cite" w:semiHidden="1" w:unhideWhenUsed="1"/>
-    <w:lsdException w:name="HTML Code" w:semiHidden="1" w:unhideWhenUsed="1"/>
-    <w:lsdException w:name="HTML Definition" w:semiHidden="1" w:unhideWhenUsed="1"/>
-    <w:lsdException w:name="HTML Keyboard" w:semiHidden="1" w:unhideWhenUsed="1"/>
-    <w:lsdException w:name="HTML Preformatted" w:semiHidden="1" w:unhideWhenUsed="1"/>
-    <w:lsdException w:name="HTML Sample" w:semiHidden="1" w:unhideWhenUsed="1"/>
-    <w:lsdException w:name="HTML Typewriter" w:semiHidden="1" w:unhideWhenUsed="1"/>
-    <w:lsdException w:name="HTML Variable" w:semiHidden="1" w:unhideWhenUsed="1"/>
-    <w:lsdException w:name="Normal Table" w:semiHidden="1" w:unhideWhenUsed="1"/>
-    <w:lsdException w:name="annotation subject" w:semiHidden="1" w:unhideWhenUsed="1"/>
-    <w:lsdException w:name="No List" w:semiHidden="1" w:unhideWhenUsed="1"/>
-    <w:lsdException w:name="Outline List 1" w:semiHidden="1" w:unhideWhenUsed="1"/>
-    <w:lsdException w:name="Outline List 2" w:semiHidden="1" w:unhideWhenUsed="1"/>
-    <w:lsdException w:name="Outline List 3" w:semiHidden="1" w:unhideWhenUsed="1"/>
-    <w:lsdException w:name="Table Simple 1" w:semiHidden="1" w:unhideWhenUsed="1"/>
-    <w:lsdException w:name="Table Simple 2" w:semiHidden="1" w:unhideWhenUsed="1"/>
-    <w:lsdException w:name="Table Simple 3" w:semiHidden="1" w:unhideWhenUsed="1"/>
-    <w:lsdException w:name="Table Classic 1" w:semiHidden="1" w:unhideWhenUsed="1"/>
-    <w:lsdException w:name="Table Classic 2" w:semiHidden="1" w:unhideWhenUsed="1"/>
-    <w:lsdException w:name="Table Classic 3" w:semiHidden="1" w:unhideWhenUsed="1"/>
-    <w:lsdException w:name="Table Classic 4" w:semiHidden="1" w:unhideWhenUsed="1"/>
-    <w:lsdException w:name="Table Colorful 1" w:semiHidden="1" w:unhideWhenUsed="1"/>
-    <w:lsdException w:name="Table Colorful 2" w:semiHidden="1" w:unhideWhenUsed="1"/>
-    <w:lsdException w:name="Table Colorful 3" w:semiHidden="1" w:unhideWhenUsed="1"/>
-    <w:lsdException w:name="Table Columns 1" w:semiHidden="1" w:unhideWhenUsed="1"/>
-    <w:lsdException w:name="Table Columns 2" w:semiHidden="1" w:unhideWhenUsed="1"/>
-    <w:lsdException w:name="Table Columns 3" w:semiHidden="1" w:unhideWhenUsed="1"/>
-    <w:lsdException w:name="Table Columns 4" w:semiHidden="1" w:unhideWhenUsed="1"/>
-    <w:lsdException w:name="Table Columns 5" w:semiHidden="1" w:unhideWhenUsed="1"/>
-    <w:lsdException w:name="Table Grid 1" w:semiHidden="1" w:unhideWhenUsed="1"/>
-    <w:lsdException w:name="Table Grid 2" w:semiHidden="1" w:unhideWhenUsed="1"/>
-    <w:lsdException w:name="Table Grid 3" w:semiHidden="1" w:unhideWhenUsed="1"/>
-    <w:lsdException w:name="Table Grid 4" w:semiHidden="1" w:unhideWhenUsed="1"/>
-    <w:lsdException w:name="Table Grid 5" w:semiHidden="1" w:unhideWhenUsed="1"/>
-    <w:lsdException w:name="Table Grid 6" w:semiHidden="1" w:unhideWhenUsed="1"/>
-    <w:lsdException w:name="Table Grid 7" w:semiHidden="1" w:unhideWhenUsed="1"/>
-    <w:lsdException w:name="Table Grid 8" w:semiHidden="1" w:unhideWhenUsed="1"/>
-    <w:lsdException w:name="Table List 1" w:semiHidden="1" w:unhideWhenUsed="1"/>
-    <w:lsdException w:name="Table List 2" w:semiHidden="1" w:unhideWhenUsed="1"/>
-    <w:lsdException w:name="Table List 3" w:semiHidden="1" w:unhideWhenUsed="1"/>
-    <w:lsdException w:name="Table List 4" w:semiHidden="1" w:unhideWhenUsed="1"/>
-    <w:lsdException w:name="Table List 5" w:semiHidden="1" w:unhideWhenUsed="1"/>
-    <w:lsdException w:name="Table List 6" w:semiHidden="1" w:unhideWhenUsed="1"/>
-    <w:lsdException w:name="Table List 7" w:semiHidden="1" w:unhideWhenUsed="1"/>
-    <w:lsdException w:name="Table List 8" w:semiHidden="1" w:unhideWhenUsed="1"/>
-    <w:lsdException w:name="Table 3D effects 1" w:semiHidden="1" w:unhideWhenUsed="1"/>
-    <w:lsdException w:name="Table 3D effects 2" w:semiHidden="1" w:unhideWhenUsed="1"/>
-    <w:lsdException w:name="Table 3D effects 3" w:semiHidden="1" w:unhideWhenUsed="1"/>
-    <w:lsdException w:name="Table Contemporary" w:semiHidden="1" w:unhideWhenUsed="1"/>
-    <w:lsdException w:name="Table Elegant" w:semiHidden="1" w:unhideWhenUsed="1"/>
-    <w:lsdException w:name="Table Professional" w:semiHidden="1" w:unhideWhenUsed="1"/>
-    <w:lsdException w:name="Table Subtle 1" w:semiHidden="1" w:unhideWhenUsed="1"/>
-    <w:lsdException w:name="Table Subtle 2" w:semiHidden="1" w:unhideWhenUsed="1"/>
-    <w:lsdException w:name="Table Web 1" w:semiHidden="1" w:unhideWhenUsed="1"/>
-    <w:lsdException w:name="Table Web 2" w:semiHidden="1" w:unhideWhenUsed="1"/>
-    <w:lsdException w:name="Table Web 3" w:semiHidden="1" w:unhideWhenUsed="1"/>
-    <w:lsdException w:name="Balloon Text" w:semiHidden="1" w:unhideWhenUsed="1"/>
-    <w:lsdException w:name="Table Grid" w:uiPriority="39"/>
-    <w:lsdException w:name="Table Theme" w:semiHidden="1" w:unhideWhenUsed="1"/>
-    <w:lsdException w:name="Placeholder Text" w:semiHidden="1"/>
-    <w:lsdException w:name="No Spacing" w:uiPriority="1" w:qFormat="1"/>
-    <w:lsdException w:name="Light Shading" w:uiPriority="60"/>
-    <w:lsdException w:name="Light List" w:uiPriority="61"/>
-    <w:lsdException w:name="Light Grid" w:uiPriority="62"/>
-    <w:lsdException w:name="Medium Shading 1" w:uiPriority="63"/>
-    <w:lsdException w:name="Medium Shading 2" w:uiPriority="64"/>
-    <w:lsdException w:name="Medium List 1" w:uiPriority="65"/>
-    <w:lsdException w:name="Medium List 2" w:uiPriority="66"/>
-    <w:lsdException w:name="Medium Grid 1" w:uiPriority="67"/>
-    <w:lsdException w:name="Medium Grid 2" w:uiPriority="68"/>
-    <w:lsdException w:name="Medium Grid 3" w:uiPriority="69"/>
-    <w:lsdException w:name="Dark List" w:uiPriority="70"/>
-    <w:lsdException w:name="Colorful Shading" w:uiPriority="71"/>
-    <w:lsdException w:name="Colorful List" w:uiPriority="72"/>
-    <w:lsdException w:name="Colorful Grid" w:uiPriority="73"/>
-    <w:lsdException w:name="Light Shading Accent 1" w:uiPriority="60"/>
-    <w:lsdException w:name="Light List Accent 1" w:uiPriority="61"/>
-    <w:lsdException w:name="Light Grid Accent 1" w:uiPriority="62"/>
-    <w:lsdException w:name="Medium Shading 1 Accent 1" w:uiPriority="63"/>
-    <w:lsdException w:name="Medium Shading 2 Accent 1" w:uiPriority="64"/>
-    <w:lsdException w:name="Medium List 1 Accent 1" w:uiPriority="65"/>
-    <w:lsdException w:name="Revision" w:semiHidden="1"/>
-    <w:lsdException w:name="List Paragraph" w:uiPriority="34" w:qFormat="1"/>
-    <w:lsdException w:name="Quote" w:uiPriority="29" w:qFormat="1"/>
-    <w:lsdException w:name="Intense Quote" w:uiPriority="30" w:qFormat="1"/>
-    <w:lsdException w:name="Medium List 2 Accent 1" w:uiPriority="66"/>
-    <w:lsdException w:name="Medium Grid 1 Accent 1" w:uiPriority="67"/>
-    <w:lsdException w:name="Medium Grid 2 Accent 1" w:uiPriority="68"/>
-    <w:lsdException w:name="Medium Grid 3 Accent 1" w:uiPriority="69"/>
-    <w:lsdException w:name="Dark List Accent 1" w:uiPriority="70"/>
-    <w:lsdException w:name="Colorful Shading Accent 1" w:uiPriority="71"/>
-    <w:lsdException w:name="Colorful List Accent 1" w:uiPriority="72"/>
-    <w:lsdException w:name="Colorful Grid Accent 1" w:uiPriority="73"/>
-    <w:lsdException w:name="Light Shading Accent 2" w:uiPriority="60"/>
-    <w:lsdException w:name="Light List Accent 2" w:uiPriority="61"/>
-    <w:lsdException w:name="Light Grid Accent 2" w:uiPriority="62"/>
-    <w:lsdException w:name="Medium Shading 1 Accent 2" w:uiPriority="63"/>
-    <w:lsdException w:name="Medium Shading 2 Accent 2" w:uiPriority="64"/>
-    <w:lsdException w:name="Medium List 1 Accent 2" w:uiPriority="65"/>
-    <w:lsdException w:name="Medium List 2 Accent 2" w:uiPriority="66"/>
-    <w:lsdException w:name="Medium Grid 1 Accent 2" w:uiPriority="67"/>
-    <w:lsdException w:name="Medium Grid 2 Accent 2" w:uiPriority="68"/>
-    <w:lsdException w:name="Medium Grid 3 Accent 2" w:uiPriority="69"/>
-    <w:lsdException w:name="Dark List Accent 2" w:uiPriority="70"/>
-    <w:lsdException w:name="Colorful Shading Accent 2" w:uiPriority="71"/>
-    <w:lsdException w:name="Colorful List Accent 2" w:uiPriority="72"/>
-    <w:lsdException w:name="Colorful Grid Accent 2" w:uiPriority="73"/>
-    <w:lsdException w:name="Light Shading Accent 3" w:uiPriority="60"/>
-    <w:lsdException w:name="Light List Accent 3" w:uiPriority="61"/>
-    <w:lsdException w:name="Light Grid Accent 3" w:uiPriority="62"/>
-    <w:lsdException w:name="Medium Shading 1 Accent 3" w:uiPriority="63"/>
-    <w:lsdException w:name="Medium Shading 2 Accent 3" w:uiPriority="64"/>
-    <w:lsdException w:name="Medium List 1 Accent 3" w:uiPriority="65"/>
-    <w:lsdException w:name="Medium List 2 Accent 3" w:uiPriority="66"/>
-    <w:lsdException w:name="Medium Grid 1 Accent 3" w:uiPriority="67"/>
-    <w:lsdException w:name="Medium Grid 2 Accent 3" w:uiPriority="68"/>
-    <w:lsdException w:name="Medium Grid 3 Accent 3" w:uiPriority="69"/>
-    <w:lsdException w:name="Dark List Accent 3" w:uiPriority="70"/>
-    <w:lsdException w:name="Colorful Shading Accent 3" w:uiPriority="71"/>
-    <w:lsdException w:name="Colorful List Accent 3" w:uiPriority="72"/>
-    <w:lsdException w:name="Colorful Grid Accent 3" w:uiPriority="73"/>
-    <w:lsdException w:name="Light Shading Accent 4" w:uiPriority="60"/>
-    <w:lsdException w:name="Light List Accent 4" w:uiPriority="61"/>
-    <w:lsdException w:name="Light Grid Accent 4" w:uiPriority="62"/>
-    <w:lsdException w:name="Medium Shading 1 Accent 4" w:uiPriority="63"/>
-    <w:lsdException w:name="Medium Shading 2 Accent 4" w:uiPriority="64"/>
-    <w:lsdException w:name="Medium List 1 Accent 4" w:uiPriority="65"/>
-    <w:lsdException w:name="Medium List 2 Accent 4" w:uiPriority="66"/>
-    <w:lsdException w:name="Medium Grid 1 Accent 4" w:uiPriority="67"/>
-    <w:lsdException w:name="Medium Grid 2 Accent 4" w:uiPriority="68"/>
-    <w:lsdException w:name="Medium Grid 3 Accent 4" w:uiPriority="69"/>
-    <w:lsdException w:name="Dark List Accent 4" w:uiPriority="70"/>
-    <w:lsdException w:name="Colorful Shading Accent 4" w:uiPriority="71"/>
-    <w:lsdException w:name="Colorful List Accent 4" w:uiPriority="72"/>
-    <w:lsdException w:name="Colorful Grid Accent 4" w:uiPriority="73"/>
-    <w:lsdException w:name="Light Shading Accent 5" w:uiPriority="60"/>
-    <w:lsdException w:name="Light List Accent 5" w:uiPriority="61"/>
-    <w:lsdException w:name="Light Grid Accent 5" w:uiPriority="62"/>
-    <w:lsdException w:name="Medium Shading 1 Accent 5" w:uiPriority="63"/>
-    <w:lsdException w:name="Medium Shading 2 Accent 5" w:uiPriority="64"/>
-    <w:lsdException w:name="Medium List 1 Accent 5" w:uiPriority="65"/>
-    <w:lsdException w:name="Medium List 2 Accent 5" w:uiPriority="66"/>
-    <w:lsdException w:name="Medium Grid 1 Accent 5" w:uiPriority="67"/>
-    <w:lsdException w:name="Medium Grid 2 Accent 5" w:uiPriority="68"/>
-    <w:lsdException w:name="Medium Grid 3 Accent 5" w:uiPriority="69"/>
-    <w:lsdException w:name="Dark List Accent 5" w:uiPriority="70"/>
-    <w:lsdException w:name="Colorful Shading Accent 5" w:uiPriority="71"/>
-    <w:lsdException w:name="Colorful List Accent 5" w:uiPriority="72"/>
-    <w:lsdException w:name="Colorful Grid Accent 5" w:uiPriority="73"/>
-    <w:lsdException w:name="Light Shading Accent 6" w:uiPriority="60"/>
-    <w:lsdException w:name="Light List Accent 6" w:uiPriority="61"/>
-    <w:lsdException w:name="Light Grid Accent 6" w:uiPriority="62"/>
-    <w:lsdException w:name="Medium Shading 1 Accent 6" w:uiPriority="63"/>
-    <w:lsdException w:name="Medium Shading 2 Accent 6" w:uiPriority="64"/>
-    <w:lsdException w:name="Medium List 1 Accent 6" w:uiPriority="65"/>
-    <w:lsdException w:name="Medium List 2 Accent 6" w:uiPriority="66"/>
-    <w:lsdException w:name="Medium Grid 1 Accent 6" w:uiPriority="67"/>
-    <w:lsdException w:name="Medium Grid 2 Accent 6" w:uiPriority="68"/>
-    <w:lsdException w:name="Medium Grid 3 Accent 6" w:uiPriority="69"/>
-    <w:lsdException w:name="Dark List Accent 6" w:uiPriority="70"/>
-    <w:lsdException w:name="Colorful Shading Accent 6" w:uiPriority="71"/>
-    <w:lsdException w:name="Colorful List Accent 6" w:uiPriority="72"/>
-    <w:lsdException w:name="Colorful Grid Accent 6" w:uiPriority="73"/>
-    <w:lsdException w:name="Subtle Emphasis" w:uiPriority="19" w:qFormat="1"/>
-    <w:lsdException w:name="Intense Emphasis" w:uiPriority="21" w:qFormat="1"/>
-    <w:lsdException w:name="Subtle Reference" w:uiPriority="31" w:qFormat="1"/>
-    <w:lsdException w:name="Intense Reference" w:uiPriority="32" w:qFormat="1"/>
-    <w:lsdException w:name="Book Title" w:uiPriority="33" w:qFormat="1"/>
-    <w:lsdException w:name="Bibliography" w:semiHidden="1" w:uiPriority="37" w:unhideWhenUsed="1"/>
-    <w:lsdException w:name="TOC Heading" w:semiHidden="1" w:uiPriority="39" w:unhideWhenUsed="1" w:qFormat="1"/>
-    <w:lsdException w:name="Plain Table 1" w:uiPriority="41"/>
-    <w:lsdException w:name="Plain Table 2" w:uiPriority="42"/>
-    <w:lsdException w:name="Plain Table 3" w:uiPriority="43"/>
-    <w:lsdException w:name="Plain Table 4" w:uiPriority="44"/>
-    <w:lsdException w:name="Plain Table 5" w:uiPriority="45"/>
-    <w:lsdException w:name="Grid Table Light" w:uiPriority="40"/>
-    <w:lsdException w:name="Grid Table 1 Light" w:uiPriority="46"/>
-    <w:lsdException w:name="Grid Table 2" w:uiPriority="47"/>
-    <w:lsdException w:name="Grid Table 3" w:uiPriority="48"/>
-    <w:lsdException w:name="Grid Table 4" w:uiPriority="49"/>
-    <w:lsdException w:name="Grid Table 5 Dark" w:uiPriority="50"/>
-    <w:lsdException w:name="Grid Table 6 Colorful" w:uiPriority="51"/>
-    <w:lsdException w:name="Grid Table 7 Colorful" w:uiPriority="52"/>
-    <w:lsdException w:name="Grid Table 1 Light Accent 1" w:uiPriority="46"/>
-    <w:lsdException w:name="Grid Table 2 Accent 1" w:uiPriority="47"/>
-    <w:lsdException w:name="Grid Table 3 Accent 1" w:uiPriority="48"/>
-    <w:lsdException w:name="Grid Table 4 Accent 1" w:uiPriority="49"/>
-    <w:lsdException w:name="Grid Table 5 Dark Accent 1" w:uiPriority="50"/>
-    <w:lsdException w:name="Grid Table 6 Colorful Accent 1" w:uiPriority="51"/>
-    <w:lsdException w:name="Grid Table 7 Colorful Accent 1" w:uiPriority="52"/>
-    <w:lsdException w:name="Grid Table 1 Light Accent 2" w:uiPriority="46"/>
-    <w:lsdException w:name="Grid Table 2 Accent 2" w:uiPriority="47"/>
-    <w:lsdException w:name="Grid Table 3 Accent 2" w:uiPriority="48"/>
-    <w:lsdException w:name="Grid Table 4 Accent 2" w:uiPriority="49"/>
-    <w:lsdException w:name="Grid Table 5 Dark Accent 2" w:uiPriority="50"/>
-    <w:lsdException w:name="Grid Table 6 Colorful Accent 2" w:uiPriority="51"/>
-    <w:lsdException w:name="Grid Table 7 Colorful Accent 2" w:uiPriority="52"/>
-    <w:lsdException w:name="Grid Table 1 Light Accent 3" w:uiPriority="46"/>
-    <w:lsdException w:name="Grid Table 2 Accent 3" w:uiPriority="47"/>
-    <w:lsdException w:name="Grid Table 3 Accent 3" w:uiPriority="48"/>
-    <w:lsdException w:name="Grid Table 4 Accent 3" w:uiPriority="49"/>
-    <w:lsdException w:name="Grid Table 5 Dark Accent 3" w:uiPriority="50"/>
-    <w:lsdException w:name="Grid Table 6 Colorful Accent 3" w:uiPriority="51"/>
-    <w:lsdException w:name="Grid Table 7 Colorful Accent 3" w:uiPriority="52"/>
-    <w:lsdException w:name="Grid Table 1 Light Accent 4" w:uiPriority="46"/>
-    <w:lsdException w:name="Grid Table 2 Accent 4" w:uiPriority="47"/>
-    <w:lsdException w:name="Grid Table 3 Accent 4" w:uiPriority="48"/>
-    <w:lsdException w:name="Grid Table 4 Accent 4" w:uiPriority="49"/>
-    <w:lsdException w:name="Grid Table 5 Dark Accent 4" w:uiPriority="50"/>
-    <w:lsdException w:name="Grid Table 6 Colorful Accent 4" w:uiPriority="51"/>
-    <w:lsdException w:name="Grid Table 7 Colorful Accent 4" w:uiPriority="52"/>
-    <w:lsdException w:name="Grid Table 1 Light Accent 5" w:uiPriority="46"/>
-    <w:lsdException w:name="Grid Table 2 Accent 5" w:uiPriority="47"/>
-    <w:lsdException w:name="Grid Table 3 Accent 5" w:uiPriority="48"/>
-    <w:lsdException w:name="Grid Table 4 Accent 5" w:uiPriority="49"/>
-    <w:lsdException w:name="Grid Table 5 Dark Accent 5" w:uiPriority="50"/>
-    <w:lsdException w:name="Grid Table 6 Colorful Accent 5" w:uiPriority="51"/>
-    <w:lsdException w:name="Grid Table 7 Colorful Accent 5" w:uiPriority="52"/>
-    <w:lsdException w:name="Grid Table 1 Light Accent 6" w:uiPriority="46"/>
-    <w:lsdException w:name="Grid Table 2 Accent 6" w:uiPriority="47"/>
-    <w:lsdException w:name="Grid Table 3 Accent 6" w:uiPriority="48"/>
-    <w:lsdException w:name="Grid Table 4 Accent 6" w:uiPriority="49"/>
-    <w:lsdException w:name="Grid Table 5 Dark Accent 6" w:uiPriority="50"/>
-    <w:lsdException w:name="Grid Table 6 Colorful Accent 6" w:uiPriority="51"/>
-    <w:lsdException w:name="Grid Table 7 Colorful Accent 6" w:uiPriority="52"/>
-    <w:lsdException w:name="List Table 1 Light" w:uiPriority="46"/>
-    <w:lsdException w:name="List Table 2" w:uiPriority="47"/>
-    <w:lsdException w:name="List Table 3" w:uiPriority="48"/>
-    <w:lsdException w:name="List Table 4" w:uiPriority="49"/>
-    <w:lsdException w:name="List Table 5 Dark" w:uiPriority="50"/>
-    <w:lsdException w:name="List Table 6 Colorful" w:uiPriority="51"/>
-    <w:lsdException w:name="List Table 7 Colorful" w:uiPriority="52"/>
-    <w:lsdException w:name="List Table 1 Light Accent 1" w:uiPriority="46"/>
-    <w:lsdException w:name="List Table 2 Accent 1" w:uiPriority="47"/>
-    <w:lsdException w:name="List Table 3 Accent 1" w:uiPriority="48"/>
-    <w:lsdException w:name="List Table 4 Accent 1" w:uiPriority="49"/>
-    <w:lsdException w:name="List Table 5 Dark Accent 1" w:uiPriority="50"/>
-    <w:lsdException w:name="List Table 6 Colorful Accent 1" w:uiPriority="51"/>
-    <w:lsdException w:name="List Table 7 Colorful Accent 1" w:uiPriority="52"/>
-    <w:lsdException w:name="List Table 1 Light Accent 2" w:uiPriority="46"/>
-    <w:lsdException w:name="List Table 2 Accent 2" w:uiPriority="47"/>
-    <w:lsdException w:name="List Table 3 Accent 2" w:uiPriority="48"/>
-    <w:lsdException w:name="List Table 4 Accent 2" w:uiPriority="49"/>
-    <w:lsdException w:name="List Table 5 Dark Accent 2" w:uiPriority="50"/>
-    <w:lsdException w:name="List Table 6 Colorful Accent 2" w:uiPriority="51"/>
-    <w:lsdException w:name="List Table 7 Colorful Accent 2" w:uiPriority="52"/>
-    <w:lsdException w:name="List Table 1 Light Accent 3" w:uiPriority="46"/>
-    <w:lsdException w:name="List Table 2 Accent 3" w:uiPriority="47"/>
-    <w:lsdException w:name="List Table 3 Accent 3" w:uiPriority="48"/>
-    <w:lsdException w:name="List Table 4 Accent 3" w:uiPriority="49"/>
-    <w:lsdException w:name="List Table 5 Dark Accent 3" w:uiPriority="50"/>
-    <w:lsdException w:name="List Table 6 Colorful Accent 3" w:uiPriority="51"/>
-    <w:lsdException w:name="List Table 7 Colorful Accent 3" w:uiPriority="52"/>
-    <w:lsdException w:name="List Table 1 Light Accent 4" w:uiPriority="46"/>
-    <w:lsdException w:name="List Table 2 Accent 4" w:uiPriority="47"/>
-    <w:lsdException w:name="List Table 3 Accent 4" w:uiPriority="48"/>
-    <w:lsdException w:name="List Table 4 Accent 4" w:uiPriority="49"/>
-    <w:lsdException w:name="List Table 5 Dark Accent 4" w:uiPriority="50"/>
-    <w:lsdException w:name="List Table 6 Colorful Accent 4" w:uiPriority="51"/>
-    <w:lsdException w:name="List Table 7 Colorful Accent 4" w:uiPriority="52"/>
-    <w:lsdException w:name="List Table 1 Light Accent 5" w:uiPriority="46"/>
-    <w:lsdException w:name="List Table 2 Accent 5" w:uiPriority="47"/>
-    <w:lsdException w:name="List Table 3 Accent 5" w:uiPriority="48"/>
-    <w:lsdException w:name="List Table 4 Accent 5" w:uiPriority="49"/>
-    <w:lsdException w:name="List Table 5 Dark Accent 5" w:uiPriority="50"/>
-    <w:lsdException w:name="List Table 6 Colorful Accent 5" w:uiPriority="51"/>
-    <w:lsdException w:name="List Table 7 Colorful Accent 5" w:uiPriority="52"/>
-    <w:lsdException w:name="List Table 1 Light Accent 6" w:uiPriority="46"/>
-    <w:lsdException w:name="List Table 2 Accent 6" w:uiPriority="47"/>
-    <w:lsdException w:name="List Table 3 Accent 6" w:uiPriority="48"/>
-    <w:lsdException w:name="List Table 4 Accent 6" w:uiPriority="49"/>
-    <w:lsdException w:name="List Table 5 Dark Accent 6" w:uiPriority="50"/>
-    <w:lsdException w:name="List Table 6 Colorful Accent 6" w:uiPriority="51"/>
-    <w:lsdException w:name="List Table 7 Colorful Accent 6" w:uiPriority="52"/>
-    <w:lsdException w:name="Mention" w:semiHidden="1" w:unhideWhenUsed="1"/>
-    <w:lsdException w:name="Smart Hyperlink" w:semiHidden="1" w:unhideWhenUsed="1"/>
-    <w:lsdException w:name="Hashtag" w:semiHidden="1" w:unhideWhenUsed="1"/>
-    <w:lsdException w:name="Unresolved Mention" w:semiHidden="1" w:unhideWhenUsed="1"/>
+  <w:latentStyles w:defLockedState="0" w:defUIPriority="99" w:defSemiHidden="1" w:defUnhideWhenUsed="1" w:defQFormat="0" w:count="267">
+    <w:lsdException w:name="Normal" w:semiHidden="0" w:uiPriority="0" w:unhideWhenUsed="0" w:qFormat="1"/>
+    <w:lsdException w:name="heading 1" w:semiHidden="0" w:uiPriority="9" w:unhideWhenUsed="0" w:qFormat="1"/>
+    <w:lsdException w:name="heading 2" w:uiPriority="9" w:qFormat="1"/>
+    <w:lsdException w:name="heading 3" w:uiPriority="9" w:qFormat="1"/>
+    <w:lsdException w:name="heading 4" w:uiPriority="9" w:qFormat="1"/>
+    <w:lsdException w:name="heading 5" w:uiPriority="9" w:qFormat="1"/>
+    <w:lsdException w:name="heading 6" w:uiPriority="9" w:qFormat="1"/>
+    <w:lsdException w:name="heading 7" w:uiPriority="9" w:qFormat="1"/>
+    <w:lsdException w:name="heading 8" w:uiPriority="9" w:qFormat="1"/>
+    <w:lsdException w:name="heading 9" w:uiPriority="9" w:qFormat="1"/>
+    <w:lsdException w:name="toc 1" w:uiPriority="39"/>
+    <w:lsdException w:name="toc 2" w:uiPriority="39"/>
+    <w:lsdException w:name="toc 3" w:uiPriority="39"/>
+    <w:lsdException w:name="toc 4" w:uiPriority="39"/>
+    <w:lsdException w:name="toc 5" w:uiPriority="39"/>
+    <w:lsdException w:name="toc 6" w:uiPriority="39"/>
+    <w:lsdException w:name="toc 7" w:uiPriority="39"/>
+    <w:lsdException w:name="toc 8" w:uiPriority="39"/>
+    <w:lsdException w:name="toc 9" w:uiPriority="39"/>
+    <w:lsdException w:name="caption" w:uiPriority="35" w:qFormat="1"/>
+    <w:lsdException w:name="Title" w:semiHidden="0" w:uiPriority="10" w:unhideWhenUsed="0" w:qFormat="1"/>
+    <w:lsdException w:name="Default Paragraph Font" w:uiPriority="1"/>
+    <w:lsdException w:name="Subtitle" w:semiHidden="0" w:uiPriority="11" w:unhideWhenUsed="0" w:qFormat="1"/>
+    <w:lsdException w:name="Strong" w:semiHidden="0" w:uiPriority="22" w:unhideWhenUsed="0" w:qFormat="1"/>
+    <w:lsdException w:name="Emphasis" w:semiHidden="0" w:uiPriority="20" w:unhideWhenUsed="0" w:qFormat="1"/>
+    <w:lsdException w:name="Table Grid" w:semiHidden="0" w:uiPriority="39" w:unhideWhenUsed="0"/>
+    <w:lsdException w:name="Placeholder Text" w:unhideWhenUsed="0"/>
+    <w:lsdException w:name="No Spacing" w:semiHidden="0" w:uiPriority="1" w:unhideWhenUsed="0" w:qFormat="1"/>
+    <w:lsdException w:name="Light Shading" w:semiHidden="0" w:uiPriority="60" w:unhideWhenUsed="0"/>
+    <w:lsdException w:name="Light List" w:semiHidden="0" w:uiPriority="61" w:unhideWhenUsed="0"/>
+    <w:lsdException w:name="Light Grid" w:semiHidden="0" w:uiPriority="62" w:unhideWhenUsed="0"/>
+    <w:lsdException w:name="Medium Shading 1" w:semiHidden="0" w:uiPriority="63" w:unhideWhenUsed="0"/>
+    <w:lsdException w:name="Medium Shading 2" w:semiHidden="0" w:uiPriority="64" w:unhideWhenUsed="0"/>
+    <w:lsdException w:name="Medium List 1" w:semiHidden="0" w:uiPriority="65" w:unhideWhenUsed="0"/>
+    <w:lsdException w:name="Medium List 2" w:semiHidden="0" w:uiPriority="66" w:unhideWhenUsed="0"/>
+    <w:lsdException w:name="Medium Grid 1" w:semiHidden="0" w:uiPriority="67" w:unhideWhenUsed="0"/>
+    <w:lsdException w:name="Medium Grid 2" w:semiHidden="0" w:uiPriority="68" w:unhideWhenUsed="0"/>
+    <w:lsdException w:name="Medium Grid 3" w:semiHidden="0" w:uiPriority="69" w:unhideWhenUsed="0"/>
+    <w:lsdException w:name="Dark List" w:semiHidden="0" w:uiPriority="70" w:unhideWhenUsed="0"/>
+    <w:lsdException w:name="Colorful Shading" w:semiHidden="0" w:uiPriority="71" w:unhideWhenUsed="0"/>
+    <w:lsdException w:name="Colorful List" w:semiHidden="0" w:uiPriority="72" w:unhideWhenUsed="0"/>
+    <w:lsdException w:name="Colorful Grid" w:semiHidden="0" w:uiPriority="73" w:unhideWhenUsed="0"/>
+    <w:lsdException w:name="Light Shading Accent 1" w:semiHidden="0" w:uiPriority="60" w:unhideWhenUsed="0"/>
+    <w:lsdException w:name="Light List Accent 1" w:semiHidden="0" w:uiPriority="61" w:unhideWhenUsed="0"/>
+    <w:lsdException w:name="Light Grid Accent 1" w:semiHidden="0" w:uiPriority="62" w:unhideWhenUsed="0"/>
+    <w:lsdException w:name="Medium Shading 1 Accent 1" w:semiHidden="0" w:uiPriority="63" w:unhideWhenUsed="0"/>
+    <w:lsdException w:name="Medium Shading 2 Accent 1" w:semiHidden="0" w:uiPriority="64" w:unhideWhenUsed="0"/>
+    <w:lsdException w:name="Medium List 1 Accent 1" w:semiHidden="0" w:uiPriority="65" w:unhideWhenUsed="0"/>
+    <w:lsdException w:name="Revision" w:unhideWhenUsed="0"/>
+    <w:lsdException w:name="List Paragraph" w:semiHidden="0" w:uiPriority="34" w:unhideWhenUsed="0" w:qFormat="1"/>
+    <w:lsdException w:name="Quote" w:semiHidden="0" w:uiPriority="29" w:unhideWhenUsed="0" w:qFormat="1"/>
+    <w:lsdException w:name="Intense Quote" w:semiHidden="0" w:uiPriority="30" w:unhideWhenUsed="0" w:qFormat="1"/>
+    <w:lsdException w:name="Medium List 2 Accent 1" w:semiHidden="0" w:uiPriority="66" w:unhideWhenUsed="0"/>
+    <w:lsdException w:name="Medium Grid 1 Accent 1" w:semiHidden="0" w:uiPriority="67" w:unhideWhenUsed="0"/>
+    <w:lsdException w:name="Medium Grid 2 Accent 1" w:semiHidden="0" w:uiPriority="68" w:unhideWhenUsed="0"/>
+    <w:lsdException w:name="Medium Grid 3 Accent 1" w:semiHidden="0" w:uiPriority="69" w:unhideWhenUsed="0"/>
+    <w:lsdException w:name="Dark List Accent 1" w:semiHidden="0" w:uiPriority="70" w:unhideWhenUsed="0"/>
+    <w:lsdException w:name="Colorful Shading Accent 1" w:semiHidden="0" w:uiPriority="71" w:unhideWhenUsed="0"/>
+    <w:lsdException w:name="Colorful List Accent 1" w:semiHidden="0" w:uiPriority="72" w:unhideWhenUsed="0"/>
+    <w:lsdException w:name="Colorful Grid Accent 1" w:semiHidden="0" w:uiPriority="73" w:unhideWhenUsed="0"/>
+    <w:lsdException w:name="Light Shading Accent 2" w:semiHidden="0" w:uiPriority="60" w:unhideWhenUsed="0"/>
+    <w:lsdException w:name="Light List Accent 2" w:semiHidden="0" w:uiPriority="61" w:unhideWhenUsed="0"/>
+    <w:lsdException w:name="Light Grid Accent 2" w:semiHidden="0" w:uiPriority="62" w:unhideWhenUsed="0"/>
+    <w:lsdException w:name="Medium Shading 1 Accent 2" w:semiHidden="0" w:uiPriority="63" w:unhideWhenUsed="0"/>
+    <w:lsdException w:name="Medium Shading 2 Accent 2" w:semiHidden="0" w:uiPriority="64" w:unhideWhenUsed="0"/>
+    <w:lsdException w:name="Medium List 1 Accent 2" w:semiHidden="0" w:uiPriority="65" w:unhideWhenUsed="0"/>
+    <w:lsdException w:name="Medium List 2 Accent 2" w:semiHidden="0" w:uiPriority="66" w:unhideWhenUsed="0"/>
+    <w:lsdException w:name="Medium Grid 1 Accent 2" w:semiHidden="0" w:uiPriority="67" w:unhideWhenUsed="0"/>
+    <w:lsdException w:name="Medium Grid 2 Accent 2" w:semiHidden="0" w:uiPriority="68" w:unhideWhenUsed="0"/>
+    <w:lsdException w:name="Medium Grid 3 Accent 2" w:semiHidden="0" w:uiPriority="69" w:unhideWhenUsed="0"/>
+    <w:lsdException w:name="Dark List Accent 2" w:semiHidden="0" w:uiPriority="70" w:unhideWhenUsed="0"/>
+    <w:lsdException w:name="Colorful Shading Accent 2" w:semiHidden="0" w:uiPriority="71" w:unhideWhenUsed="0"/>
+    <w:lsdException w:name="Colorful List Accent 2" w:semiHidden="0" w:uiPriority="72" w:unhideWhenUsed="0"/>
+    <w:lsdException w:name="Colorful Grid Accent 2" w:semiHidden="0" w:uiPriority="73" w:unhideWhenUsed="0"/>
+    <w:lsdException w:name="Light Shading Accent 3" w:semiHidden="0" w:uiPriority="60" w:unhideWhenUsed="0"/>
+    <w:lsdException w:name="Light List Accent 3" w:semiHidden="0" w:uiPriority="61" w:unhideWhenUsed="0"/>
+    <w:lsdException w:name="Light Grid Accent 3" w:semiHidden="0" w:uiPriority="62" w:unhideWhenUsed="0"/>
+    <w:lsdException w:name="Medium Shading 1 Accent 3" w:semiHidden="0" w:uiPriority="63" w:unhideWhenUsed="0"/>
+    <w:lsdException w:name="Medium Shading 2 Accent 3" w:semiHidden="0" w:uiPriority="64" w:unhideWhenUsed="0"/>
+    <w:lsdException w:name="Medium List 1 Accent 3" w:semiHidden="0" w:uiPriority="65" w:unhideWhenUsed="0"/>
+    <w:lsdException w:name="Medium List 2 Accent 3" w:semiHidden="0" w:uiPriority="66" w:unhideWhenUsed="0"/>
+    <w:lsdException w:name="Medium Grid 1 Accent 3" w:semiHidden="0" w:uiPriority="67" w:unhideWhenUsed="0"/>
+    <w:lsdException w:name="Medium Grid 2 Accent 3" w:semiHidden="0" w:uiPriority="68" w:unhideWhenUsed="0"/>
+    <w:lsdException w:name="Medium Grid 3 Accent 3" w:semiHidden="0" w:uiPriority="69" w:unhideWhenUsed="0"/>
+    <w:lsdException w:name="Dark List Accent 3" w:semiHidden="0" w:uiPriority="70" w:unhideWhenUsed="0"/>
+    <w:lsdException w:name="Colorful Shading Accent 3" w:semiHidden="0" w:uiPriority="71" w:unhideWhenUsed="0"/>
+    <w:lsdException w:name="Colorful List Accent 3" w:semiHidden="0" w:uiPriority="72" w:unhideWhenUsed="0"/>
+    <w:lsdException w:name="Colorful Grid Accent 3" w:semiHidden="0" w:uiPriority="73" w:unhideWhenUsed="0"/>
+    <w:lsdException w:name="Light Shading Accent 4" w:semiHidden="0" w:uiPriority="60" w:unhideWhenUsed="0"/>
+    <w:lsdException w:name="Light List Accent 4" w:semiHidden="0" w:uiPriority="61" w:unhideWhenUsed="0"/>
+    <w:lsdException w:name="Light Grid Accent 4" w:semiHidden="0" w:uiPriority="62" w:unhideWhenUsed="0"/>
+    <w:lsdException w:name="Medium Shading 1 Accent 4" w:semiHidden="0" w:uiPriority="63" w:unhideWhenUsed="0"/>
+    <w:lsdException w:name="Medium Shading 2 Accent 4" w:semiHidden="0" w:uiPriority="64" w:unhideWhenUsed="0"/>
+    <w:lsdException w:name="Medium List 1 Accent 4" w:semiHidden="0" w:uiPriority="65" w:unhideWhenUsed="0"/>
+    <w:lsdException w:name="Medium List 2 Accent 4" w:semiHidden="0" w:uiPriority="66" w:unhideWhenUsed="0"/>
+    <w:lsdException w:name="Medium Grid 1 Accent 4" w:semiHidden="0" w:uiPriority="67" w:unhideWhenUsed="0"/>
+    <w:lsdException w:name="Medium Grid 2 Accent 4" w:semiHidden="0" w:uiPriority="68" w:unhideWhenUsed="0"/>
+    <w:lsdException w:name="Medium Grid 3 Accent 4" w:semiHidden="0" w:uiPriority="69" w:unhideWhenUsed="0"/>
+    <w:lsdException w:name="Dark List Accent 4" w:semiHidden="0" w:uiPriority="70" w:unhideWhenUsed="0"/>
+    <w:lsdException w:name="Colorful Shading Accent 4" w:semiHidden="0" w:uiPriority="71" w:unhideWhenUsed="0"/>
+    <w:lsdException w:name="Colorful List Accent 4" w:semiHidden="0" w:uiPriority="72" w:unhideWhenUsed="0"/>
+    <w:lsdException w:name="Colorful Grid Accent 4" w:semiHidden="0" w:uiPriority="73" w:unhideWhenUsed="0"/>
+    <w:lsdException w:name="Light Shading Accent 5" w:semiHidden="0" w:uiPriority="60" w:unhideWhenUsed="0"/>
+    <w:lsdException w:name="Light List Accent 5" w:semiHidden="0" w:uiPriority="61" w:unhideWhenUsed="0"/>
+    <w:lsdException w:name="Light Grid Accent 5" w:semiHidden="0" w:uiPriority="62" w:unhideWhenUsed="0"/>
+    <w:lsdException w:name="Medium Shading 1 Accent 5" w:semiHidden="0" w:uiPriority="63" w:unhideWhenUsed="0"/>
+    <w:lsdException w:name="Medium Shading 2 Accent 5" w:semiHidden="0" w:uiPriority="64" w:unhideWhenUsed="0"/>
+    <w:lsdException w:name="Medium List 1 Accent 5" w:semiHidden="0" w:uiPriority="65" w:unhideWhenUsed="0"/>
+    <w:lsdException w:name="Medium List 2 Accent 5" w:semiHidden="0" w:uiPriority="66" w:unhideWhenUsed="0"/>
+    <w:lsdException w:name="Medium Grid 1 Accent 5" w:semiHidden="0" w:uiPriority="67" w:unhideWhenUsed="0"/>
+    <w:lsdException w:name="Medium Grid 2 Accent 5" w:semiHidden="0" w:uiPriority="68" w:unhideWhenUsed="0"/>
+    <w:lsdException w:name="Medium Grid 3 Accent 5" w:semiHidden="0" w:uiPriority="69" w:unhideWhenUsed="0"/>
+    <w:lsdException w:name="Dark List Accent 5" w:semiHidden="0" w:uiPriority="70" w:unhideWhenUsed="0"/>
+    <w:lsdException w:name="Colorful Shading Accent 5" w:semiHidden="0" w:uiPriority="71" w:unhideWhenUsed="0"/>
+    <w:lsdException w:name="Colorful List Accent 5" w:semiHidden="0" w:uiPriority="72" w:unhideWhenUsed="0"/>
+    <w:lsdException w:name="Colorful Grid Accent 5" w:semiHidden="0" w:uiPriority="73" w:unhideWhenUsed="0"/>
+    <w:lsdException w:name="Light Shading Accent 6" w:semiHidden="0" w:uiPriority="60" w:unhideWhenUsed="0"/>
+    <w:lsdException w:name="Light List Accent 6" w:semiHidden="0" w:uiPriority="61" w:unhideWhenUsed="0"/>
+    <w:lsdException w:name="Light Grid Accent 6" w:semiHidden="0" w:uiPriority="62" w:unhideWhenUsed="0"/>
+    <w:lsdException w:name="Medium Shading 1 Accent 6" w:semiHidden="0" w:uiPriority="63" w:unhideWhenUsed="0"/>
+    <w:lsdException w:name="Medium Shading 2 Accent 6" w:semiHidden="0" w:uiPriority="64" w:unhideWhenUsed="0"/>
+    <w:lsdException w:name="Medium List 1 Accent 6" w:semiHidden="0" w:uiPriority="65" w:unhideWhenUsed="0"/>
+    <w:lsdException w:name="Medium List 2 Accent 6" w:semiHidden="0" w:uiPriority="66" w:unhideWhenUsed="0"/>
+    <w:lsdException w:name="Medium Grid 1 Accent 6" w:semiHidden="0" w:uiPriority="67" w:unhideWhenUsed="0"/>
+    <w:lsdException w:name="Medium Grid 2 Accent 6" w:semiHidden="0" w:uiPriority="68" w:unhideWhenUsed="0"/>
+    <w:lsdException w:name="Medium Grid 3 Accent 6" w:semiHidden="0" w:uiPriority="69" w:unhideWhenUsed="0"/>
+    <w:lsdException w:name="Dark List Accent 6" w:semiHidden="0" w:uiPriority="70" w:unhideWhenUsed="0"/>
+    <w:lsdException w:name="Colorful Shading Accent 6" w:semiHidden="0" w:uiPriority="71" w:unhideWhenUsed="0"/>
+    <w:lsdException w:name="Colorful List Accent 6" w:semiHidden="0" w:uiPriority="72" w:unhideWhenUsed="0"/>
+    <w:lsdException w:name="Colorful Grid Accent 6" w:semiHidden="0" w:uiPriority="73" w:unhideWhenUsed="0"/>
+    <w:lsdException w:name="Subtle Emphasis" w:semiHidden="0" w:uiPriority="19" w:unhideWhenUsed="0" w:qFormat="1"/>
+    <w:lsdException w:name="Intense Emphasis" w:semiHidden="0" w:uiPriority="21" w:unhideWhenUsed="0" w:qFormat="1"/>
+    <w:lsdException w:name="Subtle Reference" w:semiHidden="0" w:uiPriority="31" w:unhideWhenUsed="0" w:qFormat="1"/>
+    <w:lsdException w:name="Intense Reference" w:semiHidden="0" w:uiPriority="32" w:unhideWhenUsed="0" w:qFormat="1"/>
+    <w:lsdException w:name="Book Title" w:semiHidden="0" w:uiPriority="33" w:unhideWhenUsed="0" w:qFormat="1"/>
+    <w:lsdException w:name="Bibliography" w:uiPriority="37"/>
+    <w:lsdException w:name="TOC Heading" w:uiPriority="39" w:qFormat="1"/>
+  </w:latentStyles>
+  <w:style w:type="paragraph" w:default="1" w:styleId="a">
+    <w:name w:val="Normal"/>
+    <w:qFormat/>
+    <w:pPr>
+      <w:widowControl w:val="0"/>
+    </w:pPr>
+  </w:style>
+  <w:style w:type="paragraph" w:styleId="2">
+    <w:name w:val="heading 2"/>
+    <w:basedOn w:val="a"/>
+    <w:link w:val="20"/>
+    <w:uiPriority w:val="9"/>
+    <w:qFormat/>
+    <w:rsid w:val="004F10FB"/>
+    <w:pPr>
+      <w:widowControl/>
+      <w:spacing w:before="100" w:beforeAutospacing="1" w:after="100" w:afterAutospacing="1"/>
+      <w:outlineLvl w:val="1"/>
+    </w:pPr>
+    <w:rPr>
+      <w:rFonts w:ascii="新細明體" w:eastAsia="新細明體" w:hAnsi="新細明體" w:cs="新細明體"/>
+      <w:b/>
+      <w:bCs/>
+      <w:kern w:val="0"/>
+      <w:sz w:val="36"/>
+      <w:szCs w:val="36"/>
+    </w:rPr>
+  </w:style>
+  <w:style w:type="paragraph" w:styleId="3">
+    <w:name w:val="heading 3"/>
+    <w:basedOn w:val="a"/>
+    <w:link w:val="30"/>
+    <w:uiPriority w:val="9"/>
+    <w:qFormat/>
+    <w:rsid w:val="004F10FB"/>
+    <w:pPr>
+      <w:widowControl/>
+      <w:spacing w:before="100" w:beforeAutospacing="1" w:after="100" w:afterAutospacing="1"/>
+      <w:outlineLvl w:val="2"/>
+    </w:pPr>
+    <w:rPr>
+      <w:rFonts w:ascii="新細明體" w:eastAsia="新細明體" w:hAnsi="新細明體" w:cs="新細明體"/>
+      <w:b/>
+      <w:bCs/>
+      <w:kern w:val="0"/>
+      <w:sz w:val="27"/>
+      <w:szCs w:val="27"/>
+    </w:rPr>
+  </w:style>
+  <w:style w:type="character" w:default="1" w:styleId="a0">
+    <w:name w:val="Default Paragraph Font"/>
+    <w:uiPriority w:val="1"/>
+    <w:semiHidden/>
+    <w:unhideWhenUsed/>
+  </w:style>
+  <w:style w:type="table" w:default="1" w:styleId="a1">
+    <w:name w:val="Normal Table"/>
+    <w:uiPriority w:val="99"/>
+    <w:semiHidden/>
+    <w:unhideWhenUsed/>
+    <w:tblPr>
+      <w:tblInd w:w="0" w:type="dxa"/>
+      <w:tblCellMar>
+        <w:top w:w="0" w:type="dxa"/>
+        <w:left w:w="108" w:type="dxa"/>
+        <w:bottom w:w="0" w:type="dxa"/>
+        <w:right w:w="108" w:type="dxa"/>
+      </w:tblCellMar>
+    </w:tblPr>
+  </w:style>
+  <w:style w:type="numbering" w:default="1" w:styleId="a2">
+    <w:name w:val="No List"/>
+    <w:uiPriority w:val="99"/>
+    <w:semiHidden/>
+    <w:unhideWhenUsed/>
+  </w:style>
+  <w:style w:type="paragraph" w:styleId="a3">
+    <w:name w:val="header"/>
+    <w:basedOn w:val="a"/>
+    <w:link w:val="a4"/>
+    <w:uiPriority w:val="99"/>
+    <w:unhideWhenUsed/>
+    <w:rsid w:val="004F10FB"/>
+    <w:pPr>
+      <w:tabs>
+        <w:tab w:val="center" w:pos="4153"/>
+        <w:tab w:val="right" w:pos="8306"/>
+      </w:tabs>
+      <w:snapToGrid w:val="0"/>
+    </w:pPr>
+    <w:rPr>
+      <w:sz w:val="20"/>
+      <w:szCs w:val="20"/>
+    </w:rPr>
+  </w:style>
+  <w:style w:type="character" w:customStyle="1" w:styleId="a4">
+    <w:name w:val="頁首 字元"/>
+    <w:basedOn w:val="a0"/>
+    <w:link w:val="a3"/>
+    <w:uiPriority w:val="99"/>
+    <w:rsid w:val="004F10FB"/>
+    <w:rPr>
+      <w:sz w:val="20"/>
+      <w:szCs w:val="20"/>
+    </w:rPr>
+  </w:style>
+  <w:style w:type="paragraph" w:styleId="a5">
+    <w:name w:val="footer"/>
+    <w:basedOn w:val="a"/>
+    <w:link w:val="a6"/>
+    <w:uiPriority w:val="99"/>
+    <w:unhideWhenUsed/>
+    <w:rsid w:val="004F10FB"/>
+    <w:pPr>
+      <w:tabs>
+        <w:tab w:val="center" w:pos="4153"/>
+        <w:tab w:val="right" w:pos="8306"/>
+      </w:tabs>
+      <w:snapToGrid w:val="0"/>
+    </w:pPr>
+    <w:rPr>
+      <w:sz w:val="20"/>
+      <w:szCs w:val="20"/>
+    </w:rPr>
+  </w:style>
+  <w:style w:type="character" w:customStyle="1" w:styleId="a6">
+    <w:name w:val="頁尾 字元"/>
+    <w:basedOn w:val="a0"/>
+    <w:link w:val="a5"/>
+    <w:uiPriority w:val="99"/>
+    <w:rsid w:val="004F10FB"/>
+    <w:rPr>
+      <w:sz w:val="20"/>
+      <w:szCs w:val="20"/>
+    </w:rPr>
+  </w:style>
+  <w:style w:type="character" w:customStyle="1" w:styleId="20">
+    <w:name w:val="標題 2 字元"/>
+    <w:basedOn w:val="a0"/>
+    <w:link w:val="2"/>
+    <w:uiPriority w:val="9"/>
+    <w:rsid w:val="004F10FB"/>
+    <w:rPr>
+      <w:rFonts w:ascii="新細明體" w:eastAsia="新細明體" w:hAnsi="新細明體" w:cs="新細明體"/>
+      <w:b/>
+      <w:bCs/>
+      <w:kern w:val="0"/>
+      <w:sz w:val="36"/>
+      <w:szCs w:val="36"/>
+    </w:rPr>
+  </w:style>
+  <w:style w:type="character" w:customStyle="1" w:styleId="30">
+    <w:name w:val="標題 3 字元"/>
+    <w:basedOn w:val="a0"/>
+    <w:link w:val="3"/>
+    <w:uiPriority w:val="9"/>
+    <w:rsid w:val="004F10FB"/>
+    <w:rPr>
+      <w:rFonts w:ascii="新細明體" w:eastAsia="新細明體" w:hAnsi="新細明體" w:cs="新細明體"/>
+      <w:b/>
+      <w:bCs/>
+      <w:kern w:val="0"/>
+      <w:sz w:val="27"/>
+      <w:szCs w:val="27"/>
+    </w:rPr>
+  </w:style>
+  <w:style w:type="character" w:styleId="a7">
+    <w:name w:val="Strong"/>
+    <w:basedOn w:val="a0"/>
+    <w:uiPriority w:val="22"/>
+    <w:qFormat/>
+    <w:rsid w:val="004F10FB"/>
+    <w:rPr>
+      <w:b/>
+      <w:bCs/>
+    </w:rPr>
+  </w:style>
+  <w:style w:type="paragraph" w:styleId="Web">
+    <w:name w:val="Normal (Web)"/>
+    <w:basedOn w:val="a"/>
+    <w:uiPriority w:val="99"/>
+    <w:semiHidden/>
+    <w:unhideWhenUsed/>
+    <w:rsid w:val="004F10FB"/>
+    <w:pPr>
+      <w:widowControl/>
+      <w:spacing w:before="100" w:beforeAutospacing="1" w:after="100" w:afterAutospacing="1"/>
+    </w:pPr>
+    <w:rPr>
+      <w:rFonts w:ascii="新細明體" w:eastAsia="新細明體" w:hAnsi="新細明體" w:cs="新細明體"/>
+      <w:kern w:val="0"/>
+      <w:szCs w:val="24"/>
+    </w:rPr>
+  </w:style>
+  <w:style w:type="character" w:styleId="HTML">
+    <w:name w:val="HTML Code"/>
+    <w:basedOn w:val="a0"/>
+    <w:uiPriority w:val="99"/>
+    <w:semiHidden/>
+    <w:unhideWhenUsed/>
+    <w:rsid w:val="004F10FB"/>
+    <w:rPr>
+      <w:rFonts w:ascii="細明體" w:eastAsia="細明體" w:hAnsi="細明體" w:cs="細明體"/>
+      <w:sz w:val="24"/>
+      <w:szCs w:val="24"/>
+    </w:rPr>
+  </w:style>
+  <w:style w:type="character" w:customStyle="1" w:styleId="math-inline">
+    <w:name w:val="math-inline"/>
+    <w:basedOn w:val="a0"/>
+    <w:rsid w:val="004F10FB"/>
+  </w:style>
+  <w:style w:type="paragraph" w:styleId="HTML0">
+    <w:name w:val="HTML Preformatted"/>
+    <w:basedOn w:val="a"/>
+    <w:link w:val="HTML1"/>
+    <w:uiPriority w:val="99"/>
+    <w:semiHidden/>
+    <w:unhideWhenUsed/>
+    <w:rsid w:val="004F10FB"/>
+    <w:pPr>
+      <w:widowControl/>
+      <w:tabs>
+        <w:tab w:val="left" w:pos="916"/>
+        <w:tab w:val="left" w:pos="1832"/>
+        <w:tab w:val="left" w:pos="2748"/>
+        <w:tab w:val="left" w:pos="3664"/>
+        <w:tab w:val="left" w:pos="4580"/>
+        <w:tab w:val="left" w:pos="5496"/>
+        <w:tab w:val="left" w:pos="6412"/>
+        <w:tab w:val="left" w:pos="7328"/>
+        <w:tab w:val="left" w:pos="8244"/>
+        <w:tab w:val="left" w:pos="9160"/>
+        <w:tab w:val="left" w:pos="10076"/>
+        <w:tab w:val="left" w:pos="10992"/>
+        <w:tab w:val="left" w:pos="11908"/>
+        <w:tab w:val="left" w:pos="12824"/>
+        <w:tab w:val="left" w:pos="13740"/>
+        <w:tab w:val="left" w:pos="14656"/>
+      </w:tabs>
+    </w:pPr>
+    <w:rPr>
+      <w:rFonts w:ascii="細明體" w:eastAsia="細明體" w:hAnsi="細明體" w:cs="細明體"/>
+      <w:kern w:val="0"/>
+      <w:szCs w:val="24"/>
+    </w:rPr>
+  </w:style>
+  <w:style w:type="character" w:customStyle="1" w:styleId="HTML1">
+    <w:name w:val="HTML 預設格式 字元"/>
+    <w:basedOn w:val="a0"/>
+    <w:link w:val="HTML0"/>
+    <w:uiPriority w:val="99"/>
+    <w:semiHidden/>
+    <w:rsid w:val="004F10FB"/>
+    <w:rPr>
+      <w:rFonts w:ascii="細明體" w:eastAsia="細明體" w:hAnsi="細明體" w:cs="細明體"/>
+      <w:kern w:val="0"/>
+      <w:szCs w:val="24"/>
+    </w:rPr>
+  </w:style>
+  <w:style w:type="table" w:styleId="a8">
+    <w:name w:val="Table Grid"/>
+    <w:basedOn w:val="a1"/>
+    <w:uiPriority w:val="39"/>
+    <w:rsid w:val="004F10FB"/>
+    <w:tblPr>
+      <w:tblBorders>
+        <w:top w:val="single" w:sz="4" w:space="0" w:color="auto"/>
+        <w:left w:val="single" w:sz="4" w:space="0" w:color="auto"/>
+        <w:bottom w:val="single" w:sz="4" w:space="0" w:color="auto"/>
+        <w:right w:val="single" w:sz="4" w:space="0" w:color="auto"/>
+        <w:insideH w:val="single" w:sz="4" w:space="0" w:color="auto"/>
+        <w:insideV w:val="single" w:sz="4" w:space="0" w:color="auto"/>
+      </w:tblBorders>
+    </w:tblPr>
+  </w:style>
+</w:styles>
+</file>
+
+<file path=word/stylesWithEffects.xml><?xml version="1.0" encoding="utf-8"?>
+<w:styles xmlns:wpc="http://schemas.microsoft.com/office/word/2010/wordprocessingCanvas" xmlns:mc="http://schemas.openxmlformats.org/markup-compatibility/2006" xmlns:o="urn:schemas-microsoft-com:office:office" xmlns:r="http://schemas.openxmlformats.org/officeDocument/2006/relationships" xmlns:m="http://schemas.openxmlformats.org/officeDocument/2006/math" xmlns:v="urn:schemas-microsoft-com:vml" xmlns:wp14="http://schemas.microsoft.com/office/word/2010/wordprocessingDrawing" xmlns:wp="http://schemas.openxmlformats.org/drawingml/2006/wordprocessingDrawing" xmlns:w10="urn:schemas-microsoft-com:office:word" xmlns:w="http://schemas.openxmlformats.org/wordprocessingml/2006/main" xmlns:w14="http://schemas.microsoft.com/office/word/2010/wordml" xmlns:wpg="http://schemas.microsoft.com/office/word/2010/wordprocessingGroup" xmlns:wpi="http://schemas.microsoft.com/office/word/2010/wordprocessingInk" xmlns:wne="http://schemas.microsoft.com/office/word/2006/wordml" xmlns:wps="http://schemas.microsoft.com/office/word/2010/wordprocessingShape" mc:Ignorable="w14 wp14">
+  <w:docDefaults>
+    <w:rPrDefault>
+      <w:rPr>
+        <w:rFonts w:asciiTheme="minorHAnsi" w:eastAsiaTheme="minorEastAsia" w:hAnsiTheme="minorHAnsi" w:cstheme="minorBidi"/>
+        <w:kern w:val="2"/>
+        <w:sz w:val="24"/>
+        <w:szCs w:val="22"/>
+        <w:lang w:val="en-US" w:eastAsia="zh-TW" w:bidi="ar-SA"/>
+      </w:rPr>
+    </w:rPrDefault>
+    <w:pPrDefault/>
+  </w:docDefaults>
+  <w:latentStyles w:defLockedState="0" w:defUIPriority="99" w:defSemiHidden="1" w:defUnhideWhenUsed="1" w:defQFormat="0" w:count="267">
+    <w:lsdException w:name="Normal" w:semiHidden="0" w:uiPriority="0" w:unhideWhenUsed="0" w:qFormat="1"/>
+    <w:lsdException w:name="heading 1" w:semiHidden="0" w:uiPriority="9" w:unhideWhenUsed="0" w:qFormat="1"/>
+    <w:lsdException w:name="heading 2" w:uiPriority="9" w:qFormat="1"/>
+    <w:lsdException w:name="heading 3" w:uiPriority="9" w:qFormat="1"/>
+    <w:lsdException w:name="heading 4" w:uiPriority="9" w:qFormat="1"/>
+    <w:lsdException w:name="heading 5" w:uiPriority="9" w:qFormat="1"/>
+    <w:lsdException w:name="heading 6" w:uiPriority="9" w:qFormat="1"/>
+    <w:lsdException w:name="heading 7" w:uiPriority="9" w:qFormat="1"/>
+    <w:lsdException w:name="heading 8" w:uiPriority="9" w:qFormat="1"/>
+    <w:lsdException w:name="heading 9" w:uiPriority="9" w:qFormat="1"/>
+    <w:lsdException w:name="toc 1" w:uiPriority="39"/>
+    <w:lsdException w:name="toc 2" w:uiPriority="39"/>
+    <w:lsdException w:name="toc 3" w:uiPriority="39"/>
+    <w:lsdException w:name="toc 4" w:uiPriority="39"/>
+    <w:lsdException w:name="toc 5" w:uiPriority="39"/>
+    <w:lsdException w:name="toc 6" w:uiPriority="39"/>
+    <w:lsdException w:name="toc 7" w:uiPriority="39"/>
+    <w:lsdException w:name="toc 8" w:uiPriority="39"/>
+    <w:lsdException w:name="toc 9" w:uiPriority="39"/>
+    <w:lsdException w:name="caption" w:uiPriority="35" w:qFormat="1"/>
+    <w:lsdException w:name="Title" w:semiHidden="0" w:uiPriority="10" w:unhideWhenUsed="0" w:qFormat="1"/>
+    <w:lsdException w:name="Default Paragraph Font" w:uiPriority="1"/>
+    <w:lsdException w:name="Subtitle" w:semiHidden="0" w:uiPriority="11" w:unhideWhenUsed="0" w:qFormat="1"/>
+    <w:lsdException w:name="Strong" w:semiHidden="0" w:uiPriority="22" w:unhideWhenUsed="0" w:qFormat="1"/>
+    <w:lsdException w:name="Emphasis" w:semiHidden="0" w:uiPriority="20" w:unhideWhenUsed="0" w:qFormat="1"/>
+    <w:lsdException w:name="Table Grid" w:semiHidden="0" w:uiPriority="39" w:unhideWhenUsed="0"/>
+    <w:lsdException w:name="Placeholder Text" w:unhideWhenUsed="0"/>
+    <w:lsdException w:name="No Spacing" w:semiHidden="0" w:uiPriority="1" w:unhideWhenUsed="0" w:qFormat="1"/>
+    <w:lsdException w:name="Light Shading" w:semiHidden="0" w:uiPriority="60" w:unhideWhenUsed="0"/>
+    <w:lsdException w:name="Light List" w:semiHidden="0" w:uiPriority="61" w:unhideWhenUsed="0"/>
+    <w:lsdException w:name="Light Grid" w:semiHidden="0" w:uiPriority="62" w:unhideWhenUsed="0"/>
+    <w:lsdException w:name="Medium Shading 1" w:semiHidden="0" w:uiPriority="63" w:unhideWhenUsed="0"/>
+    <w:lsdException w:name="Medium Shading 2" w:semiHidden="0" w:uiPriority="64" w:unhideWhenUsed="0"/>
+    <w:lsdException w:name="Medium List 1" w:semiHidden="0" w:uiPriority="65" w:unhideWhenUsed="0"/>
+    <w:lsdException w:name="Medium List 2" w:semiHidden="0" w:uiPriority="66" w:unhideWhenUsed="0"/>
+    <w:lsdException w:name="Medium Grid 1" w:semiHidden="0" w:uiPriority="67" w:unhideWhenUsed="0"/>
+    <w:lsdException w:name="Medium Grid 2" w:semiHidden="0" w:uiPriority="68" w:unhideWhenUsed="0"/>
+    <w:lsdException w:name="Medium Grid 3" w:semiHidden="0" w:uiPriority="69" w:unhideWhenUsed="0"/>
+    <w:lsdException w:name="Dark List" w:semiHidden="0" w:uiPriority="70" w:unhideWhenUsed="0"/>
+    <w:lsdException w:name="Colorful Shading" w:semiHidden="0" w:uiPriority="71" w:unhideWhenUsed="0"/>
+    <w:lsdException w:name="Colorful List" w:semiHidden="0" w:uiPriority="72" w:unhideWhenUsed="0"/>
+    <w:lsdException w:name="Colorful Grid" w:semiHidden="0" w:uiPriority="73" w:unhideWhenUsed="0"/>
+    <w:lsdException w:name="Light Shading Accent 1" w:semiHidden="0" w:uiPriority="60" w:unhideWhenUsed="0"/>
+    <w:lsdException w:name="Light List Accent 1" w:semiHidden="0" w:uiPriority="61" w:unhideWhenUsed="0"/>
+    <w:lsdException w:name="Light Grid Accent 1" w:semiHidden="0" w:uiPriority="62" w:unhideWhenUsed="0"/>
+    <w:lsdException w:name="Medium Shading 1 Accent 1" w:semiHidden="0" w:uiPriority="63" w:unhideWhenUsed="0"/>
+    <w:lsdException w:name="Medium Shading 2 Accent 1" w:semiHidden="0" w:uiPriority="64" w:unhideWhenUsed="0"/>
+    <w:lsdException w:name="Medium List 1 Accent 1" w:semiHidden="0" w:uiPriority="65" w:unhideWhenUsed="0"/>
+    <w:lsdException w:name="Revision" w:unhideWhenUsed="0"/>
+    <w:lsdException w:name="List Paragraph" w:semiHidden="0" w:uiPriority="34" w:unhideWhenUsed="0" w:qFormat="1"/>
+    <w:lsdException w:name="Quote" w:semiHidden="0" w:uiPriority="29" w:unhideWhenUsed="0" w:qFormat="1"/>
+    <w:lsdException w:name="Intense Quote" w:semiHidden="0" w:uiPriority="30" w:unhideWhenUsed="0" w:qFormat="1"/>
+    <w:lsdException w:name="Medium List 2 Accent 1" w:semiHidden="0" w:uiPriority="66" w:unhideWhenUsed="0"/>
+    <w:lsdException w:name="Medium Grid 1 Accent 1" w:semiHidden="0" w:uiPriority="67" w:unhideWhenUsed="0"/>
+    <w:lsdException w:name="Medium Grid 2 Accent 1" w:semiHidden="0" w:uiPriority="68" w:unhideWhenUsed="0"/>
+    <w:lsdException w:name="Medium Grid 3 Accent 1" w:semiHidden="0" w:uiPriority="69" w:unhideWhenUsed="0"/>
+    <w:lsdException w:name="Dark List Accent 1" w:semiHidden="0" w:uiPriority="70" w:unhideWhenUsed="0"/>
+    <w:lsdException w:name="Colorful Shading Accent 1" w:semiHidden="0" w:uiPriority="71" w:unhideWhenUsed="0"/>
+    <w:lsdException w:name="Colorful List Accent 1" w:semiHidden="0" w:uiPriority="72" w:unhideWhenUsed="0"/>
+    <w:lsdException w:name="Colorful Grid Accent 1" w:semiHidden="0" w:uiPriority="73" w:unhideWhenUsed="0"/>
+    <w:lsdException w:name="Light Shading Accent 2" w:semiHidden="0" w:uiPriority="60" w:unhideWhenUsed="0"/>
+    <w:lsdException w:name="Light List Accent 2" w:semiHidden="0" w:uiPriority="61" w:unhideWhenUsed="0"/>
+    <w:lsdException w:name="Light Grid Accent 2" w:semiHidden="0" w:uiPriority="62" w:unhideWhenUsed="0"/>
+    <w:lsdException w:name="Medium Shading 1 Accent 2" w:semiHidden="0" w:uiPriority="63" w:unhideWhenUsed="0"/>
+    <w:lsdException w:name="Medium Shading 2 Accent 2" w:semiHidden="0" w:uiPriority="64" w:unhideWhenUsed="0"/>
+    <w:lsdException w:name="Medium List 1 Accent 2" w:semiHidden="0" w:uiPriority="65" w:unhideWhenUsed="0"/>
+    <w:lsdException w:name="Medium List 2 Accent 2" w:semiHidden="0" w:uiPriority="66" w:unhideWhenUsed="0"/>
+    <w:lsdException w:name="Medium Grid 1 Accent 2" w:semiHidden="0" w:uiPriority="67" w:unhideWhenUsed="0"/>
+    <w:lsdException w:name="Medium Grid 2 Accent 2" w:semiHidden="0" w:uiPriority="68" w:unhideWhenUsed="0"/>
+    <w:lsdException w:name="Medium Grid 3 Accent 2" w:semiHidden="0" w:uiPriority="69" w:unhideWhenUsed="0"/>
+    <w:lsdException w:name="Dark List Accent 2" w:semiHidden="0" w:uiPriority="70" w:unhideWhenUsed="0"/>
+    <w:lsdException w:name="Colorful Shading Accent 2" w:semiHidden="0" w:uiPriority="71" w:unhideWhenUsed="0"/>
+    <w:lsdException w:name="Colorful List Accent 2" w:semiHidden="0" w:uiPriority="72" w:unhideWhenUsed="0"/>
+    <w:lsdException w:name="Colorful Grid Accent 2" w:semiHidden="0" w:uiPriority="73" w:unhideWhenUsed="0"/>
+    <w:lsdException w:name="Light Shading Accent 3" w:semiHidden="0" w:uiPriority="60" w:unhideWhenUsed="0"/>
+    <w:lsdException w:name="Light List Accent 3" w:semiHidden="0" w:uiPriority="61" w:unhideWhenUsed="0"/>
+    <w:lsdException w:name="Light Grid Accent 3" w:semiHidden="0" w:uiPriority="62" w:unhideWhenUsed="0"/>
+    <w:lsdException w:name="Medium Shading 1 Accent 3" w:semiHidden="0" w:uiPriority="63" w:unhideWhenUsed="0"/>
+    <w:lsdException w:name="Medium Shading 2 Accent 3" w:semiHidden="0" w:uiPriority="64" w:unhideWhenUsed="0"/>
+    <w:lsdException w:name="Medium List 1 Accent 3" w:semiHidden="0" w:uiPriority="65" w:unhideWhenUsed="0"/>
+    <w:lsdException w:name="Medium List 2 Accent 3" w:semiHidden="0" w:uiPriority="66" w:unhideWhenUsed="0"/>
+    <w:lsdException w:name="Medium Grid 1 Accent 3" w:semiHidden="0" w:uiPriority="67" w:unhideWhenUsed="0"/>
+    <w:lsdException w:name="Medium Grid 2 Accent 3" w:semiHidden="0" w:uiPriority="68" w:unhideWhenUsed="0"/>
+    <w:lsdException w:name="Medium Grid 3 Accent 3" w:semiHidden="0" w:uiPriority="69" w:unhideWhenUsed="0"/>
+    <w:lsdException w:name="Dark List Accent 3" w:semiHidden="0" w:uiPriority="70" w:unhideWhenUsed="0"/>
+    <w:lsdException w:name="Colorful Shading Accent 3" w:semiHidden="0" w:uiPriority="71" w:unhideWhenUsed="0"/>
+    <w:lsdException w:name="Colorful List Accent 3" w:semiHidden="0" w:uiPriority="72" w:unhideWhenUsed="0"/>
+    <w:lsdException w:name="Colorful Grid Accent 3" w:semiHidden="0" w:uiPriority="73" w:unhideWhenUsed="0"/>
+    <w:lsdException w:name="Light Shading Accent 4" w:semiHidden="0" w:uiPriority="60" w:unhideWhenUsed="0"/>
+    <w:lsdException w:name="Light List Accent 4" w:semiHidden="0" w:uiPriority="61" w:unhideWhenUsed="0"/>
+    <w:lsdException w:name="Light Grid Accent 4" w:semiHidden="0" w:uiPriority="62" w:unhideWhenUsed="0"/>
+    <w:lsdException w:name="Medium Shading 1 Accent 4" w:semiHidden="0" w:uiPriority="63" w:unhideWhenUsed="0"/>
+    <w:lsdException w:name="Medium Shading 2 Accent 4" w:semiHidden="0" w:uiPriority="64" w:unhideWhenUsed="0"/>
+    <w:lsdException w:name="Medium List 1 Accent 4" w:semiHidden="0" w:uiPriority="65" w:unhideWhenUsed="0"/>
+    <w:lsdException w:name="Medium List 2 Accent 4" w:semiHidden="0" w:uiPriority="66" w:unhideWhenUsed="0"/>
+    <w:lsdException w:name="Medium Grid 1 Accent 4" w:semiHidden="0" w:uiPriority="67" w:unhideWhenUsed="0"/>
+    <w:lsdException w:name="Medium Grid 2 Accent 4" w:semiHidden="0" w:uiPriority="68" w:unhideWhenUsed="0"/>
+    <w:lsdException w:name="Medium Grid 3 Accent 4" w:semiHidden="0" w:uiPriority="69" w:unhideWhenUsed="0"/>
+    <w:lsdException w:name="Dark List Accent 4" w:semiHidden="0" w:uiPriority="70" w:unhideWhenUsed="0"/>
+    <w:lsdException w:name="Colorful Shading Accent 4" w:semiHidden="0" w:uiPriority="71" w:unhideWhenUsed="0"/>
+    <w:lsdException w:name="Colorful List Accent 4" w:semiHidden="0" w:uiPriority="72" w:unhideWhenUsed="0"/>
+    <w:lsdException w:name="Colorful Grid Accent 4" w:semiHidden="0" w:uiPriority="73" w:unhideWhenUsed="0"/>
+    <w:lsdException w:name="Light Shading Accent 5" w:semiHidden="0" w:uiPriority="60" w:unhideWhenUsed="0"/>
+    <w:lsdException w:name="Light List Accent 5" w:semiHidden="0" w:uiPriority="61" w:unhideWhenUsed="0"/>
+    <w:lsdException w:name="Light Grid Accent 5" w:semiHidden="0" w:uiPriority="62" w:unhideWhenUsed="0"/>
+    <w:lsdException w:name="Medium Shading 1 Accent 5" w:semiHidden="0" w:uiPriority="63" w:unhideWhenUsed="0"/>
+    <w:lsdException w:name="Medium Shading 2 Accent 5" w:semiHidden="0" w:uiPriority="64" w:unhideWhenUsed="0"/>
+    <w:lsdException w:name="Medium List 1 Accent 5" w:semiHidden="0" w:uiPriority="65" w:unhideWhenUsed="0"/>
+    <w:lsdException w:name="Medium List 2 Accent 5" w:semiHidden="0" w:uiPriority="66" w:unhideWhenUsed="0"/>
+    <w:lsdException w:name="Medium Grid 1 Accent 5" w:semiHidden="0" w:uiPriority="67" w:unhideWhenUsed="0"/>
+    <w:lsdException w:name="Medium Grid 2 Accent 5" w:semiHidden="0" w:uiPriority="68" w:unhideWhenUsed="0"/>
+    <w:lsdException w:name="Medium Grid 3 Accent 5" w:semiHidden="0" w:uiPriority="69" w:unhideWhenUsed="0"/>
+    <w:lsdException w:name="Dark List Accent 5" w:semiHidden="0" w:uiPriority="70" w:unhideWhenUsed="0"/>
+    <w:lsdException w:name="Colorful Shading Accent 5" w:semiHidden="0" w:uiPriority="71" w:unhideWhenUsed="0"/>
+    <w:lsdException w:name="Colorful List Accent 5" w:semiHidden="0" w:uiPriority="72" w:unhideWhenUsed="0"/>
+    <w:lsdException w:name="Colorful Grid Accent 5" w:semiHidden="0" w:uiPriority="73" w:unhideWhenUsed="0"/>
+    <w:lsdException w:name="Light Shading Accent 6" w:semiHidden="0" w:uiPriority="60" w:unhideWhenUsed="0"/>
+    <w:lsdException w:name="Light List Accent 6" w:semiHidden="0" w:uiPriority="61" w:unhideWhenUsed="0"/>
+    <w:lsdException w:name="Light Grid Accent 6" w:semiHidden="0" w:uiPriority="62" w:unhideWhenUsed="0"/>
+    <w:lsdException w:name="Medium Shading 1 Accent 6" w:semiHidden="0" w:uiPriority="63" w:unhideWhenUsed="0"/>
+    <w:lsdException w:name="Medium Shading 2 Accent 6" w:semiHidden="0" w:uiPriority="64" w:unhideWhenUsed="0"/>
+    <w:lsdException w:name="Medium List 1 Accent 6" w:semiHidden="0" w:uiPriority="65" w:unhideWhenUsed="0"/>
+    <w:lsdException w:name="Medium List 2 Accent 6" w:semiHidden="0" w:uiPriority="66" w:unhideWhenUsed="0"/>
+    <w:lsdException w:name="Medium Grid 1 Accent 6" w:semiHidden="0" w:uiPriority="67" w:unhideWhenUsed="0"/>
+    <w:lsdException w:name="Medium Grid 2 Accent 6" w:semiHidden="0" w:uiPriority="68" w:unhideWhenUsed="0"/>
+    <w:lsdException w:name="Medium Grid 3 Accent 6" w:semiHidden="0" w:uiPriority="69" w:unhideWhenUsed="0"/>
+    <w:lsdException w:name="Dark List Accent 6" w:semiHidden="0" w:uiPriority="70" w:unhideWhenUsed="0"/>
+    <w:lsdException w:name="Colorful Shading Accent 6" w:semiHidden="0" w:uiPriority="71" w:unhideWhenUsed="0"/>
+    <w:lsdException w:name="Colorful List Accent 6" w:semiHidden="0" w:uiPriority="72" w:unhideWhenUsed="0"/>
+    <w:lsdException w:name="Colorful Grid Accent 6" w:semiHidden="0" w:uiPriority="73" w:unhideWhenUsed="0"/>
+    <w:lsdException w:name="Subtle Emphasis" w:semiHidden="0" w:uiPriority="19" w:unhideWhenUsed="0" w:qFormat="1"/>
+    <w:lsdException w:name="Intense Emphasis" w:semiHidden="0" w:uiPriority="21" w:unhideWhenUsed="0" w:qFormat="1"/>
+    <w:lsdException w:name="Subtle Reference" w:semiHidden="0" w:uiPriority="31" w:unhideWhenUsed="0" w:qFormat="1"/>
+    <w:lsdException w:name="Intense Reference" w:semiHidden="0" w:uiPriority="32" w:unhideWhenUsed="0" w:qFormat="1"/>
+    <w:lsdException w:name="Book Title" w:semiHidden="0" w:uiPriority="33" w:unhideWhenUsed="0" w:qFormat="1"/>
+    <w:lsdException w:name="Bibliography" w:uiPriority="37"/>
+    <w:lsdException w:name="TOC Heading" w:uiPriority="39" w:qFormat="1"/>
   </w:latentStyles>
   <w:style w:type="paragraph" w:default="1" w:styleId="a">
     <w:name w:val="Normal"/>
@@ -7625,7 +7869,7 @@
   <a:extraClrSchemeLst/>
   <a:extLst>
     <a:ext uri="{05A4C25C-085E-4340-85A3-A5531E510DB2}">
-      <thm15:themeFamily xmlns:thm15="http://schemas.microsoft.com/office/thememl/2012/main" name="Office Theme" id="{62F939B6-93AF-4DB8-9C6B-D6C7DFDC589F}" vid="{4A3C46E8-61CC-4603-A589-7422A47A8E4A}"/>
+      <thm15:themeFamily xmlns:thm15="http://schemas.microsoft.com/office/thememl/2012/main" xmlns="" name="Office Theme" id="{62F939B6-93AF-4DB8-9C6B-D6C7DFDC589F}" vid="{4A3C46E8-61CC-4603-A589-7422A47A8E4A}"/>
     </a:ext>
   </a:extLst>
 </a:theme>

--- a/Document/fuClaw vs. OpenClaw vs. Hermes Agent 全方位架構與優缺點對比總表.docx
+++ b/Document/fuClaw vs. OpenClaw vs. Hermes Agent 全方位架構與優缺點對比總表.docx
@@ -1638,7 +1638,15 @@
                 <w:kern w:val="0"/>
                 <w:szCs w:val="24"/>
               </w:rPr>
-              <w:t>、本地端</w:t>
+              <w:t>、本地端的攝影機鏡頭</w:t>
+            </w:r>
+            <w:r>
+              <w:rPr>
+                <w:rFonts w:ascii="標楷體" w:eastAsia="標楷體" w:hAnsi="標楷體" w:cs="新細明體" w:hint="eastAsia"/>
+                <w:kern w:val="0"/>
+                <w:szCs w:val="24"/>
+              </w:rPr>
+              <w:t>與視訊串流</w:t>
             </w:r>
             <w:bookmarkStart w:id="0" w:name="_GoBack"/>
             <w:bookmarkEnd w:id="0"/>
@@ -1648,7 +1656,7 @@
                 <w:kern w:val="0"/>
                 <w:szCs w:val="24"/>
               </w:rPr>
-              <w:t>的攝影機鏡頭。透過大模型直接調度晶片硬體暫存器與電訊號。</w:t>
+              <w:t>。透過大模型直接調度晶片硬體暫存器與電訊號。</w:t>
             </w:r>
           </w:p>
         </w:tc>
@@ -7869,7 +7877,7 @@
   <a:extraClrSchemeLst/>
   <a:extLst>
     <a:ext uri="{05A4C25C-085E-4340-85A3-A5531E510DB2}">
-      <thm15:themeFamily xmlns:thm15="http://schemas.microsoft.com/office/thememl/2012/main" xmlns="" name="Office Theme" id="{62F939B6-93AF-4DB8-9C6B-D6C7DFDC589F}" vid="{4A3C46E8-61CC-4603-A589-7422A47A8E4A}"/>
+      <thm15:themeFamily xmlns="" xmlns:thm15="http://schemas.microsoft.com/office/thememl/2012/main" name="Office Theme" id="{62F939B6-93AF-4DB8-9C6B-D6C7DFDC589F}" vid="{4A3C46E8-61CC-4603-A589-7422A47A8E4A}"/>
     </a:ext>
   </a:extLst>
 </a:theme>

--- a/Document/fuClaw vs. OpenClaw vs. Hermes Agent 全方位架構與優缺點對比總表.docx
+++ b/Document/fuClaw vs. OpenClaw vs. Hermes Agent 全方位架構與優缺點對比總表.docx
@@ -1,6 +1,6 @@
 
 <file path=word/document.xml><?xml version="1.0" encoding="utf-8"?>
-<w:document xmlns:wpc="http://schemas.microsoft.com/office/word/2010/wordprocessingCanvas" xmlns:mc="http://schemas.openxmlformats.org/markup-compatibility/2006" xmlns:o="urn:schemas-microsoft-com:office:office" xmlns:r="http://schemas.openxmlformats.org/officeDocument/2006/relationships" xmlns:m="http://schemas.openxmlformats.org/officeDocument/2006/math" xmlns:v="urn:schemas-microsoft-com:vml" xmlns:wp14="http://schemas.microsoft.com/office/word/2010/wordprocessingDrawing" xmlns:wp="http://schemas.openxmlformats.org/drawingml/2006/wordprocessingDrawing" xmlns:w10="urn:schemas-microsoft-com:office:word" xmlns:w="http://schemas.openxmlformats.org/wordprocessingml/2006/main" xmlns:w14="http://schemas.microsoft.com/office/word/2010/wordml" xmlns:wpg="http://schemas.microsoft.com/office/word/2010/wordprocessingGroup" xmlns:wpi="http://schemas.microsoft.com/office/word/2010/wordprocessingInk" xmlns:wne="http://schemas.microsoft.com/office/word/2006/wordml" xmlns:wps="http://schemas.microsoft.com/office/word/2010/wordprocessingShape" mc:Ignorable="w14 wp14">
+<w:document xmlns:wpc="http://schemas.microsoft.com/office/word/2010/wordprocessingCanvas" xmlns:cx="http://schemas.microsoft.com/office/drawing/2014/chartex" xmlns:cx1="http://schemas.microsoft.com/office/drawing/2015/9/8/chartex" xmlns:cx2="http://schemas.microsoft.com/office/drawing/2015/10/21/chartex" xmlns:cx3="http://schemas.microsoft.com/office/drawing/2016/5/9/chartex" xmlns:cx4="http://schemas.microsoft.com/office/drawing/2016/5/10/chartex" xmlns:cx5="http://schemas.microsoft.com/office/drawing/2016/5/11/chartex" xmlns:cx6="http://schemas.microsoft.com/office/drawing/2016/5/12/chartex" xmlns:cx7="http://schemas.microsoft.com/office/drawing/2016/5/13/chartex" xmlns:cx8="http://schemas.microsoft.com/office/drawing/2016/5/14/chartex" xmlns:mc="http://schemas.openxmlformats.org/markup-compatibility/2006" xmlns:aink="http://schemas.microsoft.com/office/drawing/2016/ink" xmlns:am3d="http://schemas.microsoft.com/office/drawing/2017/model3d" xmlns:o="urn:schemas-microsoft-com:office:office" xmlns:r="http://schemas.openxmlformats.org/officeDocument/2006/relationships" xmlns:m="http://schemas.openxmlformats.org/officeDocument/2006/math" xmlns:v="urn:schemas-microsoft-com:vml" xmlns:wp14="http://schemas.microsoft.com/office/word/2010/wordprocessingDrawing" xmlns:wp="http://schemas.openxmlformats.org/drawingml/2006/wordprocessingDrawing" xmlns:w10="urn:schemas-microsoft-com:office:word" xmlns:w="http://schemas.openxmlformats.org/wordprocessingml/2006/main" xmlns:w14="http://schemas.microsoft.com/office/word/2010/wordml" xmlns:w15="http://schemas.microsoft.com/office/word/2012/wordml" xmlns:w16cid="http://schemas.microsoft.com/office/word/2016/wordml/cid" xmlns:w16se="http://schemas.microsoft.com/office/word/2015/wordml/symex" xmlns:wpg="http://schemas.microsoft.com/office/word/2010/wordprocessingGroup" xmlns:wpi="http://schemas.microsoft.com/office/word/2010/wordprocessingInk" xmlns:wne="http://schemas.microsoft.com/office/word/2006/wordml" xmlns:wps="http://schemas.microsoft.com/office/word/2010/wordprocessingShape" mc:Ignorable="w14 w15 w16se w16cid wp14">
   <w:body>
     <w:p>
       <w:pPr>
@@ -73,15 +73,15 @@
         <w:tblLook w:val="04A0" w:firstRow="1" w:lastRow="0" w:firstColumn="1" w:lastColumn="0" w:noHBand="0" w:noVBand="1"/>
       </w:tblPr>
       <w:tblGrid>
-        <w:gridCol w:w="2122"/>
-        <w:gridCol w:w="3594"/>
-        <w:gridCol w:w="3777"/>
-        <w:gridCol w:w="3627"/>
+        <w:gridCol w:w="2518"/>
+        <w:gridCol w:w="5575"/>
+        <w:gridCol w:w="5576"/>
+        <w:gridCol w:w="5576"/>
       </w:tblGrid>
       <w:tr>
         <w:tc>
           <w:tcPr>
-            <w:tcW w:w="2122" w:type="dxa"/>
+            <w:tcW w:w="2518" w:type="dxa"/>
             <w:hideMark/>
           </w:tcPr>
           <w:p>
@@ -108,7 +108,7 @@
         </w:tc>
         <w:tc>
           <w:tcPr>
-            <w:tcW w:w="3594" w:type="dxa"/>
+            <w:tcW w:w="5575" w:type="dxa"/>
             <w:hideMark/>
           </w:tcPr>
           <w:p>
@@ -187,7 +187,7 @@
         </w:tc>
         <w:tc>
           <w:tcPr>
-            <w:tcW w:w="3777" w:type="dxa"/>
+            <w:tcW w:w="5576" w:type="dxa"/>
             <w:hideMark/>
           </w:tcPr>
           <w:p>
@@ -246,7 +246,7 @@
         </w:tc>
         <w:tc>
           <w:tcPr>
-            <w:tcW w:w="3627" w:type="dxa"/>
+            <w:tcW w:w="5576" w:type="dxa"/>
             <w:hideMark/>
           </w:tcPr>
           <w:p>
@@ -295,7 +295,7 @@
       <w:tr>
         <w:tc>
           <w:tcPr>
-            <w:tcW w:w="2122" w:type="dxa"/>
+            <w:tcW w:w="2518" w:type="dxa"/>
             <w:hideMark/>
           </w:tcPr>
           <w:p>
@@ -322,7 +322,7 @@
         </w:tc>
         <w:tc>
           <w:tcPr>
-            <w:tcW w:w="3594" w:type="dxa"/>
+            <w:tcW w:w="5575" w:type="dxa"/>
             <w:hideMark/>
           </w:tcPr>
           <w:p>
@@ -390,7 +390,7 @@
         </w:tc>
         <w:tc>
           <w:tcPr>
-            <w:tcW w:w="3777" w:type="dxa"/>
+            <w:tcW w:w="5576" w:type="dxa"/>
             <w:hideMark/>
           </w:tcPr>
           <w:p>
@@ -436,7 +436,7 @@
         </w:tc>
         <w:tc>
           <w:tcPr>
-            <w:tcW w:w="3627" w:type="dxa"/>
+            <w:tcW w:w="5576" w:type="dxa"/>
             <w:hideMark/>
           </w:tcPr>
           <w:p>
@@ -502,7 +502,7 @@
       <w:tr>
         <w:tc>
           <w:tcPr>
-            <w:tcW w:w="2122" w:type="dxa"/>
+            <w:tcW w:w="2518" w:type="dxa"/>
             <w:hideMark/>
           </w:tcPr>
           <w:p>
@@ -528,7 +528,7 @@
         </w:tc>
         <w:tc>
           <w:tcPr>
-            <w:tcW w:w="3594" w:type="dxa"/>
+            <w:tcW w:w="5575" w:type="dxa"/>
             <w:hideMark/>
           </w:tcPr>
           <w:p>
@@ -552,7 +552,7 @@
         </w:tc>
         <w:tc>
           <w:tcPr>
-            <w:tcW w:w="3777" w:type="dxa"/>
+            <w:tcW w:w="5576" w:type="dxa"/>
             <w:hideMark/>
           </w:tcPr>
           <w:p>
@@ -586,7 +586,7 @@
         </w:tc>
         <w:tc>
           <w:tcPr>
-            <w:tcW w:w="3627" w:type="dxa"/>
+            <w:tcW w:w="5576" w:type="dxa"/>
             <w:hideMark/>
           </w:tcPr>
           <w:p>
@@ -612,7 +612,7 @@
       <w:tr>
         <w:tc>
           <w:tcPr>
-            <w:tcW w:w="2122" w:type="dxa"/>
+            <w:tcW w:w="2518" w:type="dxa"/>
             <w:hideMark/>
           </w:tcPr>
           <w:p>
@@ -638,7 +638,7 @@
         </w:tc>
         <w:tc>
           <w:tcPr>
-            <w:tcW w:w="3594" w:type="dxa"/>
+            <w:tcW w:w="5575" w:type="dxa"/>
             <w:hideMark/>
           </w:tcPr>
           <w:p>
@@ -712,7 +712,7 @@
         </w:tc>
         <w:tc>
           <w:tcPr>
-            <w:tcW w:w="3777" w:type="dxa"/>
+            <w:tcW w:w="5576" w:type="dxa"/>
             <w:hideMark/>
           </w:tcPr>
           <w:p>
@@ -756,7 +756,7 @@
         </w:tc>
         <w:tc>
           <w:tcPr>
-            <w:tcW w:w="3627" w:type="dxa"/>
+            <w:tcW w:w="5576" w:type="dxa"/>
             <w:hideMark/>
           </w:tcPr>
           <w:p>
@@ -820,7 +820,7 @@
       <w:tr>
         <w:tc>
           <w:tcPr>
-            <w:tcW w:w="2122" w:type="dxa"/>
+            <w:tcW w:w="2518" w:type="dxa"/>
             <w:hideMark/>
           </w:tcPr>
           <w:p>
@@ -868,7 +868,7 @@
         </w:tc>
         <w:tc>
           <w:tcPr>
-            <w:tcW w:w="3594" w:type="dxa"/>
+            <w:tcW w:w="5575" w:type="dxa"/>
             <w:hideMark/>
           </w:tcPr>
           <w:p>
@@ -958,7 +958,7 @@
         </w:tc>
         <w:tc>
           <w:tcPr>
-            <w:tcW w:w="3777" w:type="dxa"/>
+            <w:tcW w:w="5576" w:type="dxa"/>
             <w:hideMark/>
           </w:tcPr>
           <w:p>
@@ -1058,7 +1058,7 @@
         </w:tc>
         <w:tc>
           <w:tcPr>
-            <w:tcW w:w="3627" w:type="dxa"/>
+            <w:tcW w:w="5576" w:type="dxa"/>
             <w:hideMark/>
           </w:tcPr>
           <w:p>
@@ -1168,7 +1168,7 @@
       <w:tr>
         <w:tc>
           <w:tcPr>
-            <w:tcW w:w="2122" w:type="dxa"/>
+            <w:tcW w:w="2518" w:type="dxa"/>
             <w:hideMark/>
           </w:tcPr>
           <w:p>
@@ -1194,7 +1194,7 @@
         </w:tc>
         <w:tc>
           <w:tcPr>
-            <w:tcW w:w="3594" w:type="dxa"/>
+            <w:tcW w:w="5575" w:type="dxa"/>
             <w:hideMark/>
           </w:tcPr>
           <w:p>
@@ -1246,7 +1246,7 @@
         </w:tc>
         <w:tc>
           <w:tcPr>
-            <w:tcW w:w="3777" w:type="dxa"/>
+            <w:tcW w:w="5576" w:type="dxa"/>
             <w:hideMark/>
           </w:tcPr>
           <w:p>
@@ -1306,7 +1306,7 @@
         </w:tc>
         <w:tc>
           <w:tcPr>
-            <w:tcW w:w="3627" w:type="dxa"/>
+            <w:tcW w:w="5576" w:type="dxa"/>
             <w:hideMark/>
           </w:tcPr>
           <w:p>
@@ -1368,7 +1368,7 @@
       <w:tr>
         <w:tc>
           <w:tcPr>
-            <w:tcW w:w="2122" w:type="dxa"/>
+            <w:tcW w:w="2518" w:type="dxa"/>
             <w:hideMark/>
           </w:tcPr>
           <w:p>
@@ -1394,7 +1394,7 @@
         </w:tc>
         <w:tc>
           <w:tcPr>
-            <w:tcW w:w="3594" w:type="dxa"/>
+            <w:tcW w:w="5575" w:type="dxa"/>
             <w:hideMark/>
           </w:tcPr>
           <w:p>
@@ -1428,7 +1428,7 @@
         </w:tc>
         <w:tc>
           <w:tcPr>
-            <w:tcW w:w="3777" w:type="dxa"/>
+            <w:tcW w:w="5576" w:type="dxa"/>
             <w:hideMark/>
           </w:tcPr>
           <w:p>
@@ -1452,7 +1452,7 @@
         </w:tc>
         <w:tc>
           <w:tcPr>
-            <w:tcW w:w="3627" w:type="dxa"/>
+            <w:tcW w:w="5576" w:type="dxa"/>
             <w:hideMark/>
           </w:tcPr>
           <w:p>
@@ -1488,7 +1488,7 @@
       <w:tr>
         <w:tc>
           <w:tcPr>
-            <w:tcW w:w="2122" w:type="dxa"/>
+            <w:tcW w:w="2518" w:type="dxa"/>
             <w:hideMark/>
           </w:tcPr>
           <w:p>
@@ -1514,7 +1514,7 @@
         </w:tc>
         <w:tc>
           <w:tcPr>
-            <w:tcW w:w="3594" w:type="dxa"/>
+            <w:tcW w:w="5575" w:type="dxa"/>
             <w:hideMark/>
           </w:tcPr>
           <w:p>
@@ -1648,8 +1648,6 @@
               </w:rPr>
               <w:t>與視訊串流</w:t>
             </w:r>
-            <w:bookmarkStart w:id="0" w:name="_GoBack"/>
-            <w:bookmarkEnd w:id="0"/>
             <w:r>
               <w:rPr>
                 <w:rFonts w:ascii="標楷體" w:eastAsia="標楷體" w:hAnsi="標楷體" w:cs="新細明體"/>
@@ -1662,7 +1660,7 @@
         </w:tc>
         <w:tc>
           <w:tcPr>
-            <w:tcW w:w="3777" w:type="dxa"/>
+            <w:tcW w:w="5576" w:type="dxa"/>
             <w:hideMark/>
           </w:tcPr>
           <w:p>
@@ -1708,7 +1706,7 @@
         </w:tc>
         <w:tc>
           <w:tcPr>
-            <w:tcW w:w="3627" w:type="dxa"/>
+            <w:tcW w:w="5576" w:type="dxa"/>
             <w:hideMark/>
           </w:tcPr>
           <w:p>
@@ -1800,7 +1798,7 @@
       <w:tr>
         <w:tc>
           <w:tcPr>
-            <w:tcW w:w="2122" w:type="dxa"/>
+            <w:tcW w:w="2518" w:type="dxa"/>
             <w:hideMark/>
           </w:tcPr>
           <w:p>
@@ -1848,7 +1846,7 @@
         </w:tc>
         <w:tc>
           <w:tcPr>
-            <w:tcW w:w="3594" w:type="dxa"/>
+            <w:tcW w:w="5575" w:type="dxa"/>
             <w:hideMark/>
           </w:tcPr>
           <w:p>
@@ -1942,7 +1940,16 @@
                 <w:kern w:val="0"/>
                 <w:szCs w:val="24"/>
               </w:rPr>
-              <w:t xml:space="preserve"> Long Polling）、MQTT 與本地 Web 端。</w:t>
+              <w:t xml:space="preserve"> Long Polling）、MQTT 與</w:t>
+            </w:r>
+            <w:r>
+              <w:rPr>
+                <w:rFonts w:ascii="標楷體" w:eastAsia="標楷體" w:hAnsi="標楷體" w:cs="新細明體"/>
+                <w:kern w:val="0"/>
+                <w:szCs w:val="24"/>
+              </w:rPr>
+              <w:lastRenderedPageBreak/>
+              <w:t>本地 Web 端。</w:t>
             </w:r>
             <w:proofErr w:type="gramStart"/>
             <w:r>
@@ -1966,7 +1973,7 @@
         </w:tc>
         <w:tc>
           <w:tcPr>
-            <w:tcW w:w="3777" w:type="dxa"/>
+            <w:tcW w:w="5576" w:type="dxa"/>
             <w:hideMark/>
           </w:tcPr>
           <w:p>
@@ -1987,6 +1994,7 @@
                 <w:kern w:val="0"/>
                 <w:szCs w:val="24"/>
               </w:rPr>
+              <w:lastRenderedPageBreak/>
               <w:t>獨立多通道 Gateway（雙核心架構）：</w:t>
             </w:r>
           </w:p>
@@ -2012,7 +2020,7 @@
         </w:tc>
         <w:tc>
           <w:tcPr>
-            <w:tcW w:w="3627" w:type="dxa"/>
+            <w:tcW w:w="5576" w:type="dxa"/>
             <w:hideMark/>
           </w:tcPr>
           <w:p>
@@ -2096,7 +2104,7 @@
       <w:tr>
         <w:tc>
           <w:tcPr>
-            <w:tcW w:w="2122" w:type="dxa"/>
+            <w:tcW w:w="2518" w:type="dxa"/>
             <w:hideMark/>
           </w:tcPr>
           <w:p>
@@ -2122,7 +2130,7 @@
         </w:tc>
         <w:tc>
           <w:tcPr>
-            <w:tcW w:w="3594" w:type="dxa"/>
+            <w:tcW w:w="5575" w:type="dxa"/>
             <w:hideMark/>
           </w:tcPr>
           <w:p>
@@ -2198,7 +2206,7 @@
         </w:tc>
         <w:tc>
           <w:tcPr>
-            <w:tcW w:w="3777" w:type="dxa"/>
+            <w:tcW w:w="5576" w:type="dxa"/>
             <w:hideMark/>
           </w:tcPr>
           <w:p>
@@ -2256,22 +2264,13 @@
                 <w:kern w:val="0"/>
                 <w:szCs w:val="24"/>
               </w:rPr>
-              <w:t xml:space="preserve"> 序列化設計，防止多平台訊息同時湧入</w:t>
-            </w:r>
-            <w:r>
-              <w:rPr>
-                <w:rFonts w:ascii="標楷體" w:eastAsia="標楷體" w:hAnsi="標楷體" w:cs="新細明體"/>
-                <w:kern w:val="0"/>
-                <w:szCs w:val="24"/>
-              </w:rPr>
-              <w:lastRenderedPageBreak/>
-              <w:t>引起的競爭條件（Race Condition）。</w:t>
+              <w:t xml:space="preserve"> 序列化設計，防止多平台訊息同時湧入引起的競爭條件（Race Condition）。</w:t>
             </w:r>
           </w:p>
         </w:tc>
         <w:tc>
           <w:tcPr>
-            <w:tcW w:w="3627" w:type="dxa"/>
+            <w:tcW w:w="5576" w:type="dxa"/>
             <w:hideMark/>
           </w:tcPr>
           <w:p>
@@ -2292,7 +2291,6 @@
                 <w:kern w:val="0"/>
                 <w:szCs w:val="24"/>
               </w:rPr>
-              <w:lastRenderedPageBreak/>
               <w:t>Orchestrator 衍生子代理：</w:t>
             </w:r>
           </w:p>
@@ -2330,16 +2328,7 @@
                 <w:kern w:val="0"/>
                 <w:szCs w:val="24"/>
               </w:rPr>
-              <w:t>行工作（分流細</w:t>
-            </w:r>
-            <w:r>
-              <w:rPr>
-                <w:rFonts w:ascii="標楷體" w:eastAsia="標楷體" w:hAnsi="標楷體" w:cs="新細明體"/>
-                <w:kern w:val="0"/>
-                <w:szCs w:val="24"/>
-              </w:rPr>
-              <w:lastRenderedPageBreak/>
-              <w:t>節），內建 3 分鐘主動回報機制防止長任務卡死。</w:t>
+              <w:t>行工作（分流細節），內建 3 分鐘主動回報機制防止長任務卡死。</w:t>
             </w:r>
           </w:p>
         </w:tc>
@@ -2347,7 +2336,7 @@
       <w:tr>
         <w:tc>
           <w:tcPr>
-            <w:tcW w:w="2122" w:type="dxa"/>
+            <w:tcW w:w="2518" w:type="dxa"/>
             <w:hideMark/>
           </w:tcPr>
           <w:p>
@@ -2367,14 +2356,13 @@
                 <w:kern w:val="0"/>
                 <w:szCs w:val="24"/>
               </w:rPr>
-              <w:lastRenderedPageBreak/>
               <w:t>記憶與上下文管理</w:t>
             </w:r>
           </w:p>
         </w:tc>
         <w:tc>
           <w:tcPr>
-            <w:tcW w:w="3594" w:type="dxa"/>
+            <w:tcW w:w="5575" w:type="dxa"/>
             <w:hideMark/>
           </w:tcPr>
           <w:p>
@@ -2544,7 +2532,7 @@
         </w:tc>
         <w:tc>
           <w:tcPr>
-            <w:tcW w:w="3777" w:type="dxa"/>
+            <w:tcW w:w="5576" w:type="dxa"/>
             <w:hideMark/>
           </w:tcPr>
           <w:p>
@@ -2634,7 +2622,7 @@
         </w:tc>
         <w:tc>
           <w:tcPr>
-            <w:tcW w:w="3627" w:type="dxa"/>
+            <w:tcW w:w="5576" w:type="dxa"/>
             <w:hideMark/>
           </w:tcPr>
           <w:p>
@@ -2700,7 +2688,7 @@
       <w:tr>
         <w:tc>
           <w:tcPr>
-            <w:tcW w:w="2122" w:type="dxa"/>
+            <w:tcW w:w="2518" w:type="dxa"/>
             <w:hideMark/>
           </w:tcPr>
           <w:p>
@@ -2726,7 +2714,7 @@
         </w:tc>
         <w:tc>
           <w:tcPr>
-            <w:tcW w:w="3594" w:type="dxa"/>
+            <w:tcW w:w="5575" w:type="dxa"/>
             <w:hideMark/>
           </w:tcPr>
           <w:p>
@@ -2788,7 +2776,7 @@
         </w:tc>
         <w:tc>
           <w:tcPr>
-            <w:tcW w:w="3777" w:type="dxa"/>
+            <w:tcW w:w="5576" w:type="dxa"/>
             <w:hideMark/>
           </w:tcPr>
           <w:p>
@@ -2864,7 +2852,7 @@
         </w:tc>
         <w:tc>
           <w:tcPr>
-            <w:tcW w:w="3627" w:type="dxa"/>
+            <w:tcW w:w="5576" w:type="dxa"/>
             <w:hideMark/>
           </w:tcPr>
           <w:p>
@@ -2912,7 +2900,7 @@
       <w:tr>
         <w:tc>
           <w:tcPr>
-            <w:tcW w:w="2122" w:type="dxa"/>
+            <w:tcW w:w="2518" w:type="dxa"/>
             <w:hideMark/>
           </w:tcPr>
           <w:p>
@@ -2960,7 +2948,7 @@
         </w:tc>
         <w:tc>
           <w:tcPr>
-            <w:tcW w:w="3594" w:type="dxa"/>
+            <w:tcW w:w="5575" w:type="dxa"/>
             <w:hideMark/>
           </w:tcPr>
           <w:p>
@@ -3024,7 +3012,7 @@
         </w:tc>
         <w:tc>
           <w:tcPr>
-            <w:tcW w:w="3777" w:type="dxa"/>
+            <w:tcW w:w="5576" w:type="dxa"/>
             <w:hideMark/>
           </w:tcPr>
           <w:p>
@@ -3070,7 +3058,7 @@
         </w:tc>
         <w:tc>
           <w:tcPr>
-            <w:tcW w:w="3627" w:type="dxa"/>
+            <w:tcW w:w="5576" w:type="dxa"/>
             <w:hideMark/>
           </w:tcPr>
           <w:p>
@@ -3136,7 +3124,7 @@
       <w:tr>
         <w:tc>
           <w:tcPr>
-            <w:tcW w:w="2122" w:type="dxa"/>
+            <w:tcW w:w="2518" w:type="dxa"/>
             <w:hideMark/>
           </w:tcPr>
           <w:p>
@@ -3162,7 +3150,7 @@
         </w:tc>
         <w:tc>
           <w:tcPr>
-            <w:tcW w:w="3594" w:type="dxa"/>
+            <w:tcW w:w="5575" w:type="dxa"/>
             <w:hideMark/>
           </w:tcPr>
           <w:p>
@@ -3256,7 +3244,7 @@
         </w:tc>
         <w:tc>
           <w:tcPr>
-            <w:tcW w:w="3777" w:type="dxa"/>
+            <w:tcW w:w="5576" w:type="dxa"/>
             <w:hideMark/>
           </w:tcPr>
           <w:p>
@@ -3336,7 +3324,7 @@
         </w:tc>
         <w:tc>
           <w:tcPr>
-            <w:tcW w:w="3627" w:type="dxa"/>
+            <w:tcW w:w="5576" w:type="dxa"/>
             <w:hideMark/>
           </w:tcPr>
           <w:p>
@@ -3432,7 +3420,7 @@
       <w:tr>
         <w:tc>
           <w:tcPr>
-            <w:tcW w:w="2122" w:type="dxa"/>
+            <w:tcW w:w="2518" w:type="dxa"/>
             <w:hideMark/>
           </w:tcPr>
           <w:p>
@@ -3458,7 +3446,7 @@
         </w:tc>
         <w:tc>
           <w:tcPr>
-            <w:tcW w:w="3594" w:type="dxa"/>
+            <w:tcW w:w="5575" w:type="dxa"/>
             <w:hideMark/>
           </w:tcPr>
           <w:p>
@@ -3702,13 +3690,98 @@
                 <w:kern w:val="0"/>
                 <w:szCs w:val="24"/>
               </w:rPr>
-              <w:t>，改 Markdown 即可變更行為，打破反覆燒錄韌體限制。</w:t>
+              <w:t>，改 Markdown 即可變更行為，打破反覆</w:t>
+            </w:r>
+            <w:r>
+              <w:rPr>
+                <w:rFonts w:ascii="標楷體" w:eastAsia="標楷體" w:hAnsi="標楷體" w:cs="新細明體"/>
+                <w:kern w:val="0"/>
+                <w:szCs w:val="24"/>
+              </w:rPr>
+              <w:lastRenderedPageBreak/>
+              <w:t>燒錄韌體限制。</w:t>
+            </w:r>
+            <w:bookmarkStart w:id="0" w:name="_GoBack"/>
+            <w:bookmarkEnd w:id="0"/>
+          </w:p>
+          <w:p>
+            <w:pPr>
+              <w:widowControl/>
+              <w:spacing w:before="100" w:beforeAutospacing="1" w:after="100" w:afterAutospacing="1"/>
+              <w:rPr>
+                <w:rFonts w:ascii="標楷體" w:eastAsia="標楷體" w:hAnsi="標楷體" w:cs="新細明體" w:hint="eastAsia"/>
+                <w:kern w:val="0"/>
+                <w:szCs w:val="24"/>
+              </w:rPr>
+            </w:pPr>
+            <w:r>
+              <w:rPr>
+                <w:rFonts w:ascii="標楷體" w:eastAsia="標楷體" w:hAnsi="標楷體" w:cs="新細明體" w:hint="eastAsia"/>
+                <w:kern w:val="0"/>
+                <w:szCs w:val="24"/>
+              </w:rPr>
+              <w:t>5</w:t>
+            </w:r>
+            <w:r>
+              <w:rPr>
+                <w:rFonts w:ascii="標楷體" w:eastAsia="標楷體" w:hAnsi="標楷體" w:cs="新細明體"/>
+                <w:kern w:val="0"/>
+                <w:szCs w:val="24"/>
+              </w:rPr>
+              <w:t xml:space="preserve">. </w:t>
+            </w:r>
+            <w:r>
+              <w:rPr>
+                <w:rFonts w:ascii="標楷體" w:eastAsia="標楷體" w:hAnsi="標楷體" w:cs="新細明體"/>
+                <w:b/>
+                <w:bCs/>
+                <w:kern w:val="0"/>
+                <w:szCs w:val="24"/>
+              </w:rPr>
+              <w:t>IoT 裝置間通訊</w:t>
+            </w:r>
+            <w:r>
+              <w:rPr>
+                <w:rFonts w:ascii="標楷體" w:eastAsia="標楷體" w:hAnsi="標楷體" w:cs="新細明體" w:hint="eastAsia"/>
+                <w:b/>
+                <w:bCs/>
+                <w:kern w:val="0"/>
+                <w:szCs w:val="24"/>
+              </w:rPr>
+              <w:t xml:space="preserve">： </w:t>
+            </w:r>
+            <w:r>
+              <w:rPr>
+                <w:rFonts w:ascii="標楷體" w:eastAsia="標楷體" w:hAnsi="標楷體" w:cs="新細明體" w:hint="eastAsia"/>
+                <w:bCs/>
+                <w:kern w:val="0"/>
+                <w:szCs w:val="24"/>
+              </w:rPr>
+              <w:t>TCP P2P、MQTT 多模態、 Agent-to-Agent、I</w:t>
+            </w:r>
+            <w:r>
+              <w:rPr>
+                <w:rFonts w:ascii="標楷體" w:eastAsia="標楷體" w:hAnsi="標楷體" w:cs="新細明體"/>
+                <w:bCs/>
+                <w:kern w:val="0"/>
+                <w:szCs w:val="24"/>
+              </w:rPr>
+              <w:t>mage</w:t>
+            </w:r>
+            <w:r>
+              <w:rPr>
+                <w:rFonts w:ascii="標楷體" w:eastAsia="標楷體" w:hAnsi="標楷體" w:cs="新細明體" w:hint="eastAsia"/>
+                <w:bCs/>
+                <w:kern w:val="0"/>
+                <w:szCs w:val="24"/>
+              </w:rPr>
+              <w:t>傳送</w:t>
             </w:r>
           </w:p>
         </w:tc>
         <w:tc>
           <w:tcPr>
-            <w:tcW w:w="3777" w:type="dxa"/>
+            <w:tcW w:w="5576" w:type="dxa"/>
             <w:hideMark/>
           </w:tcPr>
           <w:p>
@@ -3727,6 +3800,7 @@
                 <w:kern w:val="0"/>
                 <w:szCs w:val="24"/>
               </w:rPr>
+              <w:lastRenderedPageBreak/>
               <w:t xml:space="preserve">1. </w:t>
             </w:r>
             <w:proofErr w:type="gramStart"/>
@@ -3850,6 +3924,7 @@
                 <w:kern w:val="0"/>
                 <w:szCs w:val="24"/>
               </w:rPr>
+              <w:lastRenderedPageBreak/>
               <w:t xml:space="preserve">4. </w:t>
             </w:r>
             <w:r>
@@ -3910,7 +3985,7 @@
         </w:tc>
         <w:tc>
           <w:tcPr>
-            <w:tcW w:w="3627" w:type="dxa"/>
+            <w:tcW w:w="5576" w:type="dxa"/>
             <w:hideMark/>
           </w:tcPr>
           <w:p>
@@ -3929,6 +4004,7 @@
                 <w:kern w:val="0"/>
                 <w:szCs w:val="24"/>
               </w:rPr>
+              <w:lastRenderedPageBreak/>
               <w:t xml:space="preserve">1. </w:t>
             </w:r>
             <w:r>
@@ -4134,6 +4210,7 @@
                 <w:kern w:val="0"/>
                 <w:szCs w:val="24"/>
               </w:rPr>
+              <w:lastRenderedPageBreak/>
               <w:t xml:space="preserve">4. </w:t>
             </w:r>
             <w:r>
@@ -4182,7 +4259,7 @@
       <w:tr>
         <w:tc>
           <w:tcPr>
-            <w:tcW w:w="2122" w:type="dxa"/>
+            <w:tcW w:w="2518" w:type="dxa"/>
             <w:hideMark/>
           </w:tcPr>
           <w:p>
@@ -4202,13 +4279,14 @@
                 <w:kern w:val="0"/>
                 <w:szCs w:val="24"/>
               </w:rPr>
+              <w:lastRenderedPageBreak/>
               <w:t>缺點與挑戰 (Disadvantages)</w:t>
             </w:r>
           </w:p>
         </w:tc>
         <w:tc>
           <w:tcPr>
-            <w:tcW w:w="3594" w:type="dxa"/>
+            <w:tcW w:w="5575" w:type="dxa"/>
             <w:hideMark/>
           </w:tcPr>
           <w:p>
@@ -4282,16 +4360,7 @@
                 <w:kern w:val="0"/>
                 <w:szCs w:val="24"/>
               </w:rPr>
-              <w:t xml:space="preserve"> 受限於單</w:t>
-            </w:r>
-            <w:r>
-              <w:rPr>
-                <w:rFonts w:ascii="標楷體" w:eastAsia="標楷體" w:hAnsi="標楷體" w:cs="新細明體"/>
-                <w:kern w:val="0"/>
-                <w:szCs w:val="24"/>
-              </w:rPr>
-              <w:lastRenderedPageBreak/>
-              <w:t xml:space="preserve">次網路傳輸 Buffer 與動態記憶體，無法滾動超長對話，歷史太長需依賴人工清理 </w:t>
+              <w:t xml:space="preserve"> 受限於單次網路傳輸 Buffer 與動態記憶體，無法滾動超長對話，歷史太長需依賴人工清理 </w:t>
             </w:r>
             <w:r>
               <w:rPr>
@@ -4423,7 +4492,7 @@
         </w:tc>
         <w:tc>
           <w:tcPr>
-            <w:tcW w:w="3777" w:type="dxa"/>
+            <w:tcW w:w="5576" w:type="dxa"/>
             <w:hideMark/>
           </w:tcPr>
           <w:p>
@@ -4442,7 +4511,6 @@
                 <w:kern w:val="0"/>
                 <w:szCs w:val="24"/>
               </w:rPr>
-              <w:lastRenderedPageBreak/>
               <w:t xml:space="preserve">1. </w:t>
             </w:r>
             <w:r>
@@ -4516,16 +4584,7 @@
                 <w:kern w:val="0"/>
                 <w:szCs w:val="24"/>
               </w:rPr>
-              <w:t xml:space="preserve"> 控制物理世界（如開燈）需額外透過網</w:t>
-            </w:r>
-            <w:r>
-              <w:rPr>
-                <w:rFonts w:ascii="標楷體" w:eastAsia="標楷體" w:hAnsi="標楷體" w:cs="新細明體"/>
-                <w:kern w:val="0"/>
-                <w:szCs w:val="24"/>
-              </w:rPr>
-              <w:lastRenderedPageBreak/>
-              <w:t>路或序列埠（Serial）連接 Arduino 等設備，多一層轉換，增加延遲與複雜度。</w:t>
+              <w:t xml:space="preserve"> 控制物理世界（如開燈）需額外透過網路或序列埠（Serial）連接 Arduino 等設備，多一層轉換，增加延遲與複雜度。</w:t>
             </w:r>
           </w:p>
           <w:p>
@@ -4645,7 +4704,7 @@
         </w:tc>
         <w:tc>
           <w:tcPr>
-            <w:tcW w:w="3627" w:type="dxa"/>
+            <w:tcW w:w="5576" w:type="dxa"/>
             <w:hideMark/>
           </w:tcPr>
           <w:p>
@@ -4664,7 +4723,6 @@
                 <w:kern w:val="0"/>
                 <w:szCs w:val="24"/>
               </w:rPr>
-              <w:lastRenderedPageBreak/>
               <w:t xml:space="preserve">1. </w:t>
             </w:r>
             <w:proofErr w:type="gramStart"/>
@@ -4713,16 +4771,7 @@
                 <w:kern w:val="0"/>
                 <w:szCs w:val="24"/>
               </w:rPr>
-              <w:t xml:space="preserve"> 的數倍，API 費用或本地 GPU 負載極</w:t>
-            </w:r>
-            <w:r>
-              <w:rPr>
-                <w:rFonts w:ascii="標楷體" w:eastAsia="標楷體" w:hAnsi="標楷體" w:cs="新細明體"/>
-                <w:kern w:val="0"/>
-                <w:szCs w:val="24"/>
-              </w:rPr>
-              <w:lastRenderedPageBreak/>
-              <w:t>高。</w:t>
+              <w:t xml:space="preserve"> 的數倍，API 費用或本地 GPU 負載極高。</w:t>
             </w:r>
           </w:p>
           <w:p>
@@ -4877,7 +4926,7 @@
       <w:tr>
         <w:tc>
           <w:tcPr>
-            <w:tcW w:w="2122" w:type="dxa"/>
+            <w:tcW w:w="2518" w:type="dxa"/>
             <w:hideMark/>
           </w:tcPr>
           <w:p>
@@ -4897,14 +4946,13 @@
                 <w:kern w:val="0"/>
                 <w:szCs w:val="24"/>
               </w:rPr>
-              <w:lastRenderedPageBreak/>
               <w:t>典型適用場景</w:t>
             </w:r>
           </w:p>
         </w:tc>
         <w:tc>
           <w:tcPr>
-            <w:tcW w:w="3594" w:type="dxa"/>
+            <w:tcW w:w="5575" w:type="dxa"/>
             <w:hideMark/>
           </w:tcPr>
           <w:p>
@@ -4985,7 +5033,7 @@
         </w:tc>
         <w:tc>
           <w:tcPr>
-            <w:tcW w:w="3777" w:type="dxa"/>
+            <w:tcW w:w="5576" w:type="dxa"/>
             <w:hideMark/>
           </w:tcPr>
           <w:p>
@@ -5029,7 +5077,7 @@
         </w:tc>
         <w:tc>
           <w:tcPr>
-            <w:tcW w:w="3627" w:type="dxa"/>
+            <w:tcW w:w="5576" w:type="dxa"/>
             <w:hideMark/>
           </w:tcPr>
           <w:p>
@@ -5255,7 +5303,7 @@
           <w:kern w:val="0"/>
           <w:szCs w:val="24"/>
         </w:rPr>
-        <w:t>與物聯網</w:t>
+        <w:t>與物聯</w:t>
       </w:r>
       <w:proofErr w:type="gramEnd"/>
       <w:r>
@@ -5266,7 +5314,7 @@
           <w:kern w:val="0"/>
           <w:szCs w:val="24"/>
         </w:rPr>
-        <w:t>安全美學」</w:t>
+        <w:t>網安全美學」</w:t>
       </w:r>
       <w:r>
         <w:rPr>
@@ -5451,51 +5499,7 @@
         <w:widowControl/>
         <w:spacing w:before="100" w:beforeAutospacing="1" w:after="100" w:afterAutospacing="1"/>
         <w:rPr>
-          <w:rFonts w:ascii="標楷體" w:eastAsia="標楷體" w:hAnsi="標楷體" w:cs="新細明體"/>
-          <w:kern w:val="0"/>
-          <w:szCs w:val="24"/>
-        </w:rPr>
-      </w:pPr>
-    </w:p>
-    <w:p>
-      <w:pPr>
-        <w:widowControl/>
-        <w:spacing w:before="100" w:beforeAutospacing="1" w:after="100" w:afterAutospacing="1"/>
-        <w:rPr>
-          <w:rFonts w:ascii="標楷體" w:eastAsia="標楷體" w:hAnsi="標楷體" w:cs="新細明體"/>
-          <w:kern w:val="0"/>
-          <w:szCs w:val="24"/>
-        </w:rPr>
-      </w:pPr>
-    </w:p>
-    <w:p>
-      <w:pPr>
-        <w:widowControl/>
-        <w:spacing w:before="100" w:beforeAutospacing="1" w:after="100" w:afterAutospacing="1"/>
-        <w:rPr>
-          <w:rFonts w:ascii="標楷體" w:eastAsia="標楷體" w:hAnsi="標楷體" w:cs="新細明體"/>
-          <w:kern w:val="0"/>
-          <w:szCs w:val="24"/>
-        </w:rPr>
-      </w:pPr>
-    </w:p>
-    <w:p>
-      <w:pPr>
-        <w:widowControl/>
-        <w:spacing w:before="100" w:beforeAutospacing="1" w:after="100" w:afterAutospacing="1"/>
-        <w:rPr>
-          <w:rFonts w:ascii="標楷體" w:eastAsia="標楷體" w:hAnsi="標楷體" w:cs="新細明體"/>
-          <w:kern w:val="0"/>
-          <w:szCs w:val="24"/>
-        </w:rPr>
-      </w:pPr>
-    </w:p>
-    <w:p>
-      <w:pPr>
-        <w:widowControl/>
-        <w:spacing w:before="100" w:beforeAutospacing="1" w:after="100" w:afterAutospacing="1"/>
-        <w:rPr>
-          <w:rFonts w:ascii="標楷體" w:eastAsia="標楷體" w:hAnsi="標楷體" w:cs="新細明體"/>
+          <w:rFonts w:ascii="標楷體" w:eastAsia="標楷體" w:hAnsi="標楷體" w:cs="新細明體" w:hint="eastAsia"/>
           <w:kern w:val="0"/>
           <w:szCs w:val="24"/>
         </w:rPr>
@@ -5747,7 +5751,6 @@
           <w:kern w:val="0"/>
           <w:szCs w:val="24"/>
         </w:rPr>
-        <w:lastRenderedPageBreak/>
         <w:t>+---------------------------+----------------------------+</w:t>
       </w:r>
     </w:p>
@@ -6207,7 +6210,7 @@
           <w:kern w:val="0"/>
           <w:szCs w:val="24"/>
         </w:rPr>
-        <w:t>微秒級</w:t>
+        <w:t>微秒</w:t>
       </w:r>
       <w:proofErr w:type="gramEnd"/>
       <w:r>
@@ -6216,7 +6219,7 @@
           <w:kern w:val="0"/>
           <w:szCs w:val="24"/>
         </w:rPr>
-        <w:t xml:space="preserve"> GPIO 控制、影像監控   |</w:t>
+        <w:t>級 GPIO 控制、影像監控   |</w:t>
       </w:r>
     </w:p>
     <w:p>
@@ -6402,7 +6405,7 @@
       </w:pPr>
     </w:p>
     <w:sectPr>
-      <w:pgSz w:w="14570" w:h="20636" w:code="12"/>
+      <w:pgSz w:w="20636" w:h="14570" w:orient="landscape" w:code="12"/>
       <w:pgMar w:top="720" w:right="720" w:bottom="720" w:left="720" w:header="851" w:footer="992" w:gutter="0"/>
       <w:cols w:space="425"/>
       <w:docGrid w:type="lines" w:linePitch="360"/>
@@ -6412,7 +6415,7 @@
 </file>
 
 <file path=word/endnotes.xml><?xml version="1.0" encoding="utf-8"?>
-<w:endnotes xmlns:wpc="http://schemas.microsoft.com/office/word/2010/wordprocessingCanvas" xmlns:mc="http://schemas.openxmlformats.org/markup-compatibility/2006" xmlns:o="urn:schemas-microsoft-com:office:office" xmlns:r="http://schemas.openxmlformats.org/officeDocument/2006/relationships" xmlns:m="http://schemas.openxmlformats.org/officeDocument/2006/math" xmlns:v="urn:schemas-microsoft-com:vml" xmlns:wp14="http://schemas.microsoft.com/office/word/2010/wordprocessingDrawing" xmlns:wp="http://schemas.openxmlformats.org/drawingml/2006/wordprocessingDrawing" xmlns:w10="urn:schemas-microsoft-com:office:word" xmlns:w="http://schemas.openxmlformats.org/wordprocessingml/2006/main" xmlns:w14="http://schemas.microsoft.com/office/word/2010/wordml" xmlns:wpg="http://schemas.microsoft.com/office/word/2010/wordprocessingGroup" xmlns:wpi="http://schemas.microsoft.com/office/word/2010/wordprocessingInk" xmlns:wne="http://schemas.microsoft.com/office/word/2006/wordml" xmlns:wps="http://schemas.microsoft.com/office/word/2010/wordprocessingShape" mc:Ignorable="w14 wp14">
+<w:endnotes xmlns:wpc="http://schemas.microsoft.com/office/word/2010/wordprocessingCanvas" xmlns:cx="http://schemas.microsoft.com/office/drawing/2014/chartex" xmlns:cx1="http://schemas.microsoft.com/office/drawing/2015/9/8/chartex" xmlns:cx2="http://schemas.microsoft.com/office/drawing/2015/10/21/chartex" xmlns:cx3="http://schemas.microsoft.com/office/drawing/2016/5/9/chartex" xmlns:cx4="http://schemas.microsoft.com/office/drawing/2016/5/10/chartex" xmlns:cx5="http://schemas.microsoft.com/office/drawing/2016/5/11/chartex" xmlns:cx6="http://schemas.microsoft.com/office/drawing/2016/5/12/chartex" xmlns:cx7="http://schemas.microsoft.com/office/drawing/2016/5/13/chartex" xmlns:cx8="http://schemas.microsoft.com/office/drawing/2016/5/14/chartex" xmlns:mc="http://schemas.openxmlformats.org/markup-compatibility/2006" xmlns:aink="http://schemas.microsoft.com/office/drawing/2016/ink" xmlns:am3d="http://schemas.microsoft.com/office/drawing/2017/model3d" xmlns:o="urn:schemas-microsoft-com:office:office" xmlns:r="http://schemas.openxmlformats.org/officeDocument/2006/relationships" xmlns:m="http://schemas.openxmlformats.org/officeDocument/2006/math" xmlns:v="urn:schemas-microsoft-com:vml" xmlns:wp14="http://schemas.microsoft.com/office/word/2010/wordprocessingDrawing" xmlns:wp="http://schemas.openxmlformats.org/drawingml/2006/wordprocessingDrawing" xmlns:w10="urn:schemas-microsoft-com:office:word" xmlns:w="http://schemas.openxmlformats.org/wordprocessingml/2006/main" xmlns:w14="http://schemas.microsoft.com/office/word/2010/wordml" xmlns:w15="http://schemas.microsoft.com/office/word/2012/wordml" xmlns:w16cid="http://schemas.microsoft.com/office/word/2016/wordml/cid" xmlns:w16se="http://schemas.microsoft.com/office/word/2015/wordml/symex" xmlns:wpg="http://schemas.microsoft.com/office/word/2010/wordprocessingGroup" xmlns:wpi="http://schemas.microsoft.com/office/word/2010/wordprocessingInk" xmlns:wne="http://schemas.microsoft.com/office/word/2006/wordml" xmlns:wps="http://schemas.microsoft.com/office/word/2010/wordprocessingShape" mc:Ignorable="w14 w15 w16se w16cid wp14">
   <w:endnote w:type="separator" w:id="-1">
     <w:p>
       <w:r>
@@ -6431,7 +6434,7 @@
 </file>
 
 <file path=word/footnotes.xml><?xml version="1.0" encoding="utf-8"?>
-<w:footnotes xmlns:wpc="http://schemas.microsoft.com/office/word/2010/wordprocessingCanvas" xmlns:mc="http://schemas.openxmlformats.org/markup-compatibility/2006" xmlns:o="urn:schemas-microsoft-com:office:office" xmlns:r="http://schemas.openxmlformats.org/officeDocument/2006/relationships" xmlns:m="http://schemas.openxmlformats.org/officeDocument/2006/math" xmlns:v="urn:schemas-microsoft-com:vml" xmlns:wp14="http://schemas.microsoft.com/office/word/2010/wordprocessingDrawing" xmlns:wp="http://schemas.openxmlformats.org/drawingml/2006/wordprocessingDrawing" xmlns:w10="urn:schemas-microsoft-com:office:word" xmlns:w="http://schemas.openxmlformats.org/wordprocessingml/2006/main" xmlns:w14="http://schemas.microsoft.com/office/word/2010/wordml" xmlns:wpg="http://schemas.microsoft.com/office/word/2010/wordprocessingGroup" xmlns:wpi="http://schemas.microsoft.com/office/word/2010/wordprocessingInk" xmlns:wne="http://schemas.microsoft.com/office/word/2006/wordml" xmlns:wps="http://schemas.microsoft.com/office/word/2010/wordprocessingShape" mc:Ignorable="w14 wp14">
+<w:footnotes xmlns:wpc="http://schemas.microsoft.com/office/word/2010/wordprocessingCanvas" xmlns:cx="http://schemas.microsoft.com/office/drawing/2014/chartex" xmlns:cx1="http://schemas.microsoft.com/office/drawing/2015/9/8/chartex" xmlns:cx2="http://schemas.microsoft.com/office/drawing/2015/10/21/chartex" xmlns:cx3="http://schemas.microsoft.com/office/drawing/2016/5/9/chartex" xmlns:cx4="http://schemas.microsoft.com/office/drawing/2016/5/10/chartex" xmlns:cx5="http://schemas.microsoft.com/office/drawing/2016/5/11/chartex" xmlns:cx6="http://schemas.microsoft.com/office/drawing/2016/5/12/chartex" xmlns:cx7="http://schemas.microsoft.com/office/drawing/2016/5/13/chartex" xmlns:cx8="http://schemas.microsoft.com/office/drawing/2016/5/14/chartex" xmlns:mc="http://schemas.openxmlformats.org/markup-compatibility/2006" xmlns:aink="http://schemas.microsoft.com/office/drawing/2016/ink" xmlns:am3d="http://schemas.microsoft.com/office/drawing/2017/model3d" xmlns:o="urn:schemas-microsoft-com:office:office" xmlns:r="http://schemas.openxmlformats.org/officeDocument/2006/relationships" xmlns:m="http://schemas.openxmlformats.org/officeDocument/2006/math" xmlns:v="urn:schemas-microsoft-com:vml" xmlns:wp14="http://schemas.microsoft.com/office/word/2010/wordprocessingDrawing" xmlns:wp="http://schemas.openxmlformats.org/drawingml/2006/wordprocessingDrawing" xmlns:w10="urn:schemas-microsoft-com:office:word" xmlns:w="http://schemas.openxmlformats.org/wordprocessingml/2006/main" xmlns:w14="http://schemas.microsoft.com/office/word/2010/wordml" xmlns:w15="http://schemas.microsoft.com/office/word/2012/wordml" xmlns:w16cid="http://schemas.microsoft.com/office/word/2016/wordml/cid" xmlns:w16se="http://schemas.microsoft.com/office/word/2015/wordml/symex" xmlns:wpg="http://schemas.microsoft.com/office/word/2010/wordprocessingGroup" xmlns:wpi="http://schemas.microsoft.com/office/word/2010/wordprocessingInk" xmlns:wne="http://schemas.microsoft.com/office/word/2006/wordml" xmlns:wps="http://schemas.microsoft.com/office/word/2010/wordprocessingShape" mc:Ignorable="w14 w15 w16se w16cid wp14">
   <w:footnote w:type="separator" w:id="-1">
     <w:p>
       <w:r>
@@ -6450,8 +6453,8 @@
 </file>
 
 <file path=word/numbering.xml><?xml version="1.0" encoding="utf-8"?>
-<w:numbering xmlns:wpc="http://schemas.microsoft.com/office/word/2010/wordprocessingCanvas" xmlns:mc="http://schemas.openxmlformats.org/markup-compatibility/2006" xmlns:o="urn:schemas-microsoft-com:office:office" xmlns:r="http://schemas.openxmlformats.org/officeDocument/2006/relationships" xmlns:m="http://schemas.openxmlformats.org/officeDocument/2006/math" xmlns:v="urn:schemas-microsoft-com:vml" xmlns:wp14="http://schemas.microsoft.com/office/word/2010/wordprocessingDrawing" xmlns:wp="http://schemas.openxmlformats.org/drawingml/2006/wordprocessingDrawing" xmlns:w10="urn:schemas-microsoft-com:office:word" xmlns:w="http://schemas.openxmlformats.org/wordprocessingml/2006/main" xmlns:w14="http://schemas.microsoft.com/office/word/2010/wordml" xmlns:wpg="http://schemas.microsoft.com/office/word/2010/wordprocessingGroup" xmlns:wpi="http://schemas.microsoft.com/office/word/2010/wordprocessingInk" xmlns:wne="http://schemas.microsoft.com/office/word/2006/wordml" xmlns:wps="http://schemas.microsoft.com/office/word/2010/wordprocessingShape" mc:Ignorable="w14 wp14">
-  <w:abstractNum w:abstractNumId="0">
+<w:numbering xmlns:wpc="http://schemas.microsoft.com/office/word/2010/wordprocessingCanvas" xmlns:cx="http://schemas.microsoft.com/office/drawing/2014/chartex" xmlns:cx1="http://schemas.microsoft.com/office/drawing/2015/9/8/chartex" xmlns:cx2="http://schemas.microsoft.com/office/drawing/2015/10/21/chartex" xmlns:cx3="http://schemas.microsoft.com/office/drawing/2016/5/9/chartex" xmlns:cx4="http://schemas.microsoft.com/office/drawing/2016/5/10/chartex" xmlns:cx5="http://schemas.microsoft.com/office/drawing/2016/5/11/chartex" xmlns:cx6="http://schemas.microsoft.com/office/drawing/2016/5/12/chartex" xmlns:cx7="http://schemas.microsoft.com/office/drawing/2016/5/13/chartex" xmlns:cx8="http://schemas.microsoft.com/office/drawing/2016/5/14/chartex" xmlns:mc="http://schemas.openxmlformats.org/markup-compatibility/2006" xmlns:aink="http://schemas.microsoft.com/office/drawing/2016/ink" xmlns:am3d="http://schemas.microsoft.com/office/drawing/2017/model3d" xmlns:o="urn:schemas-microsoft-com:office:office" xmlns:r="http://schemas.openxmlformats.org/officeDocument/2006/relationships" xmlns:m="http://schemas.openxmlformats.org/officeDocument/2006/math" xmlns:v="urn:schemas-microsoft-com:vml" xmlns:wp14="http://schemas.microsoft.com/office/word/2010/wordprocessingDrawing" xmlns:wp="http://schemas.openxmlformats.org/drawingml/2006/wordprocessingDrawing" xmlns:w10="urn:schemas-microsoft-com:office:word" xmlns:w="http://schemas.openxmlformats.org/wordprocessingml/2006/main" xmlns:w14="http://schemas.microsoft.com/office/word/2010/wordml" xmlns:w15="http://schemas.microsoft.com/office/word/2012/wordml" xmlns:w16cid="http://schemas.microsoft.com/office/word/2016/wordml/cid" xmlns:w16se="http://schemas.microsoft.com/office/word/2015/wordml/symex" xmlns:wpg="http://schemas.microsoft.com/office/word/2010/wordprocessingGroup" xmlns:wpi="http://schemas.microsoft.com/office/word/2010/wordprocessingInk" xmlns:wne="http://schemas.microsoft.com/office/word/2006/wordml" xmlns:wps="http://schemas.microsoft.com/office/word/2010/wordprocessingShape" mc:Ignorable="w14 w15 w16se w16cid wp14">
+  <w:abstractNum w:abstractNumId="0" w15:restartNumberingAfterBreak="0">
     <w:nsid w:val="416B6447"/>
     <w:multiLevelType w:val="multilevel"/>
     <w:tmpl w:val="705E61D6"/>
@@ -6600,7 +6603,7 @@
       </w:rPr>
     </w:lvl>
   </w:abstractNum>
-  <w:abstractNum w:abstractNumId="1">
+  <w:abstractNum w:abstractNumId="1" w15:restartNumberingAfterBreak="0">
     <w:nsid w:val="50D138D3"/>
     <w:multiLevelType w:val="multilevel"/>
     <w:tmpl w:val="61D8303C"/>
@@ -6759,7 +6762,7 @@
 </file>
 
 <file path=word/styles.xml><?xml version="1.0" encoding="utf-8"?>
-<w:styles xmlns:mc="http://schemas.openxmlformats.org/markup-compatibility/2006" xmlns:r="http://schemas.openxmlformats.org/officeDocument/2006/relationships" xmlns:w="http://schemas.openxmlformats.org/wordprocessingml/2006/main" xmlns:w14="http://schemas.microsoft.com/office/word/2010/wordml" mc:Ignorable="w14">
+<w:styles xmlns:mc="http://schemas.openxmlformats.org/markup-compatibility/2006" xmlns:r="http://schemas.openxmlformats.org/officeDocument/2006/relationships" xmlns:w="http://schemas.openxmlformats.org/wordprocessingml/2006/main" xmlns:w14="http://schemas.microsoft.com/office/word/2010/wordml" xmlns:w15="http://schemas.microsoft.com/office/word/2012/wordml" xmlns:w16cid="http://schemas.microsoft.com/office/word/2016/wordml/cid" xmlns:w16se="http://schemas.microsoft.com/office/word/2015/wordml/symex" mc:Ignorable="w14 w15 w16se w16cid">
   <w:docDefaults>
     <w:rPrDefault>
       <w:rPr>
@@ -6772,576 +6775,382 @@
     </w:rPrDefault>
     <w:pPrDefault/>
   </w:docDefaults>
-  <w:latentStyles w:defLockedState="0" w:defUIPriority="99" w:defSemiHidden="1" w:defUnhideWhenUsed="1" w:defQFormat="0" w:count="267">
-    <w:lsdException w:name="Normal" w:semiHidden="0" w:uiPriority="0" w:unhideWhenUsed="0" w:qFormat="1"/>
-    <w:lsdException w:name="heading 1" w:semiHidden="0" w:uiPriority="9" w:unhideWhenUsed="0" w:qFormat="1"/>
-    <w:lsdException w:name="heading 2" w:uiPriority="9" w:qFormat="1"/>
-    <w:lsdException w:name="heading 3" w:uiPriority="9" w:qFormat="1"/>
-    <w:lsdException w:name="heading 4" w:uiPriority="9" w:qFormat="1"/>
-    <w:lsdException w:name="heading 5" w:uiPriority="9" w:qFormat="1"/>
-    <w:lsdException w:name="heading 6" w:uiPriority="9" w:qFormat="1"/>
-    <w:lsdException w:name="heading 7" w:uiPriority="9" w:qFormat="1"/>
-    <w:lsdException w:name="heading 8" w:uiPriority="9" w:qFormat="1"/>
-    <w:lsdException w:name="heading 9" w:uiPriority="9" w:qFormat="1"/>
-    <w:lsdException w:name="toc 1" w:uiPriority="39"/>
-    <w:lsdException w:name="toc 2" w:uiPriority="39"/>
-    <w:lsdException w:name="toc 3" w:uiPriority="39"/>
-    <w:lsdException w:name="toc 4" w:uiPriority="39"/>
-    <w:lsdException w:name="toc 5" w:uiPriority="39"/>
-    <w:lsdException w:name="toc 6" w:uiPriority="39"/>
-    <w:lsdException w:name="toc 7" w:uiPriority="39"/>
-    <w:lsdException w:name="toc 8" w:uiPriority="39"/>
-    <w:lsdException w:name="toc 9" w:uiPriority="39"/>
-    <w:lsdException w:name="caption" w:uiPriority="35" w:qFormat="1"/>
-    <w:lsdException w:name="Title" w:semiHidden="0" w:uiPriority="10" w:unhideWhenUsed="0" w:qFormat="1"/>
-    <w:lsdException w:name="Default Paragraph Font" w:uiPriority="1"/>
-    <w:lsdException w:name="Subtitle" w:semiHidden="0" w:uiPriority="11" w:unhideWhenUsed="0" w:qFormat="1"/>
-    <w:lsdException w:name="Strong" w:semiHidden="0" w:uiPriority="22" w:unhideWhenUsed="0" w:qFormat="1"/>
-    <w:lsdException w:name="Emphasis" w:semiHidden="0" w:uiPriority="20" w:unhideWhenUsed="0" w:qFormat="1"/>
-    <w:lsdException w:name="Table Grid" w:semiHidden="0" w:uiPriority="39" w:unhideWhenUsed="0"/>
-    <w:lsdException w:name="Placeholder Text" w:unhideWhenUsed="0"/>
-    <w:lsdException w:name="No Spacing" w:semiHidden="0" w:uiPriority="1" w:unhideWhenUsed="0" w:qFormat="1"/>
-    <w:lsdException w:name="Light Shading" w:semiHidden="0" w:uiPriority="60" w:unhideWhenUsed="0"/>
-    <w:lsdException w:name="Light List" w:semiHidden="0" w:uiPriority="61" w:unhideWhenUsed="0"/>
-    <w:lsdException w:name="Light Grid" w:semiHidden="0" w:uiPriority="62" w:unhideWhenUsed="0"/>
-    <w:lsdException w:name="Medium Shading 1" w:semiHidden="0" w:uiPriority="63" w:unhideWhenUsed="0"/>
-    <w:lsdException w:name="Medium Shading 2" w:semiHidden="0" w:uiPriority="64" w:unhideWhenUsed="0"/>
-    <w:lsdException w:name="Medium List 1" w:semiHidden="0" w:uiPriority="65" w:unhideWhenUsed="0"/>
-    <w:lsdException w:name="Medium List 2" w:semiHidden="0" w:uiPriority="66" w:unhideWhenUsed="0"/>
-    <w:lsdException w:name="Medium Grid 1" w:semiHidden="0" w:uiPriority="67" w:unhideWhenUsed="0"/>
-    <w:lsdException w:name="Medium Grid 2" w:semiHidden="0" w:uiPriority="68" w:unhideWhenUsed="0"/>
-    <w:lsdException w:name="Medium Grid 3" w:semiHidden="0" w:uiPriority="69" w:unhideWhenUsed="0"/>
-    <w:lsdException w:name="Dark List" w:semiHidden="0" w:uiPriority="70" w:unhideWhenUsed="0"/>
-    <w:lsdException w:name="Colorful Shading" w:semiHidden="0" w:uiPriority="71" w:unhideWhenUsed="0"/>
-    <w:lsdException w:name="Colorful List" w:semiHidden="0" w:uiPriority="72" w:unhideWhenUsed="0"/>
-    <w:lsdException w:name="Colorful Grid" w:semiHidden="0" w:uiPriority="73" w:unhideWhenUsed="0"/>
-    <w:lsdException w:name="Light Shading Accent 1" w:semiHidden="0" w:uiPriority="60" w:unhideWhenUsed="0"/>
-    <w:lsdException w:name="Light List Accent 1" w:semiHidden="0" w:uiPriority="61" w:unhideWhenUsed="0"/>
-    <w:lsdException w:name="Light Grid Accent 1" w:semiHidden="0" w:uiPriority="62" w:unhideWhenUsed="0"/>
-    <w:lsdException w:name="Medium Shading 1 Accent 1" w:semiHidden="0" w:uiPriority="63" w:unhideWhenUsed="0"/>
-    <w:lsdException w:name="Medium Shading 2 Accent 1" w:semiHidden="0" w:uiPriority="64" w:unhideWhenUsed="0"/>
-    <w:lsdException w:name="Medium List 1 Accent 1" w:semiHidden="0" w:uiPriority="65" w:unhideWhenUsed="0"/>
-    <w:lsdException w:name="Revision" w:unhideWhenUsed="0"/>
-    <w:lsdException w:name="List Paragraph" w:semiHidden="0" w:uiPriority="34" w:unhideWhenUsed="0" w:qFormat="1"/>
-    <w:lsdException w:name="Quote" w:semiHidden="0" w:uiPriority="29" w:unhideWhenUsed="0" w:qFormat="1"/>
-    <w:lsdException w:name="Intense Quote" w:semiHidden="0" w:uiPriority="30" w:unhideWhenUsed="0" w:qFormat="1"/>
-    <w:lsdException w:name="Medium List 2 Accent 1" w:semiHidden="0" w:uiPriority="66" w:unhideWhenUsed="0"/>
-    <w:lsdException w:name="Medium Grid 1 Accent 1" w:semiHidden="0" w:uiPriority="67" w:unhideWhenUsed="0"/>
-    <w:lsdException w:name="Medium Grid 2 Accent 1" w:semiHidden="0" w:uiPriority="68" w:unhideWhenUsed="0"/>
-    <w:lsdException w:name="Medium Grid 3 Accent 1" w:semiHidden="0" w:uiPriority="69" w:unhideWhenUsed="0"/>
-    <w:lsdException w:name="Dark List Accent 1" w:semiHidden="0" w:uiPriority="70" w:unhideWhenUsed="0"/>
-    <w:lsdException w:name="Colorful Shading Accent 1" w:semiHidden="0" w:uiPriority="71" w:unhideWhenUsed="0"/>
-    <w:lsdException w:name="Colorful List Accent 1" w:semiHidden="0" w:uiPriority="72" w:unhideWhenUsed="0"/>
-    <w:lsdException w:name="Colorful Grid Accent 1" w:semiHidden="0" w:uiPriority="73" w:unhideWhenUsed="0"/>
-    <w:lsdException w:name="Light Shading Accent 2" w:semiHidden="0" w:uiPriority="60" w:unhideWhenUsed="0"/>
-    <w:lsdException w:name="Light List Accent 2" w:semiHidden="0" w:uiPriority="61" w:unhideWhenUsed="0"/>
-    <w:lsdException w:name="Light Grid Accent 2" w:semiHidden="0" w:uiPriority="62" w:unhideWhenUsed="0"/>
-    <w:lsdException w:name="Medium Shading 1 Accent 2" w:semiHidden="0" w:uiPriority="63" w:unhideWhenUsed="0"/>
-    <w:lsdException w:name="Medium Shading 2 Accent 2" w:semiHidden="0" w:uiPriority="64" w:unhideWhenUsed="0"/>
-    <w:lsdException w:name="Medium List 1 Accent 2" w:semiHidden="0" w:uiPriority="65" w:unhideWhenUsed="0"/>
-    <w:lsdException w:name="Medium List 2 Accent 2" w:semiHidden="0" w:uiPriority="66" w:unhideWhenUsed="0"/>
-    <w:lsdException w:name="Medium Grid 1 Accent 2" w:semiHidden="0" w:uiPriority="67" w:unhideWhenUsed="0"/>
-    <w:lsdException w:name="Medium Grid 2 Accent 2" w:semiHidden="0" w:uiPriority="68" w:unhideWhenUsed="0"/>
-    <w:lsdException w:name="Medium Grid 3 Accent 2" w:semiHidden="0" w:uiPriority="69" w:unhideWhenUsed="0"/>
-    <w:lsdException w:name="Dark List Accent 2" w:semiHidden="0" w:uiPriority="70" w:unhideWhenUsed="0"/>
-    <w:lsdException w:name="Colorful Shading Accent 2" w:semiHidden="0" w:uiPriority="71" w:unhideWhenUsed="0"/>
-    <w:lsdException w:name="Colorful List Accent 2" w:semiHidden="0" w:uiPriority="72" w:unhideWhenUsed="0"/>
-    <w:lsdException w:name="Colorful Grid Accent 2" w:semiHidden="0" w:uiPriority="73" w:unhideWhenUsed="0"/>
-    <w:lsdException w:name="Light Shading Accent 3" w:semiHidden="0" w:uiPriority="60" w:unhideWhenUsed="0"/>
-    <w:lsdException w:name="Light List Accent 3" w:semiHidden="0" w:uiPriority="61" w:unhideWhenUsed="0"/>
-    <w:lsdException w:name="Light Grid Accent 3" w:semiHidden="0" w:uiPriority="62" w:unhideWhenUsed="0"/>
-    <w:lsdException w:name="Medium Shading 1 Accent 3" w:semiHidden="0" w:uiPriority="63" w:unhideWhenUsed="0"/>
-    <w:lsdException w:name="Medium Shading 2 Accent 3" w:semiHidden="0" w:uiPriority="64" w:unhideWhenUsed="0"/>
-    <w:lsdException w:name="Medium List 1 Accent 3" w:semiHidden="0" w:uiPriority="65" w:unhideWhenUsed="0"/>
-    <w:lsdException w:name="Medium List 2 Accent 3" w:semiHidden="0" w:uiPriority="66" w:unhideWhenUsed="0"/>
-    <w:lsdException w:name="Medium Grid 1 Accent 3" w:semiHidden="0" w:uiPriority="67" w:unhideWhenUsed="0"/>
-    <w:lsdException w:name="Medium Grid 2 Accent 3" w:semiHidden="0" w:uiPriority="68" w:unhideWhenUsed="0"/>
-    <w:lsdException w:name="Medium Grid 3 Accent 3" w:semiHidden="0" w:uiPriority="69" w:unhideWhenUsed="0"/>
-    <w:lsdException w:name="Dark List Accent 3" w:semiHidden="0" w:uiPriority="70" w:unhideWhenUsed="0"/>
-    <w:lsdException w:name="Colorful Shading Accent 3" w:semiHidden="0" w:uiPriority="71" w:unhideWhenUsed="0"/>
-    <w:lsdException w:name="Colorful List Accent 3" w:semiHidden="0" w:uiPriority="72" w:unhideWhenUsed="0"/>
-    <w:lsdException w:name="Colorful Grid Accent 3" w:semiHidden="0" w:uiPriority="73" w:unhideWhenUsed="0"/>
-    <w:lsdException w:name="Light Shading Accent 4" w:semiHidden="0" w:uiPriority="60" w:unhideWhenUsed="0"/>
-    <w:lsdException w:name="Light List Accent 4" w:semiHidden="0" w:uiPriority="61" w:unhideWhenUsed="0"/>
-    <w:lsdException w:name="Light Grid Accent 4" w:semiHidden="0" w:uiPriority="62" w:unhideWhenUsed="0"/>
-    <w:lsdException w:name="Medium Shading 1 Accent 4" w:semiHidden="0" w:uiPriority="63" w:unhideWhenUsed="0"/>
-    <w:lsdException w:name="Medium Shading 2 Accent 4" w:semiHidden="0" w:uiPriority="64" w:unhideWhenUsed="0"/>
-    <w:lsdException w:name="Medium List 1 Accent 4" w:semiHidden="0" w:uiPriority="65" w:unhideWhenUsed="0"/>
-    <w:lsdException w:name="Medium List 2 Accent 4" w:semiHidden="0" w:uiPriority="66" w:unhideWhenUsed="0"/>
-    <w:lsdException w:name="Medium Grid 1 Accent 4" w:semiHidden="0" w:uiPriority="67" w:unhideWhenUsed="0"/>
-    <w:lsdException w:name="Medium Grid 2 Accent 4" w:semiHidden="0" w:uiPriority="68" w:unhideWhenUsed="0"/>
-    <w:lsdException w:name="Medium Grid 3 Accent 4" w:semiHidden="0" w:uiPriority="69" w:unhideWhenUsed="0"/>
-    <w:lsdException w:name="Dark List Accent 4" w:semiHidden="0" w:uiPriority="70" w:unhideWhenUsed="0"/>
-    <w:lsdException w:name="Colorful Shading Accent 4" w:semiHidden="0" w:uiPriority="71" w:unhideWhenUsed="0"/>
-    <w:lsdException w:name="Colorful List Accent 4" w:semiHidden="0" w:uiPriority="72" w:unhideWhenUsed="0"/>
-    <w:lsdException w:name="Colorful Grid Accent 4" w:semiHidden="0" w:uiPriority="73" w:unhideWhenUsed="0"/>
-    <w:lsdException w:name="Light Shading Accent 5" w:semiHidden="0" w:uiPriority="60" w:unhideWhenUsed="0"/>
-    <w:lsdException w:name="Light List Accent 5" w:semiHidden="0" w:uiPriority="61" w:unhideWhenUsed="0"/>
-    <w:lsdException w:name="Light Grid Accent 5" w:semiHidden="0" w:uiPriority="62" w:unhideWhenUsed="0"/>
-    <w:lsdException w:name="Medium Shading 1 Accent 5" w:semiHidden="0" w:uiPriority="63" w:unhideWhenUsed="0"/>
-    <w:lsdException w:name="Medium Shading 2 Accent 5" w:semiHidden="0" w:uiPriority="64" w:unhideWhenUsed="0"/>
-    <w:lsdException w:name="Medium List 1 Accent 5" w:semiHidden="0" w:uiPriority="65" w:unhideWhenUsed="0"/>
-    <w:lsdException w:name="Medium List 2 Accent 5" w:semiHidden="0" w:uiPriority="66" w:unhideWhenUsed="0"/>
-    <w:lsdException w:name="Medium Grid 1 Accent 5" w:semiHidden="0" w:uiPriority="67" w:unhideWhenUsed="0"/>
-    <w:lsdException w:name="Medium Grid 2 Accent 5" w:semiHidden="0" w:uiPriority="68" w:unhideWhenUsed="0"/>
-    <w:lsdException w:name="Medium Grid 3 Accent 5" w:semiHidden="0" w:uiPriority="69" w:unhideWhenUsed="0"/>
-    <w:lsdException w:name="Dark List Accent 5" w:semiHidden="0" w:uiPriority="70" w:unhideWhenUsed="0"/>
-    <w:lsdException w:name="Colorful Shading Accent 5" w:semiHidden="0" w:uiPriority="71" w:unhideWhenUsed="0"/>
-    <w:lsdException w:name="Colorful List Accent 5" w:semiHidden="0" w:uiPriority="72" w:unhideWhenUsed="0"/>
-    <w:lsdException w:name="Colorful Grid Accent 5" w:semiHidden="0" w:uiPriority="73" w:unhideWhenUsed="0"/>
-    <w:lsdException w:name="Light Shading Accent 6" w:semiHidden="0" w:uiPriority="60" w:unhideWhenUsed="0"/>
-    <w:lsdException w:name="Light List Accent 6" w:semiHidden="0" w:uiPriority="61" w:unhideWhenUsed="0"/>
-    <w:lsdException w:name="Light Grid Accent 6" w:semiHidden="0" w:uiPriority="62" w:unhideWhenUsed="0"/>
-    <w:lsdException w:name="Medium Shading 1 Accent 6" w:semiHidden="0" w:uiPriority="63" w:unhideWhenUsed="0"/>
-    <w:lsdException w:name="Medium Shading 2 Accent 6" w:semiHidden="0" w:uiPriority="64" w:unhideWhenUsed="0"/>
-    <w:lsdException w:name="Medium List 1 Accent 6" w:semiHidden="0" w:uiPriority="65" w:unhideWhenUsed="0"/>
-    <w:lsdException w:name="Medium List 2 Accent 6" w:semiHidden="0" w:uiPriority="66" w:unhideWhenUsed="0"/>
-    <w:lsdException w:name="Medium Grid 1 Accent 6" w:semiHidden="0" w:uiPriority="67" w:unhideWhenUsed="0"/>
-    <w:lsdException w:name="Medium Grid 2 Accent 6" w:semiHidden="0" w:uiPriority="68" w:unhideWhenUsed="0"/>
-    <w:lsdException w:name="Medium Grid 3 Accent 6" w:semiHidden="0" w:uiPriority="69" w:unhideWhenUsed="0"/>
-    <w:lsdException w:name="Dark List Accent 6" w:semiHidden="0" w:uiPriority="70" w:unhideWhenUsed="0"/>
-    <w:lsdException w:name="Colorful Shading Accent 6" w:semiHidden="0" w:uiPriority="71" w:unhideWhenUsed="0"/>
-    <w:lsdException w:name="Colorful List Accent 6" w:semiHidden="0" w:uiPriority="72" w:unhideWhenUsed="0"/>
-    <w:lsdException w:name="Colorful Grid Accent 6" w:semiHidden="0" w:uiPriority="73" w:unhideWhenUsed="0"/>
-    <w:lsdException w:name="Subtle Emphasis" w:semiHidden="0" w:uiPriority="19" w:unhideWhenUsed="0" w:qFormat="1"/>
-    <w:lsdException w:name="Intense Emphasis" w:semiHidden="0" w:uiPriority="21" w:unhideWhenUsed="0" w:qFormat="1"/>
-    <w:lsdException w:name="Subtle Reference" w:semiHidden="0" w:uiPriority="31" w:unhideWhenUsed="0" w:qFormat="1"/>
-    <w:lsdException w:name="Intense Reference" w:semiHidden="0" w:uiPriority="32" w:unhideWhenUsed="0" w:qFormat="1"/>
-    <w:lsdException w:name="Book Title" w:semiHidden="0" w:uiPriority="33" w:unhideWhenUsed="0" w:qFormat="1"/>
-    <w:lsdException w:name="Bibliography" w:uiPriority="37"/>
-    <w:lsdException w:name="TOC Heading" w:uiPriority="39" w:qFormat="1"/>
-  </w:latentStyles>
-  <w:style w:type="paragraph" w:default="1" w:styleId="a">
-    <w:name w:val="Normal"/>
-    <w:qFormat/>
-    <w:pPr>
-      <w:widowControl w:val="0"/>
-    </w:pPr>
-  </w:style>
-  <w:style w:type="paragraph" w:styleId="2">
-    <w:name w:val="heading 2"/>
-    <w:basedOn w:val="a"/>
-    <w:link w:val="20"/>
-    <w:uiPriority w:val="9"/>
-    <w:qFormat/>
-    <w:rsid w:val="004F10FB"/>
-    <w:pPr>
-      <w:widowControl/>
-      <w:spacing w:before="100" w:beforeAutospacing="1" w:after="100" w:afterAutospacing="1"/>
-      <w:outlineLvl w:val="1"/>
-    </w:pPr>
-    <w:rPr>
-      <w:rFonts w:ascii="新細明體" w:eastAsia="新細明體" w:hAnsi="新細明體" w:cs="新細明體"/>
-      <w:b/>
-      <w:bCs/>
-      <w:kern w:val="0"/>
-      <w:sz w:val="36"/>
-      <w:szCs w:val="36"/>
-    </w:rPr>
-  </w:style>
-  <w:style w:type="paragraph" w:styleId="3">
-    <w:name w:val="heading 3"/>
-    <w:basedOn w:val="a"/>
-    <w:link w:val="30"/>
-    <w:uiPriority w:val="9"/>
-    <w:qFormat/>
-    <w:rsid w:val="004F10FB"/>
-    <w:pPr>
-      <w:widowControl/>
-      <w:spacing w:before="100" w:beforeAutospacing="1" w:after="100" w:afterAutospacing="1"/>
-      <w:outlineLvl w:val="2"/>
-    </w:pPr>
-    <w:rPr>
-      <w:rFonts w:ascii="新細明體" w:eastAsia="新細明體" w:hAnsi="新細明體" w:cs="新細明體"/>
-      <w:b/>
-      <w:bCs/>
-      <w:kern w:val="0"/>
-      <w:sz w:val="27"/>
-      <w:szCs w:val="27"/>
-    </w:rPr>
-  </w:style>
-  <w:style w:type="character" w:default="1" w:styleId="a0">
-    <w:name w:val="Default Paragraph Font"/>
-    <w:uiPriority w:val="1"/>
-    <w:semiHidden/>
-    <w:unhideWhenUsed/>
-  </w:style>
-  <w:style w:type="table" w:default="1" w:styleId="a1">
-    <w:name w:val="Normal Table"/>
-    <w:uiPriority w:val="99"/>
-    <w:semiHidden/>
-    <w:unhideWhenUsed/>
-    <w:tblPr>
-      <w:tblInd w:w="0" w:type="dxa"/>
-      <w:tblCellMar>
-        <w:top w:w="0" w:type="dxa"/>
-        <w:left w:w="108" w:type="dxa"/>
-        <w:bottom w:w="0" w:type="dxa"/>
-        <w:right w:w="108" w:type="dxa"/>
-      </w:tblCellMar>
-    </w:tblPr>
-  </w:style>
-  <w:style w:type="numbering" w:default="1" w:styleId="a2">
-    <w:name w:val="No List"/>
-    <w:uiPriority w:val="99"/>
-    <w:semiHidden/>
-    <w:unhideWhenUsed/>
-  </w:style>
-  <w:style w:type="paragraph" w:styleId="a3">
-    <w:name w:val="header"/>
-    <w:basedOn w:val="a"/>
-    <w:link w:val="a4"/>
-    <w:uiPriority w:val="99"/>
-    <w:unhideWhenUsed/>
-    <w:rsid w:val="004F10FB"/>
-    <w:pPr>
-      <w:tabs>
-        <w:tab w:val="center" w:pos="4153"/>
-        <w:tab w:val="right" w:pos="8306"/>
-      </w:tabs>
-      <w:snapToGrid w:val="0"/>
-    </w:pPr>
-    <w:rPr>
-      <w:sz w:val="20"/>
-      <w:szCs w:val="20"/>
-    </w:rPr>
-  </w:style>
-  <w:style w:type="character" w:customStyle="1" w:styleId="a4">
-    <w:name w:val="頁首 字元"/>
-    <w:basedOn w:val="a0"/>
-    <w:link w:val="a3"/>
-    <w:uiPriority w:val="99"/>
-    <w:rsid w:val="004F10FB"/>
-    <w:rPr>
-      <w:sz w:val="20"/>
-      <w:szCs w:val="20"/>
-    </w:rPr>
-  </w:style>
-  <w:style w:type="paragraph" w:styleId="a5">
-    <w:name w:val="footer"/>
-    <w:basedOn w:val="a"/>
-    <w:link w:val="a6"/>
-    <w:uiPriority w:val="99"/>
-    <w:unhideWhenUsed/>
-    <w:rsid w:val="004F10FB"/>
-    <w:pPr>
-      <w:tabs>
-        <w:tab w:val="center" w:pos="4153"/>
-        <w:tab w:val="right" w:pos="8306"/>
-      </w:tabs>
-      <w:snapToGrid w:val="0"/>
-    </w:pPr>
-    <w:rPr>
-      <w:sz w:val="20"/>
-      <w:szCs w:val="20"/>
-    </w:rPr>
-  </w:style>
-  <w:style w:type="character" w:customStyle="1" w:styleId="a6">
-    <w:name w:val="頁尾 字元"/>
-    <w:basedOn w:val="a0"/>
-    <w:link w:val="a5"/>
-    <w:uiPriority w:val="99"/>
-    <w:rsid w:val="004F10FB"/>
-    <w:rPr>
-      <w:sz w:val="20"/>
-      <w:szCs w:val="20"/>
-    </w:rPr>
-  </w:style>
-  <w:style w:type="character" w:customStyle="1" w:styleId="20">
-    <w:name w:val="標題 2 字元"/>
-    <w:basedOn w:val="a0"/>
-    <w:link w:val="2"/>
-    <w:uiPriority w:val="9"/>
-    <w:rsid w:val="004F10FB"/>
-    <w:rPr>
-      <w:rFonts w:ascii="新細明體" w:eastAsia="新細明體" w:hAnsi="新細明體" w:cs="新細明體"/>
-      <w:b/>
-      <w:bCs/>
-      <w:kern w:val="0"/>
-      <w:sz w:val="36"/>
-      <w:szCs w:val="36"/>
-    </w:rPr>
-  </w:style>
-  <w:style w:type="character" w:customStyle="1" w:styleId="30">
-    <w:name w:val="標題 3 字元"/>
-    <w:basedOn w:val="a0"/>
-    <w:link w:val="3"/>
-    <w:uiPriority w:val="9"/>
-    <w:rsid w:val="004F10FB"/>
-    <w:rPr>
-      <w:rFonts w:ascii="新細明體" w:eastAsia="新細明體" w:hAnsi="新細明體" w:cs="新細明體"/>
-      <w:b/>
-      <w:bCs/>
-      <w:kern w:val="0"/>
-      <w:sz w:val="27"/>
-      <w:szCs w:val="27"/>
-    </w:rPr>
-  </w:style>
-  <w:style w:type="character" w:styleId="a7">
-    <w:name w:val="Strong"/>
-    <w:basedOn w:val="a0"/>
-    <w:uiPriority w:val="22"/>
-    <w:qFormat/>
-    <w:rsid w:val="004F10FB"/>
-    <w:rPr>
-      <w:b/>
-      <w:bCs/>
-    </w:rPr>
-  </w:style>
-  <w:style w:type="paragraph" w:styleId="Web">
-    <w:name w:val="Normal (Web)"/>
-    <w:basedOn w:val="a"/>
-    <w:uiPriority w:val="99"/>
-    <w:semiHidden/>
-    <w:unhideWhenUsed/>
-    <w:rsid w:val="004F10FB"/>
-    <w:pPr>
-      <w:widowControl/>
-      <w:spacing w:before="100" w:beforeAutospacing="1" w:after="100" w:afterAutospacing="1"/>
-    </w:pPr>
-    <w:rPr>
-      <w:rFonts w:ascii="新細明體" w:eastAsia="新細明體" w:hAnsi="新細明體" w:cs="新細明體"/>
-      <w:kern w:val="0"/>
-      <w:szCs w:val="24"/>
-    </w:rPr>
-  </w:style>
-  <w:style w:type="character" w:styleId="HTML">
-    <w:name w:val="HTML Code"/>
-    <w:basedOn w:val="a0"/>
-    <w:uiPriority w:val="99"/>
-    <w:semiHidden/>
-    <w:unhideWhenUsed/>
-    <w:rsid w:val="004F10FB"/>
-    <w:rPr>
-      <w:rFonts w:ascii="細明體" w:eastAsia="細明體" w:hAnsi="細明體" w:cs="細明體"/>
-      <w:sz w:val="24"/>
-      <w:szCs w:val="24"/>
-    </w:rPr>
-  </w:style>
-  <w:style w:type="character" w:customStyle="1" w:styleId="math-inline">
-    <w:name w:val="math-inline"/>
-    <w:basedOn w:val="a0"/>
-    <w:rsid w:val="004F10FB"/>
-  </w:style>
-  <w:style w:type="paragraph" w:styleId="HTML0">
-    <w:name w:val="HTML Preformatted"/>
-    <w:basedOn w:val="a"/>
-    <w:link w:val="HTML1"/>
-    <w:uiPriority w:val="99"/>
-    <w:semiHidden/>
-    <w:unhideWhenUsed/>
-    <w:rsid w:val="004F10FB"/>
-    <w:pPr>
-      <w:widowControl/>
-      <w:tabs>
-        <w:tab w:val="left" w:pos="916"/>
-        <w:tab w:val="left" w:pos="1832"/>
-        <w:tab w:val="left" w:pos="2748"/>
-        <w:tab w:val="left" w:pos="3664"/>
-        <w:tab w:val="left" w:pos="4580"/>
-        <w:tab w:val="left" w:pos="5496"/>
-        <w:tab w:val="left" w:pos="6412"/>
-        <w:tab w:val="left" w:pos="7328"/>
-        <w:tab w:val="left" w:pos="8244"/>
-        <w:tab w:val="left" w:pos="9160"/>
-        <w:tab w:val="left" w:pos="10076"/>
-        <w:tab w:val="left" w:pos="10992"/>
-        <w:tab w:val="left" w:pos="11908"/>
-        <w:tab w:val="left" w:pos="12824"/>
-        <w:tab w:val="left" w:pos="13740"/>
-        <w:tab w:val="left" w:pos="14656"/>
-      </w:tabs>
-    </w:pPr>
-    <w:rPr>
-      <w:rFonts w:ascii="細明體" w:eastAsia="細明體" w:hAnsi="細明體" w:cs="細明體"/>
-      <w:kern w:val="0"/>
-      <w:szCs w:val="24"/>
-    </w:rPr>
-  </w:style>
-  <w:style w:type="character" w:customStyle="1" w:styleId="HTML1">
-    <w:name w:val="HTML 預設格式 字元"/>
-    <w:basedOn w:val="a0"/>
-    <w:link w:val="HTML0"/>
-    <w:uiPriority w:val="99"/>
-    <w:semiHidden/>
-    <w:rsid w:val="004F10FB"/>
-    <w:rPr>
-      <w:rFonts w:ascii="細明體" w:eastAsia="細明體" w:hAnsi="細明體" w:cs="細明體"/>
-      <w:kern w:val="0"/>
-      <w:szCs w:val="24"/>
-    </w:rPr>
-  </w:style>
-  <w:style w:type="table" w:styleId="a8">
-    <w:name w:val="Table Grid"/>
-    <w:basedOn w:val="a1"/>
-    <w:uiPriority w:val="39"/>
-    <w:rsid w:val="004F10FB"/>
-    <w:tblPr>
-      <w:tblBorders>
-        <w:top w:val="single" w:sz="4" w:space="0" w:color="auto"/>
-        <w:left w:val="single" w:sz="4" w:space="0" w:color="auto"/>
-        <w:bottom w:val="single" w:sz="4" w:space="0" w:color="auto"/>
-        <w:right w:val="single" w:sz="4" w:space="0" w:color="auto"/>
-        <w:insideH w:val="single" w:sz="4" w:space="0" w:color="auto"/>
-        <w:insideV w:val="single" w:sz="4" w:space="0" w:color="auto"/>
-      </w:tblBorders>
-    </w:tblPr>
-  </w:style>
-</w:styles>
-</file>
-
-<file path=word/stylesWithEffects.xml><?xml version="1.0" encoding="utf-8"?>
-<w:styles xmlns:wpc="http://schemas.microsoft.com/office/word/2010/wordprocessingCanvas" xmlns:mc="http://schemas.openxmlformats.org/markup-compatibility/2006" xmlns:o="urn:schemas-microsoft-com:office:office" xmlns:r="http://schemas.openxmlformats.org/officeDocument/2006/relationships" xmlns:m="http://schemas.openxmlformats.org/officeDocument/2006/math" xmlns:v="urn:schemas-microsoft-com:vml" xmlns:wp14="http://schemas.microsoft.com/office/word/2010/wordprocessingDrawing" xmlns:wp="http://schemas.openxmlformats.org/drawingml/2006/wordprocessingDrawing" xmlns:w10="urn:schemas-microsoft-com:office:word" xmlns:w="http://schemas.openxmlformats.org/wordprocessingml/2006/main" xmlns:w14="http://schemas.microsoft.com/office/word/2010/wordml" xmlns:wpg="http://schemas.microsoft.com/office/word/2010/wordprocessingGroup" xmlns:wpi="http://schemas.microsoft.com/office/word/2010/wordprocessingInk" xmlns:wne="http://schemas.microsoft.com/office/word/2006/wordml" xmlns:wps="http://schemas.microsoft.com/office/word/2010/wordprocessingShape" mc:Ignorable="w14 wp14">
-  <w:docDefaults>
-    <w:rPrDefault>
-      <w:rPr>
-        <w:rFonts w:asciiTheme="minorHAnsi" w:eastAsiaTheme="minorEastAsia" w:hAnsiTheme="minorHAnsi" w:cstheme="minorBidi"/>
-        <w:kern w:val="2"/>
-        <w:sz w:val="24"/>
-        <w:szCs w:val="22"/>
-        <w:lang w:val="en-US" w:eastAsia="zh-TW" w:bidi="ar-SA"/>
-      </w:rPr>
-    </w:rPrDefault>
-    <w:pPrDefault/>
-  </w:docDefaults>
-  <w:latentStyles w:defLockedState="0" w:defUIPriority="99" w:defSemiHidden="1" w:defUnhideWhenUsed="1" w:defQFormat="0" w:count="267">
-    <w:lsdException w:name="Normal" w:semiHidden="0" w:uiPriority="0" w:unhideWhenUsed="0" w:qFormat="1"/>
-    <w:lsdException w:name="heading 1" w:semiHidden="0" w:uiPriority="9" w:unhideWhenUsed="0" w:qFormat="1"/>
-    <w:lsdException w:name="heading 2" w:uiPriority="9" w:qFormat="1"/>
-    <w:lsdException w:name="heading 3" w:uiPriority="9" w:qFormat="1"/>
-    <w:lsdException w:name="heading 4" w:uiPriority="9" w:qFormat="1"/>
-    <w:lsdException w:name="heading 5" w:uiPriority="9" w:qFormat="1"/>
-    <w:lsdException w:name="heading 6" w:uiPriority="9" w:qFormat="1"/>
-    <w:lsdException w:name="heading 7" w:uiPriority="9" w:qFormat="1"/>
-    <w:lsdException w:name="heading 8" w:uiPriority="9" w:qFormat="1"/>
-    <w:lsdException w:name="heading 9" w:uiPriority="9" w:qFormat="1"/>
-    <w:lsdException w:name="toc 1" w:uiPriority="39"/>
-    <w:lsdException w:name="toc 2" w:uiPriority="39"/>
-    <w:lsdException w:name="toc 3" w:uiPriority="39"/>
-    <w:lsdException w:name="toc 4" w:uiPriority="39"/>
-    <w:lsdException w:name="toc 5" w:uiPriority="39"/>
-    <w:lsdException w:name="toc 6" w:uiPriority="39"/>
-    <w:lsdException w:name="toc 7" w:uiPriority="39"/>
-    <w:lsdException w:name="toc 8" w:uiPriority="39"/>
-    <w:lsdException w:name="toc 9" w:uiPriority="39"/>
-    <w:lsdException w:name="caption" w:uiPriority="35" w:qFormat="1"/>
-    <w:lsdException w:name="Title" w:semiHidden="0" w:uiPriority="10" w:unhideWhenUsed="0" w:qFormat="1"/>
-    <w:lsdException w:name="Default Paragraph Font" w:uiPriority="1"/>
-    <w:lsdException w:name="Subtitle" w:semiHidden="0" w:uiPriority="11" w:unhideWhenUsed="0" w:qFormat="1"/>
-    <w:lsdException w:name="Strong" w:semiHidden="0" w:uiPriority="22" w:unhideWhenUsed="0" w:qFormat="1"/>
-    <w:lsdException w:name="Emphasis" w:semiHidden="0" w:uiPriority="20" w:unhideWhenUsed="0" w:qFormat="1"/>
-    <w:lsdException w:name="Table Grid" w:semiHidden="0" w:uiPriority="39" w:unhideWhenUsed="0"/>
-    <w:lsdException w:name="Placeholder Text" w:unhideWhenUsed="0"/>
-    <w:lsdException w:name="No Spacing" w:semiHidden="0" w:uiPriority="1" w:unhideWhenUsed="0" w:qFormat="1"/>
-    <w:lsdException w:name="Light Shading" w:semiHidden="0" w:uiPriority="60" w:unhideWhenUsed="0"/>
-    <w:lsdException w:name="Light List" w:semiHidden="0" w:uiPriority="61" w:unhideWhenUsed="0"/>
-    <w:lsdException w:name="Light Grid" w:semiHidden="0" w:uiPriority="62" w:unhideWhenUsed="0"/>
-    <w:lsdException w:name="Medium Shading 1" w:semiHidden="0" w:uiPriority="63" w:unhideWhenUsed="0"/>
-    <w:lsdException w:name="Medium Shading 2" w:semiHidden="0" w:uiPriority="64" w:unhideWhenUsed="0"/>
-    <w:lsdException w:name="Medium List 1" w:semiHidden="0" w:uiPriority="65" w:unhideWhenUsed="0"/>
-    <w:lsdException w:name="Medium List 2" w:semiHidden="0" w:uiPriority="66" w:unhideWhenUsed="0"/>
-    <w:lsdException w:name="Medium Grid 1" w:semiHidden="0" w:uiPriority="67" w:unhideWhenUsed="0"/>
-    <w:lsdException w:name="Medium Grid 2" w:semiHidden="0" w:uiPriority="68" w:unhideWhenUsed="0"/>
-    <w:lsdException w:name="Medium Grid 3" w:semiHidden="0" w:uiPriority="69" w:unhideWhenUsed="0"/>
-    <w:lsdException w:name="Dark List" w:semiHidden="0" w:uiPriority="70" w:unhideWhenUsed="0"/>
-    <w:lsdException w:name="Colorful Shading" w:semiHidden="0" w:uiPriority="71" w:unhideWhenUsed="0"/>
-    <w:lsdException w:name="Colorful List" w:semiHidden="0" w:uiPriority="72" w:unhideWhenUsed="0"/>
-    <w:lsdException w:name="Colorful Grid" w:semiHidden="0" w:uiPriority="73" w:unhideWhenUsed="0"/>
-    <w:lsdException w:name="Light Shading Accent 1" w:semiHidden="0" w:uiPriority="60" w:unhideWhenUsed="0"/>
-    <w:lsdException w:name="Light List Accent 1" w:semiHidden="0" w:uiPriority="61" w:unhideWhenUsed="0"/>
-    <w:lsdException w:name="Light Grid Accent 1" w:semiHidden="0" w:uiPriority="62" w:unhideWhenUsed="0"/>
-    <w:lsdException w:name="Medium Shading 1 Accent 1" w:semiHidden="0" w:uiPriority="63" w:unhideWhenUsed="0"/>
-    <w:lsdException w:name="Medium Shading 2 Accent 1" w:semiHidden="0" w:uiPriority="64" w:unhideWhenUsed="0"/>
-    <w:lsdException w:name="Medium List 1 Accent 1" w:semiHidden="0" w:uiPriority="65" w:unhideWhenUsed="0"/>
-    <w:lsdException w:name="Revision" w:unhideWhenUsed="0"/>
-    <w:lsdException w:name="List Paragraph" w:semiHidden="0" w:uiPriority="34" w:unhideWhenUsed="0" w:qFormat="1"/>
-    <w:lsdException w:name="Quote" w:semiHidden="0" w:uiPriority="29" w:unhideWhenUsed="0" w:qFormat="1"/>
-    <w:lsdException w:name="Intense Quote" w:semiHidden="0" w:uiPriority="30" w:unhideWhenUsed="0" w:qFormat="1"/>
-    <w:lsdException w:name="Medium List 2 Accent 1" w:semiHidden="0" w:uiPriority="66" w:unhideWhenUsed="0"/>
-    <w:lsdException w:name="Medium Grid 1 Accent 1" w:semiHidden="0" w:uiPriority="67" w:unhideWhenUsed="0"/>
-    <w:lsdException w:name="Medium Grid 2 Accent 1" w:semiHidden="0" w:uiPriority="68" w:unhideWhenUsed="0"/>
-    <w:lsdException w:name="Medium Grid 3 Accent 1" w:semiHidden="0" w:uiPriority="69" w:unhideWhenUsed="0"/>
-    <w:lsdException w:name="Dark List Accent 1" w:semiHidden="0" w:uiPriority="70" w:unhideWhenUsed="0"/>
-    <w:lsdException w:name="Colorful Shading Accent 1" w:semiHidden="0" w:uiPriority="71" w:unhideWhenUsed="0"/>
-    <w:lsdException w:name="Colorful List Accent 1" w:semiHidden="0" w:uiPriority="72" w:unhideWhenUsed="0"/>
-    <w:lsdException w:name="Colorful Grid Accent 1" w:semiHidden="0" w:uiPriority="73" w:unhideWhenUsed="0"/>
-    <w:lsdException w:name="Light Shading Accent 2" w:semiHidden="0" w:uiPriority="60" w:unhideWhenUsed="0"/>
-    <w:lsdException w:name="Light List Accent 2" w:semiHidden="0" w:uiPriority="61" w:unhideWhenUsed="0"/>
-    <w:lsdException w:name="Light Grid Accent 2" w:semiHidden="0" w:uiPriority="62" w:unhideWhenUsed="0"/>
-    <w:lsdException w:name="Medium Shading 1 Accent 2" w:semiHidden="0" w:uiPriority="63" w:unhideWhenUsed="0"/>
-    <w:lsdException w:name="Medium Shading 2 Accent 2" w:semiHidden="0" w:uiPriority="64" w:unhideWhenUsed="0"/>
-    <w:lsdException w:name="Medium List 1 Accent 2" w:semiHidden="0" w:uiPriority="65" w:unhideWhenUsed="0"/>
-    <w:lsdException w:name="Medium List 2 Accent 2" w:semiHidden="0" w:uiPriority="66" w:unhideWhenUsed="0"/>
-    <w:lsdException w:name="Medium Grid 1 Accent 2" w:semiHidden="0" w:uiPriority="67" w:unhideWhenUsed="0"/>
-    <w:lsdException w:name="Medium Grid 2 Accent 2" w:semiHidden="0" w:uiPriority="68" w:unhideWhenUsed="0"/>
-    <w:lsdException w:name="Medium Grid 3 Accent 2" w:semiHidden="0" w:uiPriority="69" w:unhideWhenUsed="0"/>
-    <w:lsdException w:name="Dark List Accent 2" w:semiHidden="0" w:uiPriority="70" w:unhideWhenUsed="0"/>
-    <w:lsdException w:name="Colorful Shading Accent 2" w:semiHidden="0" w:uiPriority="71" w:unhideWhenUsed="0"/>
-    <w:lsdException w:name="Colorful List Accent 2" w:semiHidden="0" w:uiPriority="72" w:unhideWhenUsed="0"/>
-    <w:lsdException w:name="Colorful Grid Accent 2" w:semiHidden="0" w:uiPriority="73" w:unhideWhenUsed="0"/>
-    <w:lsdException w:name="Light Shading Accent 3" w:semiHidden="0" w:uiPriority="60" w:unhideWhenUsed="0"/>
-    <w:lsdException w:name="Light List Accent 3" w:semiHidden="0" w:uiPriority="61" w:unhideWhenUsed="0"/>
-    <w:lsdException w:name="Light Grid Accent 3" w:semiHidden="0" w:uiPriority="62" w:unhideWhenUsed="0"/>
-    <w:lsdException w:name="Medium Shading 1 Accent 3" w:semiHidden="0" w:uiPriority="63" w:unhideWhenUsed="0"/>
-    <w:lsdException w:name="Medium Shading 2 Accent 3" w:semiHidden="0" w:uiPriority="64" w:unhideWhenUsed="0"/>
-    <w:lsdException w:name="Medium List 1 Accent 3" w:semiHidden="0" w:uiPriority="65" w:unhideWhenUsed="0"/>
-    <w:lsdException w:name="Medium List 2 Accent 3" w:semiHidden="0" w:uiPriority="66" w:unhideWhenUsed="0"/>
-    <w:lsdException w:name="Medium Grid 1 Accent 3" w:semiHidden="0" w:uiPriority="67" w:unhideWhenUsed="0"/>
-    <w:lsdException w:name="Medium Grid 2 Accent 3" w:semiHidden="0" w:uiPriority="68" w:unhideWhenUsed="0"/>
-    <w:lsdException w:name="Medium Grid 3 Accent 3" w:semiHidden="0" w:uiPriority="69" w:unhideWhenUsed="0"/>
-    <w:lsdException w:name="Dark List Accent 3" w:semiHidden="0" w:uiPriority="70" w:unhideWhenUsed="0"/>
-    <w:lsdException w:name="Colorful Shading Accent 3" w:semiHidden="0" w:uiPriority="71" w:unhideWhenUsed="0"/>
-    <w:lsdException w:name="Colorful List Accent 3" w:semiHidden="0" w:uiPriority="72" w:unhideWhenUsed="0"/>
-    <w:lsdException w:name="Colorful Grid Accent 3" w:semiHidden="0" w:uiPriority="73" w:unhideWhenUsed="0"/>
-    <w:lsdException w:name="Light Shading Accent 4" w:semiHidden="0" w:uiPriority="60" w:unhideWhenUsed="0"/>
-    <w:lsdException w:name="Light List Accent 4" w:semiHidden="0" w:uiPriority="61" w:unhideWhenUsed="0"/>
-    <w:lsdException w:name="Light Grid Accent 4" w:semiHidden="0" w:uiPriority="62" w:unhideWhenUsed="0"/>
-    <w:lsdException w:name="Medium Shading 1 Accent 4" w:semiHidden="0" w:uiPriority="63" w:unhideWhenUsed="0"/>
-    <w:lsdException w:name="Medium Shading 2 Accent 4" w:semiHidden="0" w:uiPriority="64" w:unhideWhenUsed="0"/>
-    <w:lsdException w:name="Medium List 1 Accent 4" w:semiHidden="0" w:uiPriority="65" w:unhideWhenUsed="0"/>
-    <w:lsdException w:name="Medium List 2 Accent 4" w:semiHidden="0" w:uiPriority="66" w:unhideWhenUsed="0"/>
-    <w:lsdException w:name="Medium Grid 1 Accent 4" w:semiHidden="0" w:uiPriority="67" w:unhideWhenUsed="0"/>
-    <w:lsdException w:name="Medium Grid 2 Accent 4" w:semiHidden="0" w:uiPriority="68" w:unhideWhenUsed="0"/>
-    <w:lsdException w:name="Medium Grid 3 Accent 4" w:semiHidden="0" w:uiPriority="69" w:unhideWhenUsed="0"/>
-    <w:lsdException w:name="Dark List Accent 4" w:semiHidden="0" w:uiPriority="70" w:unhideWhenUsed="0"/>
-    <w:lsdException w:name="Colorful Shading Accent 4" w:semiHidden="0" w:uiPriority="71" w:unhideWhenUsed="0"/>
-    <w:lsdException w:name="Colorful List Accent 4" w:semiHidden="0" w:uiPriority="72" w:unhideWhenUsed="0"/>
-    <w:lsdException w:name="Colorful Grid Accent 4" w:semiHidden="0" w:uiPriority="73" w:unhideWhenUsed="0"/>
-    <w:lsdException w:name="Light Shading Accent 5" w:semiHidden="0" w:uiPriority="60" w:unhideWhenUsed="0"/>
-    <w:lsdException w:name="Light List Accent 5" w:semiHidden="0" w:uiPriority="61" w:unhideWhenUsed="0"/>
-    <w:lsdException w:name="Light Grid Accent 5" w:semiHidden="0" w:uiPriority="62" w:unhideWhenUsed="0"/>
-    <w:lsdException w:name="Medium Shading 1 Accent 5" w:semiHidden="0" w:uiPriority="63" w:unhideWhenUsed="0"/>
-    <w:lsdException w:name="Medium Shading 2 Accent 5" w:semiHidden="0" w:uiPriority="64" w:unhideWhenUsed="0"/>
-    <w:lsdException w:name="Medium List 1 Accent 5" w:semiHidden="0" w:uiPriority="65" w:unhideWhenUsed="0"/>
-    <w:lsdException w:name="Medium List 2 Accent 5" w:semiHidden="0" w:uiPriority="66" w:unhideWhenUsed="0"/>
-    <w:lsdException w:name="Medium Grid 1 Accent 5" w:semiHidden="0" w:uiPriority="67" w:unhideWhenUsed="0"/>
-    <w:lsdException w:name="Medium Grid 2 Accent 5" w:semiHidden="0" w:uiPriority="68" w:unhideWhenUsed="0"/>
-    <w:lsdException w:name="Medium Grid 3 Accent 5" w:semiHidden="0" w:uiPriority="69" w:unhideWhenUsed="0"/>
-    <w:lsdException w:name="Dark List Accent 5" w:semiHidden="0" w:uiPriority="70" w:unhideWhenUsed="0"/>
-    <w:lsdException w:name="Colorful Shading Accent 5" w:semiHidden="0" w:uiPriority="71" w:unhideWhenUsed="0"/>
-    <w:lsdException w:name="Colorful List Accent 5" w:semiHidden="0" w:uiPriority="72" w:unhideWhenUsed="0"/>
-    <w:lsdException w:name="Colorful Grid Accent 5" w:semiHidden="0" w:uiPriority="73" w:unhideWhenUsed="0"/>
-    <w:lsdException w:name="Light Shading Accent 6" w:semiHidden="0" w:uiPriority="60" w:unhideWhenUsed="0"/>
-    <w:lsdException w:name="Light List Accent 6" w:semiHidden="0" w:uiPriority="61" w:unhideWhenUsed="0"/>
-    <w:lsdException w:name="Light Grid Accent 6" w:semiHidden="0" w:uiPriority="62" w:unhideWhenUsed="0"/>
-    <w:lsdException w:name="Medium Shading 1 Accent 6" w:semiHidden="0" w:uiPriority="63" w:unhideWhenUsed="0"/>
-    <w:lsdException w:name="Medium Shading 2 Accent 6" w:semiHidden="0" w:uiPriority="64" w:unhideWhenUsed="0"/>
-    <w:lsdException w:name="Medium List 1 Accent 6" w:semiHidden="0" w:uiPriority="65" w:unhideWhenUsed="0"/>
-    <w:lsdException w:name="Medium List 2 Accent 6" w:semiHidden="0" w:uiPriority="66" w:unhideWhenUsed="0"/>
-    <w:lsdException w:name="Medium Grid 1 Accent 6" w:semiHidden="0" w:uiPriority="67" w:unhideWhenUsed="0"/>
-    <w:lsdException w:name="Medium Grid 2 Accent 6" w:semiHidden="0" w:uiPriority="68" w:unhideWhenUsed="0"/>
-    <w:lsdException w:name="Medium Grid 3 Accent 6" w:semiHidden="0" w:uiPriority="69" w:unhideWhenUsed="0"/>
-    <w:lsdException w:name="Dark List Accent 6" w:semiHidden="0" w:uiPriority="70" w:unhideWhenUsed="0"/>
-    <w:lsdException w:name="Colorful Shading Accent 6" w:semiHidden="0" w:uiPriority="71" w:unhideWhenUsed="0"/>
-    <w:lsdException w:name="Colorful List Accent 6" w:semiHidden="0" w:uiPriority="72" w:unhideWhenUsed="0"/>
-    <w:lsdException w:name="Colorful Grid Accent 6" w:semiHidden="0" w:uiPriority="73" w:unhideWhenUsed="0"/>
-    <w:lsdException w:name="Subtle Emphasis" w:semiHidden="0" w:uiPriority="19" w:unhideWhenUsed="0" w:qFormat="1"/>
-    <w:lsdException w:name="Intense Emphasis" w:semiHidden="0" w:uiPriority="21" w:unhideWhenUsed="0" w:qFormat="1"/>
-    <w:lsdException w:name="Subtle Reference" w:semiHidden="0" w:uiPriority="31" w:unhideWhenUsed="0" w:qFormat="1"/>
-    <w:lsdException w:name="Intense Reference" w:semiHidden="0" w:uiPriority="32" w:unhideWhenUsed="0" w:qFormat="1"/>
-    <w:lsdException w:name="Book Title" w:semiHidden="0" w:uiPriority="33" w:unhideWhenUsed="0" w:qFormat="1"/>
-    <w:lsdException w:name="Bibliography" w:uiPriority="37"/>
-    <w:lsdException w:name="TOC Heading" w:uiPriority="39" w:qFormat="1"/>
+  <w:latentStyles w:defLockedState="0" w:defUIPriority="99" w:defSemiHidden="0" w:defUnhideWhenUsed="0" w:defQFormat="0" w:count="375">
+    <w:lsdException w:name="Normal" w:uiPriority="0" w:qFormat="1"/>
+    <w:lsdException w:name="heading 1" w:uiPriority="9" w:qFormat="1"/>
+    <w:lsdException w:name="heading 2" w:semiHidden="1" w:uiPriority="9" w:unhideWhenUsed="1" w:qFormat="1"/>
+    <w:lsdException w:name="heading 3" w:semiHidden="1" w:uiPriority="9" w:unhideWhenUsed="1" w:qFormat="1"/>
+    <w:lsdException w:name="heading 4" w:semiHidden="1" w:uiPriority="9" w:unhideWhenUsed="1" w:qFormat="1"/>
+    <w:lsdException w:name="heading 5" w:semiHidden="1" w:uiPriority="9" w:unhideWhenUsed="1" w:qFormat="1"/>
+    <w:lsdException w:name="heading 6" w:semiHidden="1" w:uiPriority="9" w:unhideWhenUsed="1" w:qFormat="1"/>
+    <w:lsdException w:name="heading 7" w:semiHidden="1" w:uiPriority="9" w:unhideWhenUsed="1" w:qFormat="1"/>
+    <w:lsdException w:name="heading 8" w:semiHidden="1" w:uiPriority="9" w:unhideWhenUsed="1" w:qFormat="1"/>
+    <w:lsdException w:name="heading 9" w:semiHidden="1" w:uiPriority="9" w:unhideWhenUsed="1" w:qFormat="1"/>
+    <w:lsdException w:name="index 1" w:semiHidden="1" w:unhideWhenUsed="1"/>
+    <w:lsdException w:name="index 2" w:semiHidden="1" w:unhideWhenUsed="1"/>
+    <w:lsdException w:name="index 3" w:semiHidden="1" w:unhideWhenUsed="1"/>
+    <w:lsdException w:name="index 4" w:semiHidden="1" w:unhideWhenUsed="1"/>
+    <w:lsdException w:name="index 5" w:semiHidden="1" w:unhideWhenUsed="1"/>
+    <w:lsdException w:name="index 6" w:semiHidden="1" w:unhideWhenUsed="1"/>
+    <w:lsdException w:name="index 7" w:semiHidden="1" w:unhideWhenUsed="1"/>
+    <w:lsdException w:name="index 8" w:semiHidden="1" w:unhideWhenUsed="1"/>
+    <w:lsdException w:name="index 9" w:semiHidden="1" w:unhideWhenUsed="1"/>
+    <w:lsdException w:name="toc 1" w:semiHidden="1" w:uiPriority="39" w:unhideWhenUsed="1"/>
+    <w:lsdException w:name="toc 2" w:semiHidden="1" w:uiPriority="39" w:unhideWhenUsed="1"/>
+    <w:lsdException w:name="toc 3" w:semiHidden="1" w:uiPriority="39" w:unhideWhenUsed="1"/>
+    <w:lsdException w:name="toc 4" w:semiHidden="1" w:uiPriority="39" w:unhideWhenUsed="1"/>
+    <w:lsdException w:name="toc 5" w:semiHidden="1" w:uiPriority="39" w:unhideWhenUsed="1"/>
+    <w:lsdException w:name="toc 6" w:semiHidden="1" w:uiPriority="39" w:unhideWhenUsed="1"/>
+    <w:lsdException w:name="toc 7" w:semiHidden="1" w:uiPriority="39" w:unhideWhenUsed="1"/>
+    <w:lsdException w:name="toc 8" w:semiHidden="1" w:uiPriority="39" w:unhideWhenUsed="1"/>
+    <w:lsdException w:name="toc 9" w:semiHidden="1" w:uiPriority="39" w:unhideWhenUsed="1"/>
+    <w:lsdException w:name="Normal Indent" w:semiHidden="1" w:unhideWhenUsed="1"/>
+    <w:lsdException w:name="footnote text" w:semiHidden="1" w:unhideWhenUsed="1"/>
+    <w:lsdException w:name="annotation text" w:semiHidden="1" w:unhideWhenUsed="1"/>
+    <w:lsdException w:name="header" w:semiHidden="1" w:unhideWhenUsed="1"/>
+    <w:lsdException w:name="footer" w:semiHidden="1" w:unhideWhenUsed="1"/>
+    <w:lsdException w:name="index heading" w:semiHidden="1" w:unhideWhenUsed="1"/>
+    <w:lsdException w:name="caption" w:semiHidden="1" w:uiPriority="35" w:unhideWhenUsed="1" w:qFormat="1"/>
+    <w:lsdException w:name="table of figures" w:semiHidden="1" w:unhideWhenUsed="1"/>
+    <w:lsdException w:name="envelope address" w:semiHidden="1" w:unhideWhenUsed="1"/>
+    <w:lsdException w:name="envelope return" w:semiHidden="1" w:unhideWhenUsed="1"/>
+    <w:lsdException w:name="footnote reference" w:semiHidden="1" w:unhideWhenUsed="1"/>
+    <w:lsdException w:name="annotation reference" w:semiHidden="1" w:unhideWhenUsed="1"/>
+    <w:lsdException w:name="line number" w:semiHidden="1" w:unhideWhenUsed="1"/>
+    <w:lsdException w:name="page number" w:semiHidden="1" w:unhideWhenUsed="1"/>
+    <w:lsdException w:name="endnote reference" w:semiHidden="1" w:unhideWhenUsed="1"/>
+    <w:lsdException w:name="endnote text" w:semiHidden="1" w:unhideWhenUsed="1"/>
+    <w:lsdException w:name="table of authorities" w:semiHidden="1" w:unhideWhenUsed="1"/>
+    <w:lsdException w:name="macro" w:semiHidden="1" w:unhideWhenUsed="1"/>
+    <w:lsdException w:name="toa heading" w:semiHidden="1" w:unhideWhenUsed="1"/>
+    <w:lsdException w:name="List" w:semiHidden="1" w:unhideWhenUsed="1"/>
+    <w:lsdException w:name="List Bullet" w:semiHidden="1" w:unhideWhenUsed="1"/>
+    <w:lsdException w:name="List Number" w:semiHidden="1" w:unhideWhenUsed="1"/>
+    <w:lsdException w:name="List 2" w:semiHidden="1" w:unhideWhenUsed="1"/>
+    <w:lsdException w:name="List 3" w:semiHidden="1" w:unhideWhenUsed="1"/>
+    <w:lsdException w:name="List 4" w:semiHidden="1" w:unhideWhenUsed="1"/>
+    <w:lsdException w:name="List 5" w:semiHidden="1" w:unhideWhenUsed="1"/>
+    <w:lsdException w:name="List Bullet 2" w:semiHidden="1" w:unhideWhenUsed="1"/>
+    <w:lsdException w:name="List Bullet 3" w:semiHidden="1" w:unhideWhenUsed="1"/>
+    <w:lsdException w:name="List Bullet 4" w:semiHidden="1" w:unhideWhenUsed="1"/>
+    <w:lsdException w:name="List Bullet 5" w:semiHidden="1" w:unhideWhenUsed="1"/>
+    <w:lsdException w:name="List Number 2" w:semiHidden="1" w:unhideWhenUsed="1"/>
+    <w:lsdException w:name="List Number 3" w:semiHidden="1" w:unhideWhenUsed="1"/>
+    <w:lsdException w:name="List Number 4" w:semiHidden="1" w:unhideWhenUsed="1"/>
+    <w:lsdException w:name="List Number 5" w:semiHidden="1" w:unhideWhenUsed="1"/>
+    <w:lsdException w:name="Title" w:uiPriority="10" w:qFormat="1"/>
+    <w:lsdException w:name="Closing" w:semiHidden="1" w:unhideWhenUsed="1"/>
+    <w:lsdException w:name="Signature" w:semiHidden="1" w:unhideWhenUsed="1"/>
+    <w:lsdException w:name="Default Paragraph Font" w:semiHidden="1" w:uiPriority="1" w:unhideWhenUsed="1"/>
+    <w:lsdException w:name="Body Text" w:semiHidden="1" w:unhideWhenUsed="1"/>
+    <w:lsdException w:name="Body Text Indent" w:semiHidden="1" w:unhideWhenUsed="1"/>
+    <w:lsdException w:name="List Continue" w:semiHidden="1" w:unhideWhenUsed="1"/>
+    <w:lsdException w:name="List Continue 2" w:semiHidden="1" w:unhideWhenUsed="1"/>
+    <w:lsdException w:name="List Continue 3" w:semiHidden="1" w:unhideWhenUsed="1"/>
+    <w:lsdException w:name="List Continue 4" w:semiHidden="1" w:unhideWhenUsed="1"/>
+    <w:lsdException w:name="List Continue 5" w:semiHidden="1" w:unhideWhenUsed="1"/>
+    <w:lsdException w:name="Message Header" w:semiHidden="1" w:unhideWhenUsed="1"/>
+    <w:lsdException w:name="Subtitle" w:uiPriority="11" w:qFormat="1"/>
+    <w:lsdException w:name="Salutation" w:semiHidden="1" w:unhideWhenUsed="1"/>
+    <w:lsdException w:name="Date" w:semiHidden="1" w:unhideWhenUsed="1"/>
+    <w:lsdException w:name="Body Text First Indent" w:semiHidden="1" w:unhideWhenUsed="1"/>
+    <w:lsdException w:name="Body Text First Indent 2" w:semiHidden="1" w:unhideWhenUsed="1"/>
+    <w:lsdException w:name="Note Heading" w:semiHidden="1" w:unhideWhenUsed="1"/>
+    <w:lsdException w:name="Body Text 2" w:semiHidden="1" w:unhideWhenUsed="1"/>
+    <w:lsdException w:name="Body Text 3" w:semiHidden="1" w:unhideWhenUsed="1"/>
+    <w:lsdException w:name="Body Text Indent 2" w:semiHidden="1" w:unhideWhenUsed="1"/>
+    <w:lsdException w:name="Body Text Indent 3" w:semiHidden="1" w:unhideWhenUsed="1"/>
+    <w:lsdException w:name="Block Text" w:semiHidden="1" w:unhideWhenUsed="1"/>
+    <w:lsdException w:name="Hyperlink" w:semiHidden="1" w:unhideWhenUsed="1"/>
+    <w:lsdException w:name="FollowedHyperlink" w:semiHidden="1" w:unhideWhenUsed="1"/>
+    <w:lsdException w:name="Strong" w:uiPriority="22" w:qFormat="1"/>
+    <w:lsdException w:name="Emphasis" w:uiPriority="20" w:qFormat="1"/>
+    <w:lsdException w:name="Document Map" w:semiHidden="1" w:unhideWhenUsed="1"/>
+    <w:lsdException w:name="Plain Text" w:semiHidden="1" w:unhideWhenUsed="1"/>
+    <w:lsdException w:name="E-mail Signature" w:semiHidden="1" w:unhideWhenUsed="1"/>
+    <w:lsdException w:name="HTML Top of Form" w:semiHidden="1" w:unhideWhenUsed="1"/>
+    <w:lsdException w:name="HTML Bottom of Form" w:semiHidden="1" w:unhideWhenUsed="1"/>
+    <w:lsdException w:name="Normal (Web)" w:semiHidden="1" w:unhideWhenUsed="1"/>
+    <w:lsdException w:name="HTML Acronym" w:semiHidden="1" w:unhideWhenUsed="1"/>
+    <w:lsdException w:name="HTML Address" w:semiHidden="1" w:unhideWhenUsed="1"/>
+    <w:lsdException w:name="HTML Cite" w:semiHidden="1" w:unhideWhenUsed="1"/>
+    <w:lsdException w:name="HTML Code" w:semiHidden="1" w:unhideWhenUsed="1"/>
+    <w:lsdException w:name="HTML Definition" w:semiHidden="1" w:unhideWhenUsed="1"/>
+    <w:lsdException w:name="HTML Keyboard" w:semiHidden="1" w:unhideWhenUsed="1"/>
+    <w:lsdException w:name="HTML Preformatted" w:semiHidden="1" w:unhideWhenUsed="1"/>
+    <w:lsdException w:name="HTML Sample" w:semiHidden="1" w:unhideWhenUsed="1"/>
+    <w:lsdException w:name="HTML Typewriter" w:semiHidden="1" w:unhideWhenUsed="1"/>
+    <w:lsdException w:name="HTML Variable" w:semiHidden="1" w:unhideWhenUsed="1"/>
+    <w:lsdException w:name="Normal Table" w:semiHidden="1" w:unhideWhenUsed="1"/>
+    <w:lsdException w:name="annotation subject" w:semiHidden="1" w:unhideWhenUsed="1"/>
+    <w:lsdException w:name="No List" w:semiHidden="1" w:unhideWhenUsed="1"/>
+    <w:lsdException w:name="Outline List 1" w:semiHidden="1" w:unhideWhenUsed="1"/>
+    <w:lsdException w:name="Outline List 2" w:semiHidden="1" w:unhideWhenUsed="1"/>
+    <w:lsdException w:name="Outline List 3" w:semiHidden="1" w:unhideWhenUsed="1"/>
+    <w:lsdException w:name="Table Simple 1" w:semiHidden="1" w:unhideWhenUsed="1"/>
+    <w:lsdException w:name="Table Simple 2" w:semiHidden="1" w:unhideWhenUsed="1"/>
+    <w:lsdException w:name="Table Simple 3" w:semiHidden="1" w:unhideWhenUsed="1"/>
+    <w:lsdException w:name="Table Classic 1" w:semiHidden="1" w:unhideWhenUsed="1"/>
+    <w:lsdException w:name="Table Classic 2" w:semiHidden="1" w:unhideWhenUsed="1"/>
+    <w:lsdException w:name="Table Classic 3" w:semiHidden="1" w:unhideWhenUsed="1"/>
+    <w:lsdException w:name="Table Classic 4" w:semiHidden="1" w:unhideWhenUsed="1"/>
+    <w:lsdException w:name="Table Colorful 1" w:semiHidden="1" w:unhideWhenUsed="1"/>
+    <w:lsdException w:name="Table Colorful 2" w:semiHidden="1" w:unhideWhenUsed="1"/>
+    <w:lsdException w:name="Table Colorful 3" w:semiHidden="1" w:unhideWhenUsed="1"/>
+    <w:lsdException w:name="Table Columns 1" w:semiHidden="1" w:unhideWhenUsed="1"/>
+    <w:lsdException w:name="Table Columns 2" w:semiHidden="1" w:unhideWhenUsed="1"/>
+    <w:lsdException w:name="Table Columns 3" w:semiHidden="1" w:unhideWhenUsed="1"/>
+    <w:lsdException w:name="Table Columns 4" w:semiHidden="1" w:unhideWhenUsed="1"/>
+    <w:lsdException w:name="Table Columns 5" w:semiHidden="1" w:unhideWhenUsed="1"/>
+    <w:lsdException w:name="Table Grid 1" w:semiHidden="1" w:unhideWhenUsed="1"/>
+    <w:lsdException w:name="Table Grid 2" w:semiHidden="1" w:unhideWhenUsed="1"/>
+    <w:lsdException w:name="Table Grid 3" w:semiHidden="1" w:unhideWhenUsed="1"/>
+    <w:lsdException w:name="Table Grid 4" w:semiHidden="1" w:unhideWhenUsed="1"/>
+    <w:lsdException w:name="Table Grid 5" w:semiHidden="1" w:unhideWhenUsed="1"/>
+    <w:lsdException w:name="Table Grid 6" w:semiHidden="1" w:unhideWhenUsed="1"/>
+    <w:lsdException w:name="Table Grid 7" w:semiHidden="1" w:unhideWhenUsed="1"/>
+    <w:lsdException w:name="Table Grid 8" w:semiHidden="1" w:unhideWhenUsed="1"/>
+    <w:lsdException w:name="Table List 1" w:semiHidden="1" w:unhideWhenUsed="1"/>
+    <w:lsdException w:name="Table List 2" w:semiHidden="1" w:unhideWhenUsed="1"/>
+    <w:lsdException w:name="Table List 3" w:semiHidden="1" w:unhideWhenUsed="1"/>
+    <w:lsdException w:name="Table List 4" w:semiHidden="1" w:unhideWhenUsed="1"/>
+    <w:lsdException w:name="Table List 5" w:semiHidden="1" w:unhideWhenUsed="1"/>
+    <w:lsdException w:name="Table List 6" w:semiHidden="1" w:unhideWhenUsed="1"/>
+    <w:lsdException w:name="Table List 7" w:semiHidden="1" w:unhideWhenUsed="1"/>
+    <w:lsdException w:name="Table List 8" w:semiHidden="1" w:unhideWhenUsed="1"/>
+    <w:lsdException w:name="Table 3D effects 1" w:semiHidden="1" w:unhideWhenUsed="1"/>
+    <w:lsdException w:name="Table 3D effects 2" w:semiHidden="1" w:unhideWhenUsed="1"/>
+    <w:lsdException w:name="Table 3D effects 3" w:semiHidden="1" w:unhideWhenUsed="1"/>
+    <w:lsdException w:name="Table Contemporary" w:semiHidden="1" w:unhideWhenUsed="1"/>
+    <w:lsdException w:name="Table Elegant" w:semiHidden="1" w:unhideWhenUsed="1"/>
+    <w:lsdException w:name="Table Professional" w:semiHidden="1" w:unhideWhenUsed="1"/>
+    <w:lsdException w:name="Table Subtle 1" w:semiHidden="1" w:unhideWhenUsed="1"/>
+    <w:lsdException w:name="Table Subtle 2" w:semiHidden="1" w:unhideWhenUsed="1"/>
+    <w:lsdException w:name="Table Web 1" w:semiHidden="1" w:unhideWhenUsed="1"/>
+    <w:lsdException w:name="Table Web 2" w:semiHidden="1" w:unhideWhenUsed="1"/>
+    <w:lsdException w:name="Table Web 3" w:semiHidden="1" w:unhideWhenUsed="1"/>
+    <w:lsdException w:name="Balloon Text" w:semiHidden="1" w:unhideWhenUsed="1"/>
+    <w:lsdException w:name="Table Grid" w:semiHidden="1" w:uiPriority="39" w:unhideWhenUsed="1"/>
+    <w:lsdException w:name="Table Theme" w:semiHidden="1" w:unhideWhenUsed="1"/>
+    <w:lsdException w:name="Placeholder Text" w:semiHidden="1"/>
+    <w:lsdException w:name="No Spacing" w:uiPriority="1" w:qFormat="1"/>
+    <w:lsdException w:name="Light Shading" w:uiPriority="60"/>
+    <w:lsdException w:name="Light List" w:uiPriority="61"/>
+    <w:lsdException w:name="Light Grid" w:uiPriority="62"/>
+    <w:lsdException w:name="Medium Shading 1" w:uiPriority="63"/>
+    <w:lsdException w:name="Medium Shading 2" w:uiPriority="64"/>
+    <w:lsdException w:name="Medium List 1" w:uiPriority="65"/>
+    <w:lsdException w:name="Medium List 2" w:uiPriority="66"/>
+    <w:lsdException w:name="Medium Grid 1" w:uiPriority="67"/>
+    <w:lsdException w:name="Medium Grid 2" w:uiPriority="68"/>
+    <w:lsdException w:name="Medium Grid 3" w:uiPriority="69"/>
+    <w:lsdException w:name="Dark List" w:uiPriority="70"/>
+    <w:lsdException w:name="Colorful Shading" w:uiPriority="71"/>
+    <w:lsdException w:name="Colorful List" w:uiPriority="72"/>
+    <w:lsdException w:name="Colorful Grid" w:uiPriority="73"/>
+    <w:lsdException w:name="Light Shading Accent 1" w:uiPriority="60"/>
+    <w:lsdException w:name="Light List Accent 1" w:uiPriority="61"/>
+    <w:lsdException w:name="Light Grid Accent 1" w:uiPriority="62"/>
+    <w:lsdException w:name="Medium Shading 1 Accent 1" w:uiPriority="63"/>
+    <w:lsdException w:name="Medium Shading 2 Accent 1" w:uiPriority="64"/>
+    <w:lsdException w:name="Medium List 1 Accent 1" w:uiPriority="65"/>
+    <w:lsdException w:name="Revision" w:semiHidden="1"/>
+    <w:lsdException w:name="List Paragraph" w:uiPriority="34" w:qFormat="1"/>
+    <w:lsdException w:name="Quote" w:uiPriority="29" w:qFormat="1"/>
+    <w:lsdException w:name="Intense Quote" w:uiPriority="30" w:qFormat="1"/>
+    <w:lsdException w:name="Medium List 2 Accent 1" w:uiPriority="66"/>
+    <w:lsdException w:name="Medium Grid 1 Accent 1" w:uiPriority="67"/>
+    <w:lsdException w:name="Medium Grid 2 Accent 1" w:uiPriority="68"/>
+    <w:lsdException w:name="Medium Grid 3 Accent 1" w:uiPriority="69"/>
+    <w:lsdException w:name="Dark List Accent 1" w:uiPriority="70"/>
+    <w:lsdException w:name="Colorful Shading Accent 1" w:uiPriority="71"/>
+    <w:lsdException w:name="Colorful List Accent 1" w:uiPriority="72"/>
+    <w:lsdException w:name="Colorful Grid Accent 1" w:uiPriority="73"/>
+    <w:lsdException w:name="Light Shading Accent 2" w:uiPriority="60"/>
+    <w:lsdException w:name="Light List Accent 2" w:uiPriority="61"/>
+    <w:lsdException w:name="Light Grid Accent 2" w:uiPriority="62"/>
+    <w:lsdException w:name="Medium Shading 1 Accent 2" w:uiPriority="63"/>
+    <w:lsdException w:name="Medium Shading 2 Accent 2" w:uiPriority="64"/>
+    <w:lsdException w:name="Medium List 1 Accent 2" w:uiPriority="65"/>
+    <w:lsdException w:name="Medium List 2 Accent 2" w:uiPriority="66"/>
+    <w:lsdException w:name="Medium Grid 1 Accent 2" w:uiPriority="67"/>
+    <w:lsdException w:name="Medium Grid 2 Accent 2" w:uiPriority="68"/>
+    <w:lsdException w:name="Medium Grid 3 Accent 2" w:uiPriority="69"/>
+    <w:lsdException w:name="Dark List Accent 2" w:uiPriority="70"/>
+    <w:lsdException w:name="Colorful Shading Accent 2" w:uiPriority="71"/>
+    <w:lsdException w:name="Colorful List Accent 2" w:uiPriority="72"/>
+    <w:lsdException w:name="Colorful Grid Accent 2" w:uiPriority="73"/>
+    <w:lsdException w:name="Light Shading Accent 3" w:uiPriority="60"/>
+    <w:lsdException w:name="Light List Accent 3" w:uiPriority="61"/>
+    <w:lsdException w:name="Light Grid Accent 3" w:uiPriority="62"/>
+    <w:lsdException w:name="Medium Shading 1 Accent 3" w:uiPriority="63"/>
+    <w:lsdException w:name="Medium Shading 2 Accent 3" w:uiPriority="64"/>
+    <w:lsdException w:name="Medium List 1 Accent 3" w:uiPriority="65"/>
+    <w:lsdException w:name="Medium List 2 Accent 3" w:uiPriority="66"/>
+    <w:lsdException w:name="Medium Grid 1 Accent 3" w:uiPriority="67"/>
+    <w:lsdException w:name="Medium Grid 2 Accent 3" w:uiPriority="68"/>
+    <w:lsdException w:name="Medium Grid 3 Accent 3" w:uiPriority="69"/>
+    <w:lsdException w:name="Dark List Accent 3" w:uiPriority="70"/>
+    <w:lsdException w:name="Colorful Shading Accent 3" w:uiPriority="71"/>
+    <w:lsdException w:name="Colorful List Accent 3" w:uiPriority="72"/>
+    <w:lsdException w:name="Colorful Grid Accent 3" w:uiPriority="73"/>
+    <w:lsdException w:name="Light Shading Accent 4" w:uiPriority="60"/>
+    <w:lsdException w:name="Light List Accent 4" w:uiPriority="61"/>
+    <w:lsdException w:name="Light Grid Accent 4" w:uiPriority="62"/>
+    <w:lsdException w:name="Medium Shading 1 Accent 4" w:uiPriority="63"/>
+    <w:lsdException w:name="Medium Shading 2 Accent 4" w:uiPriority="64"/>
+    <w:lsdException w:name="Medium List 1 Accent 4" w:uiPriority="65"/>
+    <w:lsdException w:name="Medium List 2 Accent 4" w:uiPriority="66"/>
+    <w:lsdException w:name="Medium Grid 1 Accent 4" w:uiPriority="67"/>
+    <w:lsdException w:name="Medium Grid 2 Accent 4" w:uiPriority="68"/>
+    <w:lsdException w:name="Medium Grid 3 Accent 4" w:uiPriority="69"/>
+    <w:lsdException w:name="Dark List Accent 4" w:uiPriority="70"/>
+    <w:lsdException w:name="Colorful Shading Accent 4" w:uiPriority="71"/>
+    <w:lsdException w:name="Colorful List Accent 4" w:uiPriority="72"/>
+    <w:lsdException w:name="Colorful Grid Accent 4" w:uiPriority="73"/>
+    <w:lsdException w:name="Light Shading Accent 5" w:uiPriority="60"/>
+    <w:lsdException w:name="Light List Accent 5" w:uiPriority="61"/>
+    <w:lsdException w:name="Light Grid Accent 5" w:uiPriority="62"/>
+    <w:lsdException w:name="Medium Shading 1 Accent 5" w:uiPriority="63"/>
+    <w:lsdException w:name="Medium Shading 2 Accent 5" w:uiPriority="64"/>
+    <w:lsdException w:name="Medium List 1 Accent 5" w:uiPriority="65"/>
+    <w:lsdException w:name="Medium List 2 Accent 5" w:uiPriority="66"/>
+    <w:lsdException w:name="Medium Grid 1 Accent 5" w:uiPriority="67"/>
+    <w:lsdException w:name="Medium Grid 2 Accent 5" w:uiPriority="68"/>
+    <w:lsdException w:name="Medium Grid 3 Accent 5" w:uiPriority="69"/>
+    <w:lsdException w:name="Dark List Accent 5" w:uiPriority="70"/>
+    <w:lsdException w:name="Colorful Shading Accent 5" w:uiPriority="71"/>
+    <w:lsdException w:name="Colorful List Accent 5" w:uiPriority="72"/>
+    <w:lsdException w:name="Colorful Grid Accent 5" w:uiPriority="73"/>
+    <w:lsdException w:name="Light Shading Accent 6" w:uiPriority="60"/>
+    <w:lsdException w:name="Light List Accent 6" w:uiPriority="61"/>
+    <w:lsdException w:name="Light Grid Accent 6" w:uiPriority="62"/>
+    <w:lsdException w:name="Medium Shading 1 Accent 6" w:uiPriority="63"/>
+    <w:lsdException w:name="Medium Shading 2 Accent 6" w:uiPriority="64"/>
+    <w:lsdException w:name="Medium List 1 Accent 6" w:uiPriority="65"/>
+    <w:lsdException w:name="Medium List 2 Accent 6" w:uiPriority="66"/>
+    <w:lsdException w:name="Medium Grid 1 Accent 6" w:uiPriority="67"/>
+    <w:lsdException w:name="Medium Grid 2 Accent 6" w:uiPriority="68"/>
+    <w:lsdException w:name="Medium Grid 3 Accent 6" w:uiPriority="69"/>
+    <w:lsdException w:name="Dark List Accent 6" w:uiPriority="70"/>
+    <w:lsdException w:name="Colorful Shading Accent 6" w:uiPriority="71"/>
+    <w:lsdException w:name="Colorful List Accent 6" w:uiPriority="72"/>
+    <w:lsdException w:name="Colorful Grid Accent 6" w:uiPriority="73"/>
+    <w:lsdException w:name="Subtle Emphasis" w:uiPriority="19" w:qFormat="1"/>
+    <w:lsdException w:name="Intense Emphasis" w:uiPriority="21" w:qFormat="1"/>
+    <w:lsdException w:name="Subtle Reference" w:uiPriority="31" w:qFormat="1"/>
+    <w:lsdException w:name="Intense Reference" w:uiPriority="32" w:qFormat="1"/>
+    <w:lsdException w:name="Book Title" w:uiPriority="33" w:qFormat="1"/>
+    <w:lsdException w:name="Bibliography" w:semiHidden="1" w:uiPriority="37" w:unhideWhenUsed="1"/>
+    <w:lsdException w:name="TOC Heading" w:semiHidden="1" w:uiPriority="39" w:unhideWhenUsed="1" w:qFormat="1"/>
+    <w:lsdException w:name="Plain Table 1" w:uiPriority="41"/>
+    <w:lsdException w:name="Plain Table 2" w:uiPriority="42"/>
+    <w:lsdException w:name="Plain Table 3" w:uiPriority="43"/>
+    <w:lsdException w:name="Plain Table 4" w:uiPriority="44"/>
+    <w:lsdException w:name="Plain Table 5" w:uiPriority="45"/>
+    <w:lsdException w:name="Grid Table Light" w:uiPriority="40"/>
+    <w:lsdException w:name="Grid Table 1 Light" w:uiPriority="46"/>
+    <w:lsdException w:name="Grid Table 2" w:uiPriority="47"/>
+    <w:lsdException w:name="Grid Table 3" w:uiPriority="48"/>
+    <w:lsdException w:name="Grid Table 4" w:uiPriority="49"/>
+    <w:lsdException w:name="Grid Table 5 Dark" w:uiPriority="50"/>
+    <w:lsdException w:name="Grid Table 6 Colorful" w:uiPriority="51"/>
+    <w:lsdException w:name="Grid Table 7 Colorful" w:uiPriority="52"/>
+    <w:lsdException w:name="Grid Table 1 Light Accent 1" w:uiPriority="46"/>
+    <w:lsdException w:name="Grid Table 2 Accent 1" w:uiPriority="47"/>
+    <w:lsdException w:name="Grid Table 3 Accent 1" w:uiPriority="48"/>
+    <w:lsdException w:name="Grid Table 4 Accent 1" w:uiPriority="49"/>
+    <w:lsdException w:name="Grid Table 5 Dark Accent 1" w:uiPriority="50"/>
+    <w:lsdException w:name="Grid Table 6 Colorful Accent 1" w:uiPriority="51"/>
+    <w:lsdException w:name="Grid Table 7 Colorful Accent 1" w:uiPriority="52"/>
+    <w:lsdException w:name="Grid Table 1 Light Accent 2" w:uiPriority="46"/>
+    <w:lsdException w:name="Grid Table 2 Accent 2" w:uiPriority="47"/>
+    <w:lsdException w:name="Grid Table 3 Accent 2" w:uiPriority="48"/>
+    <w:lsdException w:name="Grid Table 4 Accent 2" w:uiPriority="49"/>
+    <w:lsdException w:name="Grid Table 5 Dark Accent 2" w:uiPriority="50"/>
+    <w:lsdException w:name="Grid Table 6 Colorful Accent 2" w:uiPriority="51"/>
+    <w:lsdException w:name="Grid Table 7 Colorful Accent 2" w:uiPriority="52"/>
+    <w:lsdException w:name="Grid Table 1 Light Accent 3" w:uiPriority="46"/>
+    <w:lsdException w:name="Grid Table 2 Accent 3" w:uiPriority="47"/>
+    <w:lsdException w:name="Grid Table 3 Accent 3" w:uiPriority="48"/>
+    <w:lsdException w:name="Grid Table 4 Accent 3" w:uiPriority="49"/>
+    <w:lsdException w:name="Grid Table 5 Dark Accent 3" w:uiPriority="50"/>
+    <w:lsdException w:name="Grid Table 6 Colorful Accent 3" w:uiPriority="51"/>
+    <w:lsdException w:name="Grid Table 7 Colorful Accent 3" w:uiPriority="52"/>
+    <w:lsdException w:name="Grid Table 1 Light Accent 4" w:uiPriority="46"/>
+    <w:lsdException w:name="Grid Table 2 Accent 4" w:uiPriority="47"/>
+    <w:lsdException w:name="Grid Table 3 Accent 4" w:uiPriority="48"/>
+    <w:lsdException w:name="Grid Table 4 Accent 4" w:uiPriority="49"/>
+    <w:lsdException w:name="Grid Table 5 Dark Accent 4" w:uiPriority="50"/>
+    <w:lsdException w:name="Grid Table 6 Colorful Accent 4" w:uiPriority="51"/>
+    <w:lsdException w:name="Grid Table 7 Colorful Accent 4" w:uiPriority="52"/>
+    <w:lsdException w:name="Grid Table 1 Light Accent 5" w:uiPriority="46"/>
+    <w:lsdException w:name="Grid Table 2 Accent 5" w:uiPriority="47"/>
+    <w:lsdException w:name="Grid Table 3 Accent 5" w:uiPriority="48"/>
+    <w:lsdException w:name="Grid Table 4 Accent 5" w:uiPriority="49"/>
+    <w:lsdException w:name="Grid Table 5 Dark Accent 5" w:uiPriority="50"/>
+    <w:lsdException w:name="Grid Table 6 Colorful Accent 5" w:uiPriority="51"/>
+    <w:lsdException w:name="Grid Table 7 Colorful Accent 5" w:uiPriority="52"/>
+    <w:lsdException w:name="Grid Table 1 Light Accent 6" w:uiPriority="46"/>
+    <w:lsdException w:name="Grid Table 2 Accent 6" w:uiPriority="47"/>
+    <w:lsdException w:name="Grid Table 3 Accent 6" w:uiPriority="48"/>
+    <w:lsdException w:name="Grid Table 4 Accent 6" w:uiPriority="49"/>
+    <w:lsdException w:name="Grid Table 5 Dark Accent 6" w:uiPriority="50"/>
+    <w:lsdException w:name="Grid Table 6 Colorful Accent 6" w:uiPriority="51"/>
+    <w:lsdException w:name="Grid Table 7 Colorful Accent 6" w:uiPriority="52"/>
+    <w:lsdException w:name="List Table 1 Light" w:uiPriority="46"/>
+    <w:lsdException w:name="List Table 2" w:uiPriority="47"/>
+    <w:lsdException w:name="List Table 3" w:uiPriority="48"/>
+    <w:lsdException w:name="List Table 4" w:uiPriority="49"/>
+    <w:lsdException w:name="List Table 5 Dark" w:uiPriority="50"/>
+    <w:lsdException w:name="List Table 6 Colorful" w:uiPriority="51"/>
+    <w:lsdException w:name="List Table 7 Colorful" w:uiPriority="52"/>
+    <w:lsdException w:name="List Table 1 Light Accent 1" w:uiPriority="46"/>
+    <w:lsdException w:name="List Table 2 Accent 1" w:uiPriority="47"/>
+    <w:lsdException w:name="List Table 3 Accent 1" w:uiPriority="48"/>
+    <w:lsdException w:name="List Table 4 Accent 1" w:uiPriority="49"/>
+    <w:lsdException w:name="List Table 5 Dark Accent 1" w:uiPriority="50"/>
+    <w:lsdException w:name="List Table 6 Colorful Accent 1" w:uiPriority="51"/>
+    <w:lsdException w:name="List Table 7 Colorful Accent 1" w:uiPriority="52"/>
+    <w:lsdException w:name="List Table 1 Light Accent 2" w:uiPriority="46"/>
+    <w:lsdException w:name="List Table 2 Accent 2" w:uiPriority="47"/>
+    <w:lsdException w:name="List Table 3 Accent 2" w:uiPriority="48"/>
+    <w:lsdException w:name="List Table 4 Accent 2" w:uiPriority="49"/>
+    <w:lsdException w:name="List Table 5 Dark Accent 2" w:uiPriority="50"/>
+    <w:lsdException w:name="List Table 6 Colorful Accent 2" w:uiPriority="51"/>
+    <w:lsdException w:name="List Table 7 Colorful Accent 2" w:uiPriority="52"/>
+    <w:lsdException w:name="List Table 1 Light Accent 3" w:uiPriority="46"/>
+    <w:lsdException w:name="List Table 2 Accent 3" w:uiPriority="47"/>
+    <w:lsdException w:name="List Table 3 Accent 3" w:uiPriority="48"/>
+    <w:lsdException w:name="List Table 4 Accent 3" w:uiPriority="49"/>
+    <w:lsdException w:name="List Table 5 Dark Accent 3" w:uiPriority="50"/>
+    <w:lsdException w:name="List Table 6 Colorful Accent 3" w:uiPriority="51"/>
+    <w:lsdException w:name="List Table 7 Colorful Accent 3" w:uiPriority="52"/>
+    <w:lsdException w:name="List Table 1 Light Accent 4" w:uiPriority="46"/>
+    <w:lsdException w:name="List Table 2 Accent 4" w:uiPriority="47"/>
+    <w:lsdException w:name="List Table 3 Accent 4" w:uiPriority="48"/>
+    <w:lsdException w:name="List Table 4 Accent 4" w:uiPriority="49"/>
+    <w:lsdException w:name="List Table 5 Dark Accent 4" w:uiPriority="50"/>
+    <w:lsdException w:name="List Table 6 Colorful Accent 4" w:uiPriority="51"/>
+    <w:lsdException w:name="List Table 7 Colorful Accent 4" w:uiPriority="52"/>
+    <w:lsdException w:name="List Table 1 Light Accent 5" w:uiPriority="46"/>
+    <w:lsdException w:name="List Table 2 Accent 5" w:uiPriority="47"/>
+    <w:lsdException w:name="List Table 3 Accent 5" w:uiPriority="48"/>
+    <w:lsdException w:name="List Table 4 Accent 5" w:uiPriority="49"/>
+    <w:lsdException w:name="List Table 5 Dark Accent 5" w:uiPriority="50"/>
+    <w:lsdException w:name="List Table 6 Colorful Accent 5" w:uiPriority="51"/>
+    <w:lsdException w:name="List Table 7 Colorful Accent 5" w:uiPriority="52"/>
+    <w:lsdException w:name="List Table 1 Light Accent 6" w:uiPriority="46"/>
+    <w:lsdException w:name="List Table 2 Accent 6" w:uiPriority="47"/>
+    <w:lsdException w:name="List Table 3 Accent 6" w:uiPriority="48"/>
+    <w:lsdException w:name="List Table 4 Accent 6" w:uiPriority="49"/>
+    <w:lsdException w:name="List Table 5 Dark Accent 6" w:uiPriority="50"/>
+    <w:lsdException w:name="List Table 6 Colorful Accent 6" w:uiPriority="51"/>
+    <w:lsdException w:name="List Table 7 Colorful Accent 6" w:uiPriority="52"/>
+    <w:lsdException w:name="Mention" w:semiHidden="1" w:unhideWhenUsed="1"/>
+    <w:lsdException w:name="Smart Hyperlink" w:semiHidden="1" w:unhideWhenUsed="1"/>
+    <w:lsdException w:name="Hashtag" w:semiHidden="1" w:unhideWhenUsed="1"/>
+    <w:lsdException w:name="Unresolved Mention" w:semiHidden="1" w:unhideWhenUsed="1"/>
   </w:latentStyles>
   <w:style w:type="paragraph" w:default="1" w:styleId="a">
     <w:name w:val="Normal"/>
@@ -7877,7 +7686,7 @@
   <a:extraClrSchemeLst/>
   <a:extLst>
     <a:ext uri="{05A4C25C-085E-4340-85A3-A5531E510DB2}">
-      <thm15:themeFamily xmlns="" xmlns:thm15="http://schemas.microsoft.com/office/thememl/2012/main" name="Office Theme" id="{62F939B6-93AF-4DB8-9C6B-D6C7DFDC589F}" vid="{4A3C46E8-61CC-4603-A589-7422A47A8E4A}"/>
+      <thm15:themeFamily xmlns:thm15="http://schemas.microsoft.com/office/thememl/2012/main" name="Office Theme" id="{62F939B6-93AF-4DB8-9C6B-D6C7DFDC589F}" vid="{4A3C46E8-61CC-4603-A589-7422A47A8E4A}"/>
     </a:ext>
   </a:extLst>
 </a:theme>
